--- a/github/m/Survey2_Word_for_Mendeley/Survey2_Manuscript_cite_by_hand.docx
+++ b/github/m/Survey2_Word_for_Mendeley/Survey2_Manuscript_cite_by_hand.docx
@@ -2183,7 +2183,7 @@
         </w:r>
       </w:hyperlink>
       <w:r>
-        <w:t xml:space="preserve">). Claims that the brain is a quantum computer are treated only in Section</w:t>
+        <w:t xml:space="preserve">). Quantum-inspired optimisation heuristics for robots, such as quantum-behaved particle swarm and quantum-inspired evolutionary algorithms for path planning, scheduling and SLAM, are classical optimisers rather than models of cognition, decision or learning; they are outside this review and are summarised among the emerging directions of the companion survey. Claims that the brain is a quantum computer are treated only in Section</w:t>
       </w:r>
       <w:r>
         <w:t xml:space="preserve"> </w:t>

--- a/github/m/Survey2_Word_for_Mendeley/Survey2_Manuscript_cite_by_hand.docx
+++ b/github/m/Survey2_Word_for_Mendeley/Survey2_Manuscript_cite_by_hand.docx
@@ -2084,21 +2084,42 @@
         <w:t xml:space="preserve"> </w:t>
       </w:r>
       <w:r>
-        <w:t xml:space="preserve">add latency and error without adding modelling power at these sizes. A two- to eight-dimensional QP model can be evaluated in microseconds on an embedded processor (Section</w:t>
-      </w:r>
-      <w:r>
-        <w:t xml:space="preserve"> </w:t>
-      </w:r>
-      <w:hyperlink w:anchor="sec:hw">
-        <w:r>
-          <w:rPr>
-            <w:rStyle w:val="Hyperlink"/>
-          </w:rPr>
-          <w:t xml:space="preserve">20</w:t>
-        </w:r>
-      </w:hyperlink>
-      <w:r>
-        <w:t xml:space="preserve">). The practical barrier to adoption is therefore not hardware but evidence: whether the effects are robust, whether QP models beat well-specified classical alternatives, and whether they improve what autonomous systems actually do.</w:t>
+        <w:t xml:space="preserve">add latency and error without adding modelling power at these sizes. A two- to eight-dimensional QP model can be evaluated in microseconds on an embedded processor (Section 20). The practical barrier to adoption is therefore not hardware but evidence: whether the effects are robust, whether QP models beat well-specified classical alternatives, and whether they improve what autonomous systems actually do.</w:t>
+      </w:r>
+    </w:p>
+    <w:p>
+      <w:pPr>
+        <w:pStyle w:val="BodyText"/>
+      </w:pPr>
+      <w:r>
+        <w:t xml:space="preserve">This sets quantum cognition apart from the other routes by which</w:t>
+      </w:r>
+      <w:r>
+        <w:t xml:space="preserve"> </w:t>
+      </w:r>
+      <w:r>
+        <w:t xml:space="preserve">“</w:t>
+      </w:r>
+      <w:r>
+        <w:t xml:space="preserve">quantum</w:t>
+      </w:r>
+      <w:r>
+        <w:t xml:space="preserve">”</w:t>
+      </w:r>
+      <w:r>
+        <w:t xml:space="preserve"> </w:t>
+      </w:r>
+      <w:r>
+        <w:t xml:space="preserve">enters robotics and AI. Quantum computing for planning, learning or sensing promises speed-ups that depend on hardware that is not yet fast, large or reliable enough for a robot’s control loop </w:t>
+      </w:r>
+      <w:r>
+        <w:rPr>
+          <w:highlight w:val="yellow"/>
+        </w:rPr>
+        <w:t xml:space="preserve">(Preskill 2018; Guru and Chauhan 2026)</w:t>
+      </w:r>
+      <w:r>
+        <w:t xml:space="preserve">. Quantum-inspired optimisers already run on classical machines, but they are heuristics whose quantum vocabulary does not change what they represent. Quantum cognition is the one route whose value is representational rather than computational: it lets an agent represent incompatible perspectives, order-dependent answers and unresolved preferences, the features that classical probability cannot express, on today’s processors. Its benefit, where there is one, therefore does not wait for quantum hardware; it depends only on whether the phenomena it represents matter for the agent’s task. The rest of this review asks where that is the case.</w:t>
       </w:r>
     </w:p>
     <w:bookmarkEnd w:id="23"/>
@@ -2169,35 +2190,7 @@
         <w:t xml:space="preserve"> </w:t>
       </w:r>
       <w:r>
-        <w:t xml:space="preserve">and is not repeated here (Section</w:t>
-      </w:r>
-      <w:r>
-        <w:t xml:space="preserve"> </w:t>
-      </w:r>
-      <w:hyperlink w:anchor="sec:era5-s1">
-        <w:r>
-          <w:rPr>
-            <w:rStyle w:val="Hyperlink"/>
-          </w:rPr>
-          <w:t xml:space="preserve">2.5.4</w:t>
-        </w:r>
-      </w:hyperlink>
-      <w:r>
-        <w:t xml:space="preserve">). Quantum-inspired optimisation heuristics for robots, such as quantum-behaved particle swarm and quantum-inspired evolutionary algorithms for path planning, scheduling and SLAM, are classical optimisers rather than models of cognition, decision or learning; they are outside this review and are summarised among the emerging directions of the companion survey. Claims that the brain is a quantum computer are treated only in Section</w:t>
-      </w:r>
-      <w:r>
-        <w:t xml:space="preserve"> </w:t>
-      </w:r>
-      <w:hyperlink w:anchor="sec:neuro">
-        <w:r>
-          <w:rPr>
-            <w:rStyle w:val="Hyperlink"/>
-          </w:rPr>
-          <w:t xml:space="preserve">21</w:t>
-        </w:r>
-      </w:hyperlink>
-      <w:r>
-        <w:t xml:space="preserve">.</w:t>
+        <w:t xml:space="preserve">and is not repeated here (Section 2.5.4). Quantum-inspired optimisation heuristics for robots, such as quantum-behaved particle swarm and quantum-inspired evolutionary algorithms for path planning, scheduling and SLAM, are classical optimisers rather than models of cognition, decision or learning; they are outside this review and are summarised among the emerging directions of the companion survey. Claims that the brain is a quantum computer are treated only in Section 21.</w:t>
       </w:r>
     </w:p>
     <w:p>
@@ -2480,21 +2473,7 @@
         <w:t xml:space="preserve"> </w:t>
       </w:r>
       <w:r>
-        <w:t xml:space="preserve">only as a metaphor; (E2) was written in a language other than English; (E3) repeated an included work (we kept the most complete version); (E4) concerned physical quantum processes in the brain without a cognitive model (these are discussed, ungraded, in Section</w:t>
-      </w:r>
-      <w:r>
-        <w:t xml:space="preserve"> </w:t>
-      </w:r>
-      <w:hyperlink w:anchor="sec:neuro">
-        <w:r>
-          <w:rPr>
-            <w:rStyle w:val="Hyperlink"/>
-          </w:rPr>
-          <w:t xml:space="preserve">21</w:t>
-        </w:r>
-      </w:hyperlink>
-      <w:r>
-        <w:t xml:space="preserve">); (E5) used quantum computation only to accelerate a robot or learning task, such as optimisation, search, variational-circuit reinforcement learning, sensing or communication, without a cognitive or decision model; or (E6) was not published in a journal, conference, book, thesis or preprint server (for example, project web pages). Works meeting I1 are the</w:t>
+        <w:t xml:space="preserve">only as a metaphor; (E2) was written in a language other than English; (E3) repeated an included work (we kept the most complete version); (E4) concerned physical quantum processes in the brain without a cognitive model (these are discussed, ungraded, in Section 21); (E5) used quantum computation only to accelerate a robot or learning task, such as optimisation, search, variational-circuit reinforcement learning, sensing or communication, without a cognitive or decision model; or (E6) was not published in a journal, conference, book, thesis or preprint server (for example, project web pages). Works meeting I1 are the</w:t>
       </w:r>
       <w:r>
         <w:t xml:space="preserve"> </w:t>
@@ -4158,7 +4137,7 @@
         <w:t xml:space="preserve">(Busemeyer and Bruza 2012)</w:t>
       </w:r>
       <w:r>
-        <w:t xml:space="preserve">; it remains the standard reference (a second edition has since appeared). Its companion target article in Behavioral and Brain Sciences, with open peer commentary, made the case to mainstream cognitive science </w:t>
+        <w:t xml:space="preserve">; it remains the standard reference, and a second edition appeared in 2024. Its companion target article in Behavioral and Brain Sciences, with open peer commentary, made the case to mainstream cognitive science </w:t>
       </w:r>
       <w:r>
         <w:rPr>
@@ -4907,21 +4886,7 @@
         <w:t xml:space="preserve">(Roeder et al. 2023; Meer et al. 2025; S. Humr, Canan, and Demir 2025)</w:t>
       </w:r>
       <w:r>
-        <w:t xml:space="preserve">. Both are candidate models of the human reward-giver in RL from human feedback (Section</w:t>
-      </w:r>
-      <w:r>
-        <w:t xml:space="preserve"> </w:t>
-      </w:r>
-      <w:hyperlink w:anchor="sec:mdp">
-        <w:r>
-          <w:rPr>
-            <w:rStyle w:val="Hyperlink"/>
-          </w:rPr>
-          <w:t xml:space="preserve">10.1</w:t>
-        </w:r>
-      </w:hyperlink>
-      <w:r>
-        <w:t xml:space="preserve">).</w:t>
+        <w:t xml:space="preserve">. Both are candidate models of the human reward-giver in RL from human feedback (Section 10.1).</w:t>
       </w:r>
     </w:p>
     <w:bookmarkEnd w:id="59"/>
@@ -4960,7 +4925,7 @@
         <w:t xml:space="preserve"> </w:t>
       </w:r>
       <w:r>
-        <w:t xml:space="preserve">covers quantum computing, sensing and communication for robots: quantum optimisation and search for planning and scheduling, variational-circuit reinforcement learning, quantum navigation sensors and quantum communication between robots, graded by how close each result comes to a working robot. It found that no quantum-computing method has yet reached deployment on a robot, whereas quantum sensing and communication have, and it treats quantum cognition in a single short section. The present review is the in-depth treatment of the cognitive side. Quantum cognition needs no quantum processor, so its bottleneck is empirical validation rather than hardware. Where the two meet, for example quantum RL and circuit implementations of cognitive models, we refer to the companion survey for hardware constraints. Studies that use quantum computation only as an accelerator are excluded here (criterion E5) and cited only to mark the boundary; eight application studies are discussed in both reviews, from different angles, and are flagged in the dataset (Online Resource 3).</w:t>
+        <w:t xml:space="preserve">covers quantum computing, sensing and communication for robots: quantum optimisation and search for planning and scheduling, variational-circuit reinforcement learning, quantum navigation sensors and quantum communication between robots, graded by how close each result comes to a working robot. It found that no quantum-computing method has yet reached deployment on a robot, whereas quantum sensing and communication have, and it treats quantum cognition in a single short section. The present review is the in-depth treatment of the cognitive side. Quantum cognition needs no quantum processor, so its bottleneck is empirical validation rather than hardware: of the quantum routes into robotics surveyed in the two reviews, it is the only one whose claimed benefit, a better representation of human-like judgement, can be tested on robots and AI systems today. Where the two meet, for example quantum RL and circuit implementations of cognitive models, we refer to the companion survey for hardware constraints. Studies that use quantum computation only as an accelerator are excluded here (criterion E5) and cited only to mark the boundary; eight application studies are discussed in both reviews, from different angles, and are flagged in the dataset (Online Resource 3).</w:t>
       </w:r>
     </w:p>
     <w:bookmarkEnd w:id="60"/>
@@ -4989,21 +4954,7 @@
         <w:pStyle w:val="FirstParagraph"/>
       </w:pPr>
       <w:r>
-        <w:t xml:space="preserve">This section gives the minimum machinery needed to read the rest of the review; derivations are collected in Appendix</w:t>
-      </w:r>
-      <w:r>
-        <w:t xml:space="preserve"> </w:t>
-      </w:r>
-      <w:hyperlink w:anchor="app:math">
-        <w:r>
-          <w:rPr>
-            <w:rStyle w:val="Hyperlink"/>
-          </w:rPr>
-          <w:t xml:space="preserve">[app:math]</w:t>
-        </w:r>
-      </w:hyperlink>
-      <w:r>
-        <w:t xml:space="preserve">, and tutorials are available elsewhere </w:t>
+        <w:t xml:space="preserve">This section gives the minimum machinery needed to read the rest of the review; derivations are collected in Appendix A, and tutorials are available elsewhere </w:t>
       </w:r>
       <w:r>
         <w:rPr>
@@ -5277,21 +5228,7 @@
         <w:t xml:space="preserve"> </w:t>
       </w:r>
       <w:r>
-        <w:t xml:space="preserve">do not commute. Mixed states are density matrices ρ (positive, unit trace), with p = tr(Pρ); general measurements are positive-operator-valued measures (POVMs) or quantum instruments, which are needed to model some combinations of effects (Section</w:t>
-      </w:r>
-      <w:r>
-        <w:t xml:space="preserve"> </w:t>
-      </w:r>
-      <w:hyperlink w:anchor="sec:postulates">
-        <w:r>
-          <w:rPr>
-            <w:rStyle w:val="Hyperlink"/>
-          </w:rPr>
-          <w:t xml:space="preserve">5.2</w:t>
-        </w:r>
-      </w:hyperlink>
-      <w:r>
-        <w:t xml:space="preserve">) </w:t>
+        <w:t xml:space="preserve">do not commute. Mixed states are density matrices ρ (positive, unit trace), with p = tr(Pρ); general measurements are positive-operator-valued measures (POVMs) or quantum instruments, which are needed to model some combinations of effects (Section 5.2) </w:t>
       </w:r>
       <w:r>
         <w:rPr>
@@ -5345,21 +5282,7 @@
         <w:t xml:space="preserve">(Stoudenmire and Schwab 2016)</w:t>
       </w:r>
       <w:r>
-        <w:t xml:space="preserve">. The dimension grows as 2ⁿ for n binary variables, which is the central computational limitation of naive QP models (Section</w:t>
-      </w:r>
-      <w:r>
-        <w:t xml:space="preserve"> </w:t>
-      </w:r>
-      <w:hyperlink w:anchor="sec:hw">
-        <w:r>
-          <w:rPr>
-            <w:rStyle w:val="Hyperlink"/>
-          </w:rPr>
-          <w:t xml:space="preserve">20</w:t>
-        </w:r>
-      </w:hyperlink>
-      <w:r>
-        <w:t xml:space="preserve">). Hilbert-space multidimensional theory addresses this by choosing low-dimensional representations tailored to the questions asked </w:t>
+        <w:t xml:space="preserve">. The dimension grows as 2ⁿ for n binary variables, which is the central computational limitation of naive QP models (Section 20). Hilbert-space multidimensional theory addresses this by choosing low-dimensional representations tailored to the questions asked </w:t>
       </w:r>
       <w:r>
         <w:rPr>
@@ -6021,21 +5944,7 @@
         <w:t xml:space="preserve"> </w:t>
       </w:r>
       <w:r>
-        <w:t xml:space="preserve">(Section</w:t>
-      </w:r>
-      <w:r>
-        <w:t xml:space="preserve"> </w:t>
-      </w:r>
-      <w:hyperlink w:anchor="sec:interference">
-        <w:r>
-          <w:rPr>
-            <w:rStyle w:val="Hyperlink"/>
-          </w:rPr>
-          <w:t xml:space="preserve">5.5</w:t>
-        </w:r>
-      </w:hyperlink>
-      <w:r>
-        <w:t xml:space="preserve">). On the Bloch sphere, a pure state of one qubit is a point on the surface; a binary question is a diameter; the probability of</w:t>
+        <w:t xml:space="preserve">(Section 5.5). On the Bloch sphere, a pure state of one qubit is a point on the surface; a binary question is a diameter; the probability of</w:t>
       </w:r>
       <w:r>
         <w:t xml:space="preserve"> </w:t>
@@ -6172,21 +6081,7 @@
         <w:t xml:space="preserve"> </w:t>
       </w:r>
       <w:r>
-        <w:t xml:space="preserve">(blue path) or in the reverse order (orange path). With the angles used in Example 1 (Section</w:t>
-      </w:r>
-      <w:r>
-        <w:t xml:space="preserve"> </w:t>
-      </w:r>
-      <w:hyperlink w:anchor="sec:order">
-        <w:r>
-          <w:rPr>
-            <w:rStyle w:val="Hyperlink"/>
-          </w:rPr>
-          <w:t xml:space="preserve">5.3</w:t>
-        </w:r>
-      </w:hyperlink>
-      <w:r>
-        <w:t xml:space="preserve">), p(A then B) = 0.29 and p(B then A) = 0.22, while the QQ equality is satisfied exactly</w:t>
+        <w:t xml:space="preserve">(blue path) or in the reverse order (orange path). With the angles used in Example 1 (Section 5.3), p(A then B) = 0.29 and p(B then A) = 0.22, while the QQ equality is satisfied exactly</w:t>
       </w:r>
     </w:p>
     <w:p>
@@ -7213,21 +7108,7 @@
         <w:t xml:space="preserve">(Busemeyer et al. 2020; Khrennikov 2023; Asano and Khrennikov 2026)</w:t>
       </w:r>
       <w:r>
-        <w:t xml:space="preserve">. These refinements increase flexibility and thus the burden of showing that a model is not merely descriptive (Section</w:t>
-      </w:r>
-      <w:r>
-        <w:t xml:space="preserve"> </w:t>
-      </w:r>
-      <w:hyperlink w:anchor="sec:limits">
-        <w:r>
-          <w:rPr>
-            <w:rStyle w:val="Hyperlink"/>
-          </w:rPr>
-          <w:t xml:space="preserve">17</w:t>
-        </w:r>
-      </w:hyperlink>
-      <w:r>
-        <w:t xml:space="preserve">) </w:t>
+        <w:t xml:space="preserve">. These refinements increase flexibility and thus the burden of showing that a model is not merely descriptive (Section 17) </w:t>
       </w:r>
       <w:r>
         <w:rPr>
@@ -7678,24 +7559,7 @@
         <w:pStyle w:val="BodyText"/>
       </w:pPr>
       <w:r>
-        <w:t xml:space="preserve">Worked Example 1 makes the mechanism concrete (code in Appendix</w:t>
-      </w:r>
-      <w:r>
-        <w:t xml:space="preserve"> </w:t>
-      </w:r>
-      <w:hyperlink w:anchor="app:code">
-        <w:r>
-          <w:rPr>
-            <w:rStyle w:val="Hyperlink"/>
-          </w:rPr>
-          <w:t xml:space="preserve">[app:code]</w:t>
-        </w:r>
-      </w:hyperlink>
-      <w:r>
-        <w:t xml:space="preserve"> </w:t>
-      </w:r>
-      <w:r>
-        <w:t xml:space="preserve">and Online Resource 2). Take a real two-dimensional belief space with the state at 20, question A at 0 and question B at 55. Then p(A yes) = 0.883 and p(B yes) = 0.671; p(A yes, then B yes) = 0.291 while p(B yes, then A yes) = 0.221, an order effect of 7 percentage points; and the QQ quantity evaluates to zero to machine precision (Figure</w:t>
+        <w:t xml:space="preserve">Worked Example 1 makes the mechanism concrete (code in Appendix B and Online Resource 2). Take a real two-dimensional belief space with the state at 20, question A at 0 and question B at 55. Then p(A yes) = 0.883 and p(B yes) = 0.671; p(A yes, then B yes) = 0.291 while p(B yes, then A yes) = 0.221, an order effect of 7 percentage points; and the QQ quantity evaluates to zero to machine precision (Figure</w:t>
       </w:r>
       <w:r>
         <w:t xml:space="preserve"> </w:t>
@@ -7986,21 +7850,7 @@
         <w:t xml:space="preserve">(Shafir and Tversky 1992)</w:t>
       </w:r>
       <w:r>
-        <w:t xml:space="preserve">. The law of total probability requires the unknown case to lie between 0.84 and 0.97 (0.905 with equal priors). In QP the unknown-case probability is the classical mixture plus an interference term 2√(π₁ p₁ π₂ p₂)cosθ, where π₁ and π₂ are the prior weights of the two branches (Appendix</w:t>
-      </w:r>
-      <w:r>
-        <w:t xml:space="preserve"> </w:t>
-      </w:r>
-      <w:hyperlink w:anchor="app:interf">
-        <w:r>
-          <w:rPr>
-            <w:rStyle w:val="Hyperlink"/>
-          </w:rPr>
-          <w:t xml:space="preserve">[app:interf]</w:t>
-        </w:r>
-      </w:hyperlink>
-      <w:r>
-        <w:t xml:space="preserve">). Worked Example 3 solves for this term (Figure</w:t>
+        <w:t xml:space="preserve">. The law of total probability requires the unknown case to lie between 0.84 and 0.97 (0.905 with equal priors). In QP the unknown-case probability is the classical mixture plus an interference term 2√(π₁ p₁ π₂ p₂)cosθ, where π₁ and π₂ are the prior weights of the two branches (Appendix A.4). Worked Example 3 solves for this term (Figure</w:t>
       </w:r>
       <w:r>
         <w:t xml:space="preserve"> </w:t>
@@ -8023,21 +7873,7 @@
         <w:t xml:space="preserve">(Pothos and Busemeyer 2009)</w:t>
       </w:r>
       <w:r>
-        <w:t xml:space="preserve">. The model explains the violation, but in this form the phase is fitted to the very datum it explains, which is why later work has sought ways to predict it, as discussed in Section</w:t>
-      </w:r>
-      <w:r>
-        <w:t xml:space="preserve"> </w:t>
-      </w:r>
-      <w:hyperlink w:anchor="sec:fusion">
-        <w:r>
-          <w:rPr>
-            <w:rStyle w:val="Hyperlink"/>
-          </w:rPr>
-          <w:t xml:space="preserve">7.3</w:t>
-        </w:r>
-      </w:hyperlink>
-      <w:r>
-        <w:t xml:space="preserve"> </w:t>
+        <w:t xml:space="preserve">. The model explains the violation, but in this form the phase is fitted to the very datum it explains, which is why later work has sought ways to predict it, as discussed in Section 7.3 </w:t>
       </w:r>
       <w:r>
         <w:rPr>
@@ -8157,7 +7993,7 @@
         <w:tab/>
       </w:r>
       <w:r>
-        <w:t xml:space="preserve">Evidence: Why Quantum Models Outperform Classical Approaches</w:t>
+        <w:t xml:space="preserve">Evidence: Where Quantum Models Outperform Classical Approaches, and Where They Do Not</w:t>
       </w:r>
     </w:p>
     <w:p>
@@ -8251,7 +8087,7 @@
         <w:pStyle w:val="BodyText"/>
       </w:pPr>
       <w:r>
-        <w:t xml:space="preserve">The picture is not one-sided, and the section title should be read with that qualification. When the contextuality-by-default method was applied to earlier datasets, it found no true contextuality once direct influences were accounted for </w:t>
+        <w:t xml:space="preserve">The picture is not one-sided. When the contextuality-by-default method was applied to earlier datasets, it found no true contextuality once direct influences were accounted for </w:t>
       </w:r>
       <w:r>
         <w:rPr>
@@ -8300,7 +8136,7 @@
     </w:p>
     <w:bookmarkEnd w:id="91"/>
     <w:bookmarkEnd w:id="92"/>
-    <w:bookmarkStart w:id="105" w:name="sec:framework"/>
+    <w:bookmarkStart w:id="107" w:name="sec:framework"/>
     <w:p>
       <w:pPr>
         <w:pStyle w:val="Heading1"/>
@@ -8323,63 +8159,7 @@
         <w:pStyle w:val="FirstParagraph"/>
       </w:pPr>
       <w:r>
-        <w:t xml:space="preserve">Sections</w:t>
-      </w:r>
-      <w:r>
-        <w:t xml:space="preserve"> </w:t>
-      </w:r>
-      <w:hyperlink w:anchor="sec:framework">
-        <w:r>
-          <w:rPr>
-            <w:rStyle w:val="Hyperlink"/>
-          </w:rPr>
-          <w:t xml:space="preserve">6</w:t>
-        </w:r>
-      </w:hyperlink>
-      <w:r>
-        <w:t xml:space="preserve">–</w:t>
-      </w:r>
-      <w:hyperlink w:anchor="sec:multi">
-        <w:r>
-          <w:rPr>
-            <w:rStyle w:val="Hyperlink"/>
-          </w:rPr>
-          <w:t xml:space="preserve">12</w:t>
-        </w:r>
-      </w:hyperlink>
-      <w:r>
-        <w:t xml:space="preserve"> </w:t>
-      </w:r>
-      <w:r>
-        <w:t xml:space="preserve">are organised in three tiers of depth: Tier 1 (this section) treats the functions with the most developed models, Tier 2 (Section</w:t>
-      </w:r>
-      <w:r>
-        <w:t xml:space="preserve"> </w:t>
-      </w:r>
-      <w:hyperlink w:anchor="sec:tier2">
-        <w:r>
-          <w:rPr>
-            <w:rStyle w:val="Hyperlink"/>
-          </w:rPr>
-          <w:t xml:space="preserve">7</w:t>
-        </w:r>
-      </w:hyperlink>
-      <w:r>
-        <w:t xml:space="preserve">) the functions with partial evidence, and Tier 3 (Section</w:t>
-      </w:r>
-      <w:r>
-        <w:t xml:space="preserve"> </w:t>
-      </w:r>
-      <w:hyperlink w:anchor="sec:multi">
-        <w:r>
-          <w:rPr>
-            <w:rStyle w:val="Hyperlink"/>
-          </w:rPr>
-          <w:t xml:space="preserve">12</w:t>
-        </w:r>
-      </w:hyperlink>
-      <w:r>
-        <w:t xml:space="preserve">) the speculative multi-agent applications. Figure</w:t>
+        <w:t xml:space="preserve">Sections 6–12 are organised in three tiers of depth: Tier 1 (this section) treats the functions with the most developed models, Tier 2 (Section 7) the functions with partial evidence, and Tier 3 (Section 12) the speculative multi-agent applications. Figure</w:t>
       </w:r>
       <w:r>
         <w:t xml:space="preserve"> </w:t>
@@ -8396,41 +8176,7 @@
         <w:t xml:space="preserve"> </w:t>
       </w:r>
       <w:r>
-        <w:t xml:space="preserve">maps the QP principles of Section</w:t>
-      </w:r>
-      <w:r>
-        <w:t xml:space="preserve"> </w:t>
-      </w:r>
-      <w:hyperlink w:anchor="sec:theory">
-        <w:r>
-          <w:rPr>
-            <w:rStyle w:val="Hyperlink"/>
-          </w:rPr>
-          <w:t xml:space="preserve">5</w:t>
-        </w:r>
-      </w:hyperlink>
-      <w:r>
-        <w:t xml:space="preserve"> </w:t>
-      </w:r>
-      <w:r>
-        <w:t xml:space="preserve">onto these agent functions. Three questions recur: whether the judgements involved are incompatible (so that a single joint distribution does not exist), whether the agent’s task requires predicting or aligning with such judgements, and whether the QP model makes an a priori prediction that could fail. Only when all three hold is a QP module likely to add value over a classical model; Section</w:t>
-      </w:r>
-      <w:r>
-        <w:t xml:space="preserve"> </w:t>
-      </w:r>
-      <w:hyperlink w:anchor="sec:compare">
-        <w:r>
-          <w:rPr>
-            <w:rStyle w:val="Hyperlink"/>
-          </w:rPr>
-          <w:t xml:space="preserve">14</w:t>
-        </w:r>
-      </w:hyperlink>
-      <w:r>
-        <w:t xml:space="preserve"> </w:t>
-      </w:r>
-      <w:r>
-        <w:t xml:space="preserve">turns this into a decision guide.</w:t>
+        <w:t xml:space="preserve">maps the QP principles of Section 5 onto these agent functions. Three questions recur: whether the judgements involved are incompatible (so that a single joint distribution does not exist), whether the agent’s task requires predicting or aligning with such judgements, and whether the QP model makes an a priori prediction that could fail. Only when all three hold is a QP module likely to add value over a classical model; Section 14 turns this into a decision guide.</w:t>
       </w:r>
     </w:p>
     <w:p>
@@ -8560,6 +8306,23 @@
         <w:t xml:space="preserve">, and robots whose limited sensors cannot resolve mutually exclusive interpretations. In these cases the order in which features are queried, or the framing of the query, changes the outcome.</w:t>
       </w:r>
     </w:p>
+    <w:p>
+      <w:pPr>
+        <w:pStyle w:val="BodyText"/>
+      </w:pPr>
+      <w:r>
+        <w:t xml:space="preserve">The problem has a second, human-facing side. Perception in human–robot teams is often shared: an operator reports what they see, confirms a robot’s classification or is asked for a confidence rating. Human evidence accumulation does not behave like a classical random walk in such settings. When participants in a random-dot motion task had to make an explicit choice before rating their confidence, their later confidence differed from that of participants who rated without choosing, an interference effect that a quantum random-walk model fitted better than Markov models </w:t>
+      </w:r>
+      <w:r>
+        <w:rPr>
+          <w:highlight w:val="yellow"/>
+        </w:rPr>
+        <w:t xml:space="preserve">(Kvam et al. 2015)</w:t>
+      </w:r>
+      <w:r>
+        <w:t xml:space="preserve">. Asking an operator to commit to a percept therefore changes the percept that the robot will later receive, which a fusion pipeline that treats human reports as independent measurements cannot represent.</w:t>
+      </w:r>
+    </w:p>
     <w:bookmarkEnd w:id="96"/>
     <w:bookmarkStart w:id="97" w:name="X47cdfb96a85d832f9f9be28f1085742d36ac36b"/>
     <w:p>
@@ -8584,7 +8347,7 @@
         <w:pStyle w:val="FirstParagraph"/>
       </w:pPr>
       <w:r>
-        <w:t xml:space="preserve">Lanza, Solinas and Mastrogiovanni proposed the first explicitly quantum-like robot perception model: a percept is a qubit whose amplitudes encode the balance between two mutually exclusive interpretations, and perception is a measurement </w:t>
+        <w:t xml:space="preserve">Lanza, Solinas and Mastrogiovanni proposed the first explicitly quantum-like robot perception model </w:t>
       </w:r>
       <w:r>
         <w:rPr>
@@ -8593,7 +8356,7 @@
         <w:t xml:space="preserve">(Lanza, Solinas, and Mastrogiovanni 2020)</w:t>
       </w:r>
       <w:r>
-        <w:t xml:space="preserve">. The multi-sensory extension encodes n normalised sensor readings in n qubits and defines</w:t>
+        <w:t xml:space="preserve">. A stationary robot with a front and a back presence sensor observes a moving object; the relative frequency of back-sensor events is encoded by a rotation into a single qubit, so that the qubit holds the balance between two mutually exclusive percepts and repeated measurement recovers their probabilities. The circuit reproduced the designed behaviour in simulation, whereas runs on real quantum processors showed large errors, particularly for unbalanced probabilities, and the authors recommend quantum-like simulation over current hardware. The multi-sensory extension encodes n normalised sensor readings in n qubits, so that the register holds a superposition over 2ⁿ world configurations, and defines</w:t>
       </w:r>
       <w:r>
         <w:t xml:space="preserve"> </w:t>
@@ -8611,7 +8374,7 @@
         <w:t xml:space="preserve"> </w:t>
       </w:r>
       <w:r>
-        <w:t xml:space="preserve">that let the robot read out its degree of belief in a target world state </w:t>
+        <w:t xml:space="preserve">that let the robot read out its degree of belief in a target configuration </w:t>
       </w:r>
       <w:r>
         <w:rPr>
@@ -8620,7 +8383,32 @@
         <w:t xml:space="preserve">(Lanza, Solinas, and Mastrogiovanni 2021)</w:t>
       </w:r>
       <w:r>
-        <w:t xml:space="preserve">. The work is a formal proof of concept evaluated in simulation, and runs on real quantum hardware produced large errors. No comparison with Bayesian or fuzzy fusion was reported, so the models demonstrate representability rather than improved perception. The quantum geometric model of similarity </w:t>
+        <w:t xml:space="preserve">. Both studies are formal proofs of concept (E2): binary or colour percepts, no physical robot, a state destroyed by each query and no comparison with Bayesian or fuzzy fusion. They demonstrate representability, not improved perception.</w:t>
+      </w:r>
+    </w:p>
+    <w:p>
+      <w:pPr>
+        <w:pStyle w:val="BodyText"/>
+      </w:pPr>
+      <w:r>
+        <w:t xml:space="preserve">The most recent robot study moves from representation to action. Chella et al. map a robot’s sensor vector into a quantum feature space in which learned concepts or rule-defined perceptual regions are stored as reference states, and select reactive actions by their similarity to these references </w:t>
+      </w:r>
+      <w:r>
+        <w:rPr>
+          <w:highlight w:val="yellow"/>
+        </w:rPr>
+        <w:t xml:space="preserve">(Chella et al. 2026)</w:t>
+      </w:r>
+      <w:r>
+        <w:t xml:space="preserve">. Two implementations, a quantum-kernel classifier compared with a classical radial-basis-function kernel and an illustrative circuit that selects actions by measurement after amplitude amplification, were evaluated offline on a public wall-following robot dataset, with errors concentrated near the boundaries between action regions. The authors present this explicitly as an offline proxy for reactive control rather than a closed-loop controller or evidence of quantum advantage, and its circuits use quantum computation, so it sits at the edge of this review’s scope (E4).</w:t>
+      </w:r>
+    </w:p>
+    <w:p>
+      <w:pPr>
+        <w:pStyle w:val="BodyText"/>
+      </w:pPr>
+      <w:r>
+        <w:t xml:space="preserve">Cognitive science supplies the templates that such robot models could follow but do not yet use. The quantum geometric model of similarity represents concepts as subspaces and computes similarity from sequential projections, so that asymmetries in similarity judgements emerge as order effects and violations of the triangle inequality as context effects </w:t>
       </w:r>
       <w:r>
         <w:rPr>
@@ -8629,10 +8417,22 @@
         <w:t xml:space="preserve">(Pothos, Busemeyer, and Trueblood 2013)</w:t>
       </w:r>
       <w:r>
-        <w:t xml:space="preserve"> </w:t>
-      </w:r>
-      <w:r>
-        <w:t xml:space="preserve">and quantum-like concept representations </w:t>
+        <w:t xml:space="preserve">. Quantum-like concept representations account for the over- and under-extension of membership in combined concepts, such as</w:t>
+      </w:r>
+      <w:r>
+        <w:t xml:space="preserve"> </w:t>
+      </w:r>
+      <w:r>
+        <w:t xml:space="preserve">“</w:t>
+      </w:r>
+      <w:r>
+        <w:t xml:space="preserve">pet fish</w:t>
+      </w:r>
+      <w:r>
+        <w:t xml:space="preserve">”</w:t>
+      </w:r>
+      <w:r>
+        <w:t xml:space="preserve">, that classical fuzzy-set models cannot fit </w:t>
       </w:r>
       <w:r>
         <w:rPr>
@@ -8641,328 +8441,885 @@
         <w:t xml:space="preserve">(Aerts 2009; Aerts, Gabora, and Sozzo 2013)</w:t>
       </w:r>
       <w:r>
-        <w:t xml:space="preserve"> </w:t>
-      </w:r>
-      <w:r>
-        <w:t xml:space="preserve">supply the cognitive templates such robot models could follow, and quantum-like Bayesian networks provide an inference engine for them (Section</w:t>
-      </w:r>
-      <w:r>
-        <w:t xml:space="preserve"> </w:t>
-      </w:r>
-      <w:hyperlink w:anchor="sec:fusion">
+        <w:t xml:space="preserve">. Quantum-like Bayesian networks provide an inference engine that could combine such percepts with prior knowledge (Section 7.3) </w:t>
+      </w:r>
+      <w:r>
+        <w:rPr>
+          <w:highlight w:val="yellow"/>
+        </w:rPr>
+        <w:t xml:space="preserve">(Moreira and Wichert 2014)</w:t>
+      </w:r>
+      <w:r>
+        <w:t xml:space="preserve">. For an autonomous agent, three uses follow. A QP percept can hold incompatible interpretations without forcing an early commitment; a QP model of a human observer can predict how that observer’s reports depend on the order and framing of the robot’s questions; and the order of perceptual queries becomes a design variable with a predictable effect. None of these uses has been tested on a robot.</w:t>
+      </w:r>
+    </w:p>
+    <w:bookmarkEnd w:id="97"/>
+    <w:bookmarkEnd w:id="98"/>
+    <w:bookmarkStart w:id="101" w:name="sec:memory"/>
+    <w:p>
+      <w:pPr>
+        <w:pStyle w:val="Heading2"/>
+      </w:pPr>
+      <w:r>
+        <w:rPr>
+          <w:rStyle w:val="SectionNumber"/>
+        </w:rPr>
+        <w:t xml:space="preserve">6.2</w:t>
+      </w:r>
+      <w:r>
+        <w:tab/>
+      </w:r>
+      <w:r>
+        <w:t xml:space="preserve">Memory and Episode Recognition</w:t>
+      </w:r>
+    </w:p>
+    <w:bookmarkStart w:id="99" w:name="X06da63ce112aa49b0ca8a747520bd0c9c709a49"/>
+    <w:p>
+      <w:pPr>
+        <w:pStyle w:val="Heading3"/>
+      </w:pPr>
+      <w:r>
+        <w:rPr>
+          <w:rStyle w:val="SectionNumber"/>
+        </w:rPr>
+        <w:t xml:space="preserve">6.2.1</w:t>
+      </w:r>
+      <w:r>
+        <w:tab/>
+      </w:r>
+      <w:r>
+        <w:t xml:space="preserve">Problem: Context-Dependent Retrieval and Associations</w:t>
+      </w:r>
+    </w:p>
+    <w:p>
+      <w:pPr>
+        <w:pStyle w:val="FirstParagraph"/>
+      </w:pPr>
+      <w:r>
+        <w:t xml:space="preserve">Human memory is reconstructive: whether an item is recognised depends on the retrieval cue and on earlier retrievals, and people can simultaneously endorse mutually exclusive memory claims. Two signatures are well documented. In over-distribution, the probabilities of accepting an item as having appeared in each of two mutually exclusive conditions sum to more than the probability of accepting it as having appeared in either; in subadditivity, acceptance probabilities across exclusive and exhaustive instruction conditions sum to more than one </w:t>
+      </w:r>
+      <w:r>
+        <w:rPr>
+          <w:highlight w:val="yellow"/>
+        </w:rPr>
+        <w:t xml:space="preserve">(Trueblood and Hemmer 2017)</w:t>
+      </w:r>
+      <w:r>
+        <w:t xml:space="preserve">. A classical memory store with fixed item probabilities cannot produce these patterns without additional mechanisms. Memory also interacts with judgement: people remember their own recent answers, and that record influences what they answer next, although a Bayesian observer would treat it as uninformative </w:t>
+      </w:r>
+      <w:r>
+        <w:rPr>
+          <w:highlight w:val="yellow"/>
+        </w:rPr>
+        <w:t xml:space="preserve">(Busemeyer et al. 2025)</w:t>
+      </w:r>
+      <w:r>
+        <w:t xml:space="preserve">.</w:t>
+      </w:r>
+    </w:p>
+    <w:bookmarkEnd w:id="99"/>
+    <w:bookmarkStart w:id="100" w:name="X791f4fa15320591aeffe84f58dab45cd8b3ca01"/>
+    <w:p>
+      <w:pPr>
+        <w:pStyle w:val="Heading3"/>
+      </w:pPr>
+      <w:r>
+        <w:rPr>
+          <w:rStyle w:val="SectionNumber"/>
+        </w:rPr>
+        <w:t xml:space="preserve">6.2.2</w:t>
+      </w:r>
+      <w:r>
+        <w:tab/>
+      </w:r>
+      <w:r>
+        <w:t xml:space="preserve">Quantum Solution: Superposed Memory States and Contextual Collapse</w:t>
+      </w:r>
+    </w:p>
+    <w:p>
+      <w:pPr>
+        <w:pStyle w:val="FirstParagraph"/>
+      </w:pPr>
+      <w:r>
+        <w:t xml:space="preserve">The generalised quantum episodic memory model treats verbatim and gist traces as incompatible features. Fitted to a new item-memory experiment and to published source-memory data, it accounts for subadditivity as well as over-distribution, which the dual-trace over-distribution model explains only in part </w:t>
+      </w:r>
+      <w:r>
+        <w:rPr>
+          <w:highlight w:val="yellow"/>
+        </w:rPr>
+        <w:t xml:space="preserve">(Trueblood and Hemmer 2017)</w:t>
+      </w:r>
+      <w:r>
+        <w:t xml:space="preserve">. Busemeyer, Ozawa, Pothos and Tsuchiya compared three ways of incorporating episodic memory of one’s own responses into quantum judgement models: an instrument-based account, a system-plus-environment account with an explicit recall operation, and a reformulation of the latter in instrument terms. The accounts differ in whether order effects arise from non-commuting projections or from belief updates, and in whether people must repeat an earlier answer when asked the same question again; the comparison is analytical, and the authors note that the empirical evidence on repeated questions is itself contested </w:t>
+      </w:r>
+      <w:r>
+        <w:rPr>
+          <w:highlight w:val="yellow"/>
+        </w:rPr>
+        <w:t xml:space="preserve">(Busemeyer et al. 2025)</w:t>
+      </w:r>
+      <w:r>
+        <w:t xml:space="preserve">. Associative structure in the mental lexicon also has a quantum-like description </w:t>
+      </w:r>
+      <w:r>
+        <w:rPr>
+          <w:highlight w:val="yellow"/>
+        </w:rPr>
+        <w:t xml:space="preserve">(P. Bruza et al. 2009)</w:t>
+      </w:r>
+      <w:r>
+        <w:t xml:space="preserve">, and order effects in the memory and belief queries of intelligent agents have been analysed in the same terms, with a maze example that contrasts classical and quantum decision scenarios </w:t>
+      </w:r>
+      <w:r>
+        <w:rPr>
+          <w:highlight w:val="yellow"/>
+        </w:rPr>
+        <w:t xml:space="preserve">(Kak 2018)</w:t>
+      </w:r>
+      <w:r>
+        <w:t xml:space="preserve">.</w:t>
+      </w:r>
+    </w:p>
+    <w:p>
+      <w:pPr>
+        <w:pStyle w:val="BodyText"/>
+      </w:pPr>
+      <w:r>
+        <w:t xml:space="preserve">Three design implications follow for artificial agents. First, an agent that relies on human testimony, for example a service robot asking where an object was left or a decision aid eliciting an incident report, should expect recollections that endorse mutually exclusive claims and should not treat them as noise. Second, the order in which an agent queries a person’s memory is a design variable, because each query changes the state that the next query probes. Third, the question of how an agent’s record of its own past outputs should enter its next belief update, which is pressing for language-model agents that condition on their earlier answers, has a precise formulation in the instrument-based models. No robot or AI memory system based on these models has been reported, and their value for an artificial agent remains unestablished; their established value is in anticipating human recall.</w:t>
+      </w:r>
+    </w:p>
+    <w:bookmarkEnd w:id="100"/>
+    <w:bookmarkEnd w:id="101"/>
+    <w:bookmarkStart w:id="106" w:name="sec:decision"/>
+    <w:p>
+      <w:pPr>
+        <w:pStyle w:val="Heading2"/>
+      </w:pPr>
+      <w:r>
+        <w:rPr>
+          <w:rStyle w:val="SectionNumber"/>
+        </w:rPr>
+        <w:t xml:space="preserve">6.3</w:t>
+      </w:r>
+      <w:r>
+        <w:tab/>
+      </w:r>
+      <w:r>
+        <w:t xml:space="preserve">High-Stakes Decision-Making Under Uncertainty</w:t>
+      </w:r>
+    </w:p>
+    <w:bookmarkStart w:id="102" w:name="sec:independence"/>
+    <w:p>
+      <w:pPr>
+        <w:pStyle w:val="Heading3"/>
+      </w:pPr>
+      <w:r>
+        <w:rPr>
+          <w:rStyle w:val="SectionNumber"/>
+        </w:rPr>
+        <w:t xml:space="preserve">6.3.1</w:t>
+      </w:r>
+      <w:r>
+        <w:tab/>
+      </w:r>
+      <w:r>
+        <w:t xml:space="preserve">Problem: Violation of the Independence Axiom in Decisions</w:t>
+      </w:r>
+    </w:p>
+    <w:p>
+      <w:pPr>
+        <w:pStyle w:val="FirstParagraph"/>
+      </w:pPr>
+      <w:r>
+        <w:t xml:space="preserve">Expected-utility theory and the POMDP formalism rest on Savage’s sure-thing principle </w:t>
+      </w:r>
+      <w:r>
+        <w:rPr>
+          <w:highlight w:val="yellow"/>
+        </w:rPr>
+        <w:t xml:space="preserve">(Savage 1954)</w:t>
+      </w:r>
+      <w:r>
+        <w:t xml:space="preserve">. Humans violate it (Section 5.5) </w:t>
+      </w:r>
+      <w:r>
+        <w:rPr>
+          <w:highlight w:val="yellow"/>
+        </w:rPr>
+        <w:t xml:space="preserve">(Shafir and Tversky 1992)</w:t>
+      </w:r>
+      <w:r>
+        <w:t xml:space="preserve">, and the Ellsberg paradox shows that ambiguity, not just risk, shapes choice </w:t>
+      </w:r>
+      <w:r>
+        <w:rPr>
+          <w:highlight w:val="yellow"/>
+        </w:rPr>
+        <w:t xml:space="preserve">(Ellsberg 1961)</w:t>
+      </w:r>
+      <w:r>
+        <w:t xml:space="preserve">. When an autonomous system must predict or collaborate with human decisions (in driving, triage, defence or shared control), a normative model will mispredict precisely those choices. The violations also arise from the decision process itself: asking a person to classify a situation before acting changes the action they take </w:t>
+      </w:r>
+      <w:r>
+        <w:rPr>
+          <w:highlight w:val="yellow"/>
+        </w:rPr>
+        <w:t xml:space="preserve">(Wang and Busemeyer 2016)</w:t>
+      </w:r>
+      <w:r>
+        <w:t xml:space="preserve">, which matters for every interface in which a robot asks its operator to confirm a category first.</w:t>
+      </w:r>
+    </w:p>
+    <w:bookmarkEnd w:id="102"/>
+    <w:bookmarkStart w:id="105" w:name="X9323b5447a9eb6e448974587e70673fe9b99c4a"/>
+    <w:p>
+      <w:pPr>
+        <w:pStyle w:val="Heading3"/>
+      </w:pPr>
+      <w:r>
+        <w:rPr>
+          <w:rStyle w:val="SectionNumber"/>
+        </w:rPr>
+        <w:t xml:space="preserve">6.3.2</w:t>
+      </w:r>
+      <w:r>
+        <w:tab/>
+      </w:r>
+      <w:r>
+        <w:t xml:space="preserve">Quantum Solution: Interference Effects in Sequential Decisions</w:t>
+      </w:r>
+    </w:p>
+    <w:p>
+      <w:pPr>
+        <w:pStyle w:val="FirstParagraph"/>
+      </w:pPr>
+      <w:r>
+        <w:t xml:space="preserve">Quantum decision models represent the unresolved state of the world as a superposition, so that deciding with the uncertainty unresolved differs from deciding in each resolved case </w:t>
+      </w:r>
+      <w:r>
+        <w:rPr>
+          <w:highlight w:val="yellow"/>
+        </w:rPr>
+        <w:t xml:space="preserve">(Pothos and Busemeyer 2009; Busemeyer and Bruza 2012)</w:t>
+      </w:r>
+      <w:r>
+        <w:t xml:space="preserve">. Quantum decision theory treats prospects as superpositions and splits a choice probability into a utility factor and an attraction (interference) factor, whose magnitude a</w:t>
+      </w:r>
+      <w:r>
+        <w:t xml:space="preserve"> </w:t>
+      </w:r>
+      <w:r>
+        <w:t xml:space="preserve">“</w:t>
+      </w:r>
+      <w:r>
+        <w:t xml:space="preserve">quarter law</w:t>
+      </w:r>
+      <w:r>
+        <w:t xml:space="preserve">”</w:t>
+      </w:r>
+      <w:r>
+        <w:t xml:space="preserve"> </w:t>
+      </w:r>
+      <w:r>
+        <w:t xml:space="preserve">fixes at about 0.25 before any data are seen </w:t>
+      </w:r>
+      <w:r>
+        <w:rPr>
+          <w:highlight w:val="yellow"/>
+        </w:rPr>
+        <w:t xml:space="preserve">(Yukalov and Sornette 2011, 2016)</w:t>
+      </w:r>
+      <w:r>
+        <w:t xml:space="preserve">. In the Prisoner’s Dilemma data used to illustrate it, cooperation and defection probabilities with the partner’s move unknown were 0.37 and 0.63, and the parameter-free prediction was 0.35 and 0.65 </w:t>
+      </w:r>
+      <w:r>
+        <w:rPr>
+          <w:highlight w:val="yellow"/>
+        </w:rPr>
+        <w:t xml:space="preserve">(Yukalov and Sornette 2016)</w:t>
+      </w:r>
+      <w:r>
+        <w:t xml:space="preserve">; the illustration rests on a single example. Its evolutionary extension addresses time-inconsistent choices </w:t>
+      </w:r>
+      <w:r>
+        <w:rPr>
+          <w:highlight w:val="yellow"/>
+        </w:rPr>
+        <w:t xml:space="preserve">(Yukalov 2020)</w:t>
+      </w:r>
+      <w:r>
+        <w:t xml:space="preserve">, and a quantum-conceptual account of expected-utility violations has been proposed </w:t>
+      </w:r>
+      <w:r>
+        <w:rPr>
+          <w:highlight w:val="yellow"/>
+        </w:rPr>
+        <w:t xml:space="preserve">(Aerts, Broekaert, et al. 2011)</w:t>
+      </w:r>
+      <w:r>
+        <w:t xml:space="preserve">.</w:t>
+      </w:r>
+    </w:p>
+    <w:p>
+      <w:pPr>
+        <w:pStyle w:val="BodyText"/>
+      </w:pPr>
+      <w:r>
+        <w:t xml:space="preserve">Interference also arises from an intermediate step. In three experiments with 721 participants, people who categorised a face before deciding how to act chose differently from the total probability implied by their categorisations, and a belief–action entanglement model predicted the pattern; the effect appeared in some conditions only </w:t>
+      </w:r>
+      <w:r>
+        <w:rPr>
+          <w:highlight w:val="yellow"/>
+        </w:rPr>
+        <w:t xml:space="preserve">(Wang and Busemeyer 2016)</w:t>
+      </w:r>
+      <w:r>
+        <w:t xml:space="preserve">. An intermediate choice affects later confidence in the same way </w:t>
+      </w:r>
+      <w:r>
+        <w:rPr>
+          <w:highlight w:val="yellow"/>
+        </w:rPr>
+        <w:t xml:space="preserve">(Kvam et al. 2015)</w:t>
+      </w:r>
+      <w:r>
+        <w:t xml:space="preserve">. Both results bear directly on agents that must first classify a situation (friend or foe, safe or unsafe) and then act, or that ask a human to do so. For prediction at scale, quantum-like Bayesian networks embed these effects in graphical models and set their interference phases by heuristics or by parameter-free laws rather than by fitting </w:t>
+      </w:r>
+      <w:r>
+        <w:rPr>
+          <w:highlight w:val="yellow"/>
+        </w:rPr>
+        <w:t xml:space="preserve">(Moreira and Wichert 2016; Wichert, Moreira, and Bruza 2020)</w:t>
+      </w:r>
+      <w:r>
+        <w:t xml:space="preserve">; so far they have been evaluated on aggregate data from a few classic paradigms (Section 7.3).</w:t>
+      </w:r>
+    </w:p>
+    <w:p>
+      <w:pPr>
+        <w:pStyle w:val="BodyText"/>
+      </w:pPr>
+      <w:r>
+        <w:t xml:space="preserve">The most direct robotics application is Song et al.’s quantum-like Bayesian model of pedestrian crossing decisions for automated driving: the model captures crossings that a classical model treats as irrational and covers edge events in interactive scenes better than a Social-LSTM baseline </w:t>
+      </w:r>
+      <w:r>
+        <w:rPr>
+          <w:highlight w:val="yellow"/>
+        </w:rPr>
+        <w:t xml:space="preserve">(Song et al. 2022)</w:t>
+      </w:r>
+      <w:r>
+        <w:t xml:space="preserve">. That study is a simulation on trajectory data (E4), and its interference parameters appear to be set rather than learned. It nonetheless marks the point at which quantum cognition entered a safety-critical autonomy problem. Quantum models of trust extend the same logic to decisions about relying on automation, with the strongest human-data support in the field (Section 13.3) </w:t>
+      </w:r>
+      <w:r>
+        <w:rPr>
+          <w:highlight w:val="yellow"/>
+        </w:rPr>
+        <w:t xml:space="preserve">(Roeder et al. 2023)</w:t>
+      </w:r>
+      <w:r>
+        <w:t xml:space="preserve">.</w:t>
+      </w:r>
+    </w:p>
+    <w:bookmarkStart w:id="104" w:name="tier-1-at-a-glance"/>
+    <w:p>
+      <w:pPr>
+        <w:pStyle w:val="Heading4"/>
+      </w:pPr>
+      <w:r>
+        <w:rPr>
+          <w:rStyle w:val="SectionNumber"/>
+        </w:rPr>
+        <w:t xml:space="preserve">6.3.2.1</w:t>
+      </w:r>
+      <w:r>
+        <w:tab/>
+      </w:r>
+      <w:r>
+        <w:t xml:space="preserve">Tier 1 at a glance</w:t>
+      </w:r>
+    </w:p>
+    <w:p>
+      <w:pPr>
+        <w:pStyle w:val="FirstParagraph"/>
+      </w:pPr>
+      <w:r>
+        <w:t xml:space="preserve">Table</w:t>
+      </w:r>
+      <w:r>
+        <w:t xml:space="preserve"> </w:t>
+      </w:r>
+      <w:hyperlink w:anchor="tab:tier1">
         <w:r>
           <w:rPr>
             <w:rStyle w:val="Hyperlink"/>
           </w:rPr>
-          <w:t xml:space="preserve">7.3</w:t>
+          <w:t xml:space="preserve">4</w:t>
         </w:r>
       </w:hyperlink>
       <w:r>
-        <w:t xml:space="preserve">) </w:t>
-      </w:r>
-      <w:r>
-        <w:rPr>
-          <w:highlight w:val="yellow"/>
-        </w:rPr>
-        <w:t xml:space="preserve">(Moreira and Wichert 2014)</w:t>
-      </w:r>
-      <w:r>
-        <w:t xml:space="preserve">.</w:t>
-      </w:r>
-    </w:p>
-    <w:bookmarkEnd w:id="97"/>
-    <w:bookmarkEnd w:id="98"/>
-    <w:bookmarkStart w:id="101" w:name="sec:memory"/>
-    <w:p>
-      <w:pPr>
-        <w:pStyle w:val="Heading2"/>
-      </w:pPr>
-      <w:r>
-        <w:rPr>
-          <w:rStyle w:val="SectionNumber"/>
-        </w:rPr>
-        <w:t xml:space="preserve">6.2</w:t>
-      </w:r>
-      <w:r>
-        <w:tab/>
-      </w:r>
-      <w:r>
-        <w:t xml:space="preserve">Memory and Episode Recognition</w:t>
-      </w:r>
-    </w:p>
-    <w:bookmarkStart w:id="99" w:name="X06da63ce112aa49b0ca8a747520bd0c9c709a49"/>
-    <w:p>
-      <w:pPr>
-        <w:pStyle w:val="Heading3"/>
-      </w:pPr>
-      <w:r>
-        <w:rPr>
-          <w:rStyle w:val="SectionNumber"/>
-        </w:rPr>
-        <w:t xml:space="preserve">6.2.1</w:t>
-      </w:r>
-      <w:r>
-        <w:tab/>
-      </w:r>
-      <w:r>
-        <w:t xml:space="preserve">Problem: Context-Dependent Retrieval and Associations</w:t>
-      </w:r>
-    </w:p>
-    <w:p>
-      <w:pPr>
-        <w:pStyle w:val="FirstParagraph"/>
-      </w:pPr>
-      <w:r>
-        <w:t xml:space="preserve">Human memory is reconstructive: whether an item is recognised depends on the retrieval cue and on earlier retrievals, and people can simultaneously endorse mutually exclusive memory claims (episodic over-distribution). A classical memory store with fixed item probabilities cannot produce these patterns without additional mechanisms.</w:t>
-      </w:r>
-    </w:p>
-    <w:bookmarkEnd w:id="99"/>
-    <w:bookmarkStart w:id="100" w:name="X791f4fa15320591aeffe84f58dab45cd8b3ca01"/>
-    <w:p>
-      <w:pPr>
-        <w:pStyle w:val="Heading3"/>
-      </w:pPr>
-      <w:r>
-        <w:rPr>
-          <w:rStyle w:val="SectionNumber"/>
-        </w:rPr>
-        <w:t xml:space="preserve">6.2.2</w:t>
-      </w:r>
-      <w:r>
-        <w:tab/>
-      </w:r>
-      <w:r>
-        <w:t xml:space="preserve">Quantum Solution: Superposed Memory States and Contextual Collapse</w:t>
-      </w:r>
-    </w:p>
-    <w:p>
-      <w:pPr>
-        <w:pStyle w:val="FirstParagraph"/>
-      </w:pPr>
-      <w:r>
-        <w:t xml:space="preserve">The generalised quantum episodic memory model treats verbatim and gist traces as incompatible features and accounts for over-distribution and subadditivity </w:t>
-      </w:r>
-      <w:r>
-        <w:rPr>
-          <w:highlight w:val="yellow"/>
-        </w:rPr>
-        <w:t xml:space="preserve">(Trueblood and Hemmer 2017)</w:t>
-      </w:r>
-      <w:r>
-        <w:t xml:space="preserve">. Busemeyer, Ozawa, Pothos and Tsuchiya compared three ways of incorporating episodic memory into quantum judgement models, which differ in whether memory updates act like belief updates or like non-commuting projections </w:t>
-      </w:r>
-      <w:r>
-        <w:rPr>
-          <w:highlight w:val="yellow"/>
-        </w:rPr>
-        <w:t xml:space="preserve">(Busemeyer et al. 2025)</w:t>
-      </w:r>
-      <w:r>
-        <w:t xml:space="preserve">. Associative structure in the mental lexicon also has a quantum-like description </w:t>
-      </w:r>
-      <w:r>
-        <w:rPr>
-          <w:highlight w:val="yellow"/>
-        </w:rPr>
-        <w:t xml:space="preserve">(P. Bruza et al. 2009)</w:t>
-      </w:r>
-      <w:r>
-        <w:t xml:space="preserve">, and order effects in the memory and belief queries of intelligent agents have been analysed in the same terms </w:t>
-      </w:r>
-      <w:r>
-        <w:rPr>
-          <w:highlight w:val="yellow"/>
-        </w:rPr>
-        <w:t xml:space="preserve">(Kak 2018)</w:t>
-      </w:r>
-      <w:r>
-        <w:t xml:space="preserve">. For robots, the analogy is to context-dependent episodic retrieval in long-lived agents, for example recognising a place or a person under changing cues. No robot memory system based on these models has been reported. This is an open gap: the value of a QP memory for an artificial agent is unestablished, although the models suggest how an agent could reproduce, and therefore anticipate, human recall behaviour.</w:t>
-      </w:r>
-    </w:p>
-    <w:bookmarkEnd w:id="100"/>
-    <w:bookmarkEnd w:id="101"/>
-    <w:bookmarkStart w:id="104" w:name="sec:decision"/>
-    <w:p>
-      <w:pPr>
-        <w:pStyle w:val="Heading2"/>
-      </w:pPr>
-      <w:r>
-        <w:rPr>
-          <w:rStyle w:val="SectionNumber"/>
-        </w:rPr>
-        <w:t xml:space="preserve">6.3</w:t>
-      </w:r>
-      <w:r>
-        <w:tab/>
-      </w:r>
-      <w:r>
-        <w:t xml:space="preserve">High-Stakes Decision-Making Under Uncertainty</w:t>
-      </w:r>
-    </w:p>
-    <w:bookmarkStart w:id="102" w:name="sec:independence"/>
-    <w:p>
-      <w:pPr>
-        <w:pStyle w:val="Heading3"/>
-      </w:pPr>
-      <w:r>
-        <w:rPr>
-          <w:rStyle w:val="SectionNumber"/>
-        </w:rPr>
-        <w:t xml:space="preserve">6.3.1</w:t>
-      </w:r>
-      <w:r>
-        <w:tab/>
-      </w:r>
-      <w:r>
-        <w:t xml:space="preserve">Problem: Violation of the Independence Axiom in Decisions</w:t>
-      </w:r>
-    </w:p>
-    <w:p>
-      <w:pPr>
-        <w:pStyle w:val="FirstParagraph"/>
-      </w:pPr>
-      <w:r>
-        <w:t xml:space="preserve">Expected-utility theory and the POMDP formalism rest on Savage’s sure-thing principle </w:t>
-      </w:r>
-      <w:r>
-        <w:rPr>
-          <w:highlight w:val="yellow"/>
-        </w:rPr>
-        <w:t xml:space="preserve">(Savage 1954)</w:t>
-      </w:r>
-      <w:r>
-        <w:t xml:space="preserve">. Humans violate it (Section</w:t>
-      </w:r>
-      <w:r>
-        <w:t xml:space="preserve"> </w:t>
-      </w:r>
-      <w:hyperlink w:anchor="sec:interference">
-        <w:r>
-          <w:rPr>
-            <w:rStyle w:val="Hyperlink"/>
-          </w:rPr>
-          <w:t xml:space="preserve">5.5</w:t>
-        </w:r>
-      </w:hyperlink>
-      <w:r>
-        <w:t xml:space="preserve">) </w:t>
-      </w:r>
-      <w:r>
-        <w:rPr>
-          <w:highlight w:val="yellow"/>
-        </w:rPr>
-        <w:t xml:space="preserve">(Shafir and Tversky 1992)</w:t>
-      </w:r>
-      <w:r>
-        <w:t xml:space="preserve">, and the Ellsberg paradox shows that ambiguity, not just risk, shapes choice </w:t>
-      </w:r>
-      <w:r>
-        <w:rPr>
-          <w:highlight w:val="yellow"/>
-        </w:rPr>
-        <w:t xml:space="preserve">(Ellsberg 1961)</w:t>
-      </w:r>
-      <w:r>
-        <w:t xml:space="preserve">. When an autonomous system must predict or collaborate with human decisions (in driving, triage, defence or shared control), a normative model will mispredict precisely those choices.</w:t>
-      </w:r>
-    </w:p>
-    <w:bookmarkEnd w:id="102"/>
-    <w:bookmarkStart w:id="103" w:name="X9323b5447a9eb6e448974587e70673fe9b99c4a"/>
-    <w:p>
-      <w:pPr>
-        <w:pStyle w:val="Heading3"/>
-      </w:pPr>
-      <w:r>
-        <w:rPr>
-          <w:rStyle w:val="SectionNumber"/>
-        </w:rPr>
-        <w:t xml:space="preserve">6.3.2</w:t>
-      </w:r>
-      <w:r>
-        <w:tab/>
-      </w:r>
-      <w:r>
-        <w:t xml:space="preserve">Quantum Solution: Interference Effects in Sequential Decisions</w:t>
-      </w:r>
-    </w:p>
-    <w:p>
-      <w:pPr>
-        <w:pStyle w:val="FirstParagraph"/>
-      </w:pPr>
-      <w:r>
-        <w:t xml:space="preserve">Quantum decision models represent the unresolved state of the world as a superposition, so that deciding with the uncertainty unresolved differs from deciding in each resolved case </w:t>
-      </w:r>
-      <w:r>
-        <w:rPr>
-          <w:highlight w:val="yellow"/>
-        </w:rPr>
-        <w:t xml:space="preserve">(Pothos and Busemeyer 2009; Busemeyer and Bruza 2012)</w:t>
-      </w:r>
-      <w:r>
-        <w:t xml:space="preserve">. Quantum decision theory treats prospects as superpositions and derives a quarter-law for the attraction factor </w:t>
-      </w:r>
-      <w:r>
-        <w:rPr>
-          <w:highlight w:val="yellow"/>
-        </w:rPr>
-        <w:t xml:space="preserve">(Yukalov and Sornette 2011, 2016)</w:t>
-      </w:r>
-      <w:r>
-        <w:t xml:space="preserve">. Its evolutionary extension addresses time-inconsistent choices </w:t>
-      </w:r>
-      <w:r>
-        <w:rPr>
-          <w:highlight w:val="yellow"/>
-        </w:rPr>
-        <w:t xml:space="preserve">(Yukalov 2020)</w:t>
-      </w:r>
-      <w:r>
-        <w:t xml:space="preserve">, and a quantum-conceptual account of expected-utility violations has been proposed </w:t>
-      </w:r>
-      <w:r>
-        <w:rPr>
-          <w:highlight w:val="yellow"/>
-        </w:rPr>
-        <w:t xml:space="preserve">(Aerts, Broekaert, et al. 2011)</w:t>
-      </w:r>
-      <w:r>
-        <w:t xml:space="preserve">. Interference also arises from an intermediate categorisation </w:t>
-      </w:r>
-      <w:r>
-        <w:rPr>
-          <w:highlight w:val="yellow"/>
-        </w:rPr>
-        <w:t xml:space="preserve">(Wang and Busemeyer 2016)</w:t>
-      </w:r>
-      <w:r>
-        <w:t xml:space="preserve"> </w:t>
-      </w:r>
-      <w:r>
-        <w:t xml:space="preserve">or choice </w:t>
-      </w:r>
-      <w:r>
-        <w:rPr>
-          <w:highlight w:val="yellow"/>
-        </w:rPr>
-        <w:t xml:space="preserve">(Kvam et al. 2015)</w:t>
-      </w:r>
-      <w:r>
-        <w:t xml:space="preserve">, a pattern directly relevant to agents that must first classify a situation and then act on it. The most direct robotics application is Song et al.’s quantum-like Bayesian model of pedestrian crossing decisions for automated driving: the model captures crossings that a classical model treats as irrational and covers edge events in interactive scenes better than a Social-LSTM baseline </w:t>
-      </w:r>
-      <w:r>
-        <w:rPr>
-          <w:highlight w:val="yellow"/>
-        </w:rPr>
-        <w:t xml:space="preserve">(Song et al. 2022)</w:t>
-      </w:r>
-      <w:r>
-        <w:t xml:space="preserve">. That study is a simulation on trajectory data (E4), and its interference parameters appear to be set rather than learned. It nonetheless marks the point at which quantum cognition entered a safety-critical autonomy problem.</w:t>
-      </w:r>
-    </w:p>
+        <w:t xml:space="preserve"> </w:t>
+      </w:r>
+      <w:r>
+        <w:t xml:space="preserve">summarises the three functions. In each, the cognitive models are tested on human data (E3), while the agent studies are formal models or offline simulations (E2–E4). The gap common to all three is the same: no study has placed a QP perception, memory or decision module in a closed loop with a robot and compared it with a classical module on the same task.</w:t>
+      </w:r>
+    </w:p>
+    <w:bookmarkStart w:id="103" w:name="tab:tier1"/>
+    <w:p>
+      <w:pPr>
+        <w:pStyle w:val="TableCaption"/>
+      </w:pPr>
+      <w:r>
+        <w:rPr>
+          <w:bCs/>
+          <w:b/>
+        </w:rPr>
+        <w:t xml:space="preserve">Table 4.</w:t>
+      </w:r>
+      <w:r>
+        <w:t xml:space="preserve"> </w:t>
+      </w:r>
+      <w:r>
+        <w:t xml:space="preserve">Tier 1 functions: the QP models available, their strongest evidence, the agent studies and the main gap</w:t>
+      </w:r>
+    </w:p>
+    <w:tbl>
+      <w:tblPr>
+        <w:tblStyle w:val="Table"/>
+        <w:tblW w:type="pct" w:w="5000"/>
+        <w:tblLook w:firstRow="1" w:lastRow="0" w:firstColumn="0" w:lastColumn="0" w:noHBand="0" w:noVBand="0" w:val="0020"/>
+        <w:jc w:val="start"/>
+        <w:tblCaption w:val="Table 4. Tier 1 functions: the QP models available, their strongest evidence, the agent studies and the main gap"/>
+      </w:tblPr>
+      <w:tblGrid>
+        <w:gridCol w:w="871"/>
+        <w:gridCol w:w="2059"/>
+        <w:gridCol w:w="1821"/>
+        <w:gridCol w:w="1504"/>
+        <w:gridCol w:w="1663"/>
+      </w:tblGrid>
+      <w:tr>
+        <w:trPr>
+          <w:tblHeader w:val="true"/>
+        </w:trPr>
+        <w:tc>
+          <w:tcPr/>
+          <w:p>
+            <w:pPr>
+              <w:pStyle w:val="Compact"/>
+              <w:jc w:val="left"/>
+            </w:pPr>
+            <w:r>
+              <w:rPr>
+                <w:bCs/>
+                <w:b/>
+              </w:rPr>
+              <w:t xml:space="preserve">Function</w:t>
+            </w:r>
+          </w:p>
+        </w:tc>
+        <w:tc>
+          <w:tcPr/>
+          <w:p>
+            <w:pPr>
+              <w:pStyle w:val="Compact"/>
+              <w:jc w:val="left"/>
+            </w:pPr>
+            <w:r>
+              <w:rPr>
+                <w:bCs/>
+                <w:b/>
+              </w:rPr>
+              <w:t xml:space="preserve">QP models</w:t>
+            </w:r>
+          </w:p>
+        </w:tc>
+        <w:tc>
+          <w:tcPr/>
+          <w:p>
+            <w:pPr>
+              <w:pStyle w:val="Compact"/>
+              <w:jc w:val="left"/>
+            </w:pPr>
+            <w:r>
+              <w:rPr>
+                <w:bCs/>
+                <w:b/>
+              </w:rPr>
+              <w:t xml:space="preserve">Strongest evidence</w:t>
+            </w:r>
+          </w:p>
+        </w:tc>
+        <w:tc>
+          <w:tcPr/>
+          <w:p>
+            <w:pPr>
+              <w:pStyle w:val="Compact"/>
+              <w:jc w:val="left"/>
+            </w:pPr>
+            <w:r>
+              <w:rPr>
+                <w:bCs/>
+                <w:b/>
+              </w:rPr>
+              <w:t xml:space="preserve">Agent studies</w:t>
+            </w:r>
+          </w:p>
+        </w:tc>
+        <w:tc>
+          <w:tcPr/>
+          <w:p>
+            <w:pPr>
+              <w:pStyle w:val="Compact"/>
+              <w:jc w:val="left"/>
+            </w:pPr>
+            <w:r>
+              <w:rPr>
+                <w:bCs/>
+                <w:b/>
+              </w:rPr>
+              <w:t xml:space="preserve">Main gap</w:t>
+            </w:r>
+          </w:p>
+        </w:tc>
+      </w:tr>
+      <w:tr>
+        <w:tc>
+          <w:tcPr/>
+          <w:p>
+            <w:pPr>
+              <w:pStyle w:val="Compact"/>
+              <w:jc w:val="left"/>
+            </w:pPr>
+            <w:r>
+              <w:t xml:space="preserve">Perception</w:t>
+            </w:r>
+          </w:p>
+        </w:tc>
+        <w:tc>
+          <w:tcPr/>
+          <w:p>
+            <w:pPr>
+              <w:pStyle w:val="Compact"/>
+              <w:jc w:val="left"/>
+            </w:pPr>
+            <w:r>
+              <w:t xml:space="preserve">Qubit percepts </w:t>
+            </w:r>
+            <w:r>
+              <w:rPr>
+                <w:highlight w:val="yellow"/>
+              </w:rPr>
+              <w:t xml:space="preserve">(Lanza, Solinas, and Mastrogiovanni 2020, 2021)</w:t>
+            </w:r>
+            <w:r>
+              <w:t xml:space="preserve">; quantum similarity </w:t>
+            </w:r>
+            <w:r>
+              <w:rPr>
+                <w:highlight w:val="yellow"/>
+              </w:rPr>
+              <w:t xml:space="preserve">(Pothos, Busemeyer, and Trueblood 2013)</w:t>
+            </w:r>
+            <w:r>
+              <w:t xml:space="preserve">; quantum walk of evidence </w:t>
+            </w:r>
+            <w:r>
+              <w:rPr>
+                <w:highlight w:val="yellow"/>
+              </w:rPr>
+              <w:t xml:space="preserve">(Kvam et al. 2015)</w:t>
+            </w:r>
+          </w:p>
+        </w:tc>
+        <w:tc>
+          <w:tcPr/>
+          <w:p>
+            <w:pPr>
+              <w:pStyle w:val="Compact"/>
+              <w:jc w:val="left"/>
+            </w:pPr>
+            <w:r>
+              <w:t xml:space="preserve">Interference of an intermediate choice on confidence (E3) </w:t>
+            </w:r>
+            <w:r>
+              <w:rPr>
+                <w:highlight w:val="yellow"/>
+              </w:rPr>
+              <w:t xml:space="preserve">(Kvam et al. 2015)</w:t>
+            </w:r>
+          </w:p>
+        </w:tc>
+        <w:tc>
+          <w:tcPr/>
+          <w:p>
+            <w:pPr>
+              <w:pStyle w:val="Compact"/>
+              <w:jc w:val="left"/>
+            </w:pPr>
+            <w:r>
+              <w:rPr>
+                <w:highlight w:val="yellow"/>
+              </w:rPr>
+              <w:t xml:space="preserve">Lanza, Solinas, and Mastrogiovanni (2020, 2021)</w:t>
+            </w:r>
+            <w:r>
+              <w:t xml:space="preserve"> </w:t>
+            </w:r>
+            <w:r>
+              <w:t xml:space="preserve">(E2); Chella et al.</w:t>
+            </w:r>
+            <w:r>
+              <w:t xml:space="preserve"> </w:t>
+            </w:r>
+            <w:r>
+              <w:rPr>
+                <w:highlight w:val="yellow"/>
+              </w:rPr>
+              <w:t xml:space="preserve">(2026)</w:t>
+            </w:r>
+            <w:r>
+              <w:t xml:space="preserve"> </w:t>
+            </w:r>
+            <w:r>
+              <w:t xml:space="preserve">(E4, offline)</w:t>
+            </w:r>
+          </w:p>
+        </w:tc>
+        <w:tc>
+          <w:tcPr/>
+          <w:p>
+            <w:pPr>
+              <w:pStyle w:val="Compact"/>
+              <w:jc w:val="left"/>
+            </w:pPr>
+            <w:r>
+              <w:t xml:space="preserve">No comparison with Bayesian or fuzzy fusion; no closed loop</w:t>
+            </w:r>
+          </w:p>
+        </w:tc>
+      </w:tr>
+      <w:tr>
+        <w:tc>
+          <w:tcPr/>
+          <w:p>
+            <w:pPr>
+              <w:pStyle w:val="Compact"/>
+              <w:jc w:val="left"/>
+            </w:pPr>
+            <w:r>
+              <w:t xml:space="preserve">Memory</w:t>
+            </w:r>
+          </w:p>
+        </w:tc>
+        <w:tc>
+          <w:tcPr/>
+          <w:p>
+            <w:pPr>
+              <w:pStyle w:val="Compact"/>
+              <w:jc w:val="left"/>
+            </w:pPr>
+            <w:r>
+              <w:t xml:space="preserve">Generalised quantum episodic memory </w:t>
+            </w:r>
+            <w:r>
+              <w:rPr>
+                <w:highlight w:val="yellow"/>
+              </w:rPr>
+              <w:t xml:space="preserve">(Trueblood and Hemmer 2017)</w:t>
+            </w:r>
+            <w:r>
+              <w:t xml:space="preserve">; instruments with memory </w:t>
+            </w:r>
+            <w:r>
+              <w:rPr>
+                <w:highlight w:val="yellow"/>
+              </w:rPr>
+              <w:t xml:space="preserve">(Busemeyer et al. 2025)</w:t>
+            </w:r>
+          </w:p>
+        </w:tc>
+        <w:tc>
+          <w:tcPr/>
+          <w:p>
+            <w:pPr>
+              <w:pStyle w:val="Compact"/>
+              <w:jc w:val="left"/>
+            </w:pPr>
+            <w:r>
+              <w:t xml:space="preserve">Over-distribution and subadditivity fitted (E3) </w:t>
+            </w:r>
+            <w:r>
+              <w:rPr>
+                <w:highlight w:val="yellow"/>
+              </w:rPr>
+              <w:t xml:space="preserve">(Trueblood and Hemmer 2017)</w:t>
+            </w:r>
+          </w:p>
+        </w:tc>
+        <w:tc>
+          <w:tcPr/>
+          <w:p>
+            <w:pPr>
+              <w:pStyle w:val="Compact"/>
+              <w:jc w:val="left"/>
+            </w:pPr>
+            <w:r>
+              <w:t xml:space="preserve">Kak</w:t>
+            </w:r>
+            <w:r>
+              <w:t xml:space="preserve"> </w:t>
+            </w:r>
+            <w:r>
+              <w:rPr>
+                <w:highlight w:val="yellow"/>
+              </w:rPr>
+              <w:t xml:space="preserve">(2018)</w:t>
+            </w:r>
+            <w:r>
+              <w:t xml:space="preserve"> </w:t>
+            </w:r>
+            <w:r>
+              <w:t xml:space="preserve">(E2, conceptual)</w:t>
+            </w:r>
+          </w:p>
+        </w:tc>
+        <w:tc>
+          <w:tcPr/>
+          <w:p>
+            <w:pPr>
+              <w:pStyle w:val="Compact"/>
+              <w:jc w:val="left"/>
+            </w:pPr>
+            <w:r>
+              <w:t xml:space="preserve">No artificial-agent memory built on these models</w:t>
+            </w:r>
+          </w:p>
+        </w:tc>
+      </w:tr>
+      <w:tr>
+        <w:tc>
+          <w:tcPr/>
+          <w:p>
+            <w:pPr>
+              <w:pStyle w:val="Compact"/>
+              <w:jc w:val="left"/>
+            </w:pPr>
+            <w:r>
+              <w:t xml:space="preserve">Decision</w:t>
+            </w:r>
+          </w:p>
+        </w:tc>
+        <w:tc>
+          <w:tcPr/>
+          <w:p>
+            <w:pPr>
+              <w:pStyle w:val="Compact"/>
+              <w:jc w:val="left"/>
+            </w:pPr>
+            <w:r>
+              <w:t xml:space="preserve">QP decision models </w:t>
+            </w:r>
+            <w:r>
+              <w:rPr>
+                <w:highlight w:val="yellow"/>
+              </w:rPr>
+              <w:t xml:space="preserve">(Pothos and Busemeyer 2009)</w:t>
+            </w:r>
+            <w:r>
+              <w:t xml:space="preserve">; quantum decision theory </w:t>
+            </w:r>
+            <w:r>
+              <w:rPr>
+                <w:highlight w:val="yellow"/>
+              </w:rPr>
+              <w:t xml:space="preserve">(Yukalov and Sornette 2011)</w:t>
+            </w:r>
+            <w:r>
+              <w:t xml:space="preserve">; QLBNs </w:t>
+            </w:r>
+            <w:r>
+              <w:rPr>
+                <w:highlight w:val="yellow"/>
+              </w:rPr>
+              <w:t xml:space="preserve">(Moreira and Wichert 2016)</w:t>
+            </w:r>
+            <w:r>
+              <w:t xml:space="preserve">; belief–action entanglement </w:t>
+            </w:r>
+            <w:r>
+              <w:rPr>
+                <w:highlight w:val="yellow"/>
+              </w:rPr>
+              <w:t xml:space="preserve">(Wang and Busemeyer 2016)</w:t>
+            </w:r>
+          </w:p>
+        </w:tc>
+        <w:tc>
+          <w:tcPr/>
+          <w:p>
+            <w:pPr>
+              <w:pStyle w:val="Compact"/>
+              <w:jc w:val="left"/>
+            </w:pPr>
+            <w:r>
+              <w:t xml:space="preserve">Disjunction effect and categorisation interference (E3) </w:t>
+            </w:r>
+            <w:r>
+              <w:rPr>
+                <w:highlight w:val="yellow"/>
+              </w:rPr>
+              <w:t xml:space="preserve">(Pothos and Busemeyer 2009; Wang and Busemeyer 2016)</w:t>
+            </w:r>
+          </w:p>
+        </w:tc>
+        <w:tc>
+          <w:tcPr/>
+          <w:p>
+            <w:pPr>
+              <w:pStyle w:val="Compact"/>
+              <w:jc w:val="left"/>
+            </w:pPr>
+            <w:r>
+              <w:t xml:space="preserve">Song et al.</w:t>
+            </w:r>
+            <w:r>
+              <w:t xml:space="preserve"> </w:t>
+            </w:r>
+            <w:r>
+              <w:rPr>
+                <w:highlight w:val="yellow"/>
+              </w:rPr>
+              <w:t xml:space="preserve">(2022)</w:t>
+            </w:r>
+            <w:r>
+              <w:t xml:space="preserve"> </w:t>
+            </w:r>
+            <w:r>
+              <w:t xml:space="preserve">(E4)</w:t>
+            </w:r>
+          </w:p>
+        </w:tc>
+        <w:tc>
+          <w:tcPr/>
+          <w:p>
+            <w:pPr>
+              <w:pStyle w:val="Compact"/>
+              <w:jc w:val="left"/>
+            </w:pPr>
+            <w:r>
+              <w:t xml:space="preserve">Interference parameters set, not learned; no closed-loop test</w:t>
+            </w:r>
+          </w:p>
+        </w:tc>
+      </w:tr>
+    </w:tbl>
     <w:bookmarkEnd w:id="103"/>
     <w:bookmarkEnd w:id="104"/>
     <w:bookmarkEnd w:id="105"/>
-    <w:bookmarkStart w:id="115" w:name="sec:tier2"/>
+    <w:bookmarkEnd w:id="106"/>
+    <w:bookmarkEnd w:id="107"/>
+    <w:bookmarkStart w:id="117" w:name="sec:tier2"/>
     <w:p>
       <w:pPr>
         <w:pStyle w:val="Heading1"/>
@@ -8980,7 +9337,7 @@
         <w:t xml:space="preserve">Tier 2 (Medium) — Learning, Planning and Sensor Fusion</w:t>
       </w:r>
     </w:p>
-    <w:bookmarkStart w:id="108" w:name="sec:qirl"/>
+    <w:bookmarkStart w:id="110" w:name="sec:qirl"/>
     <w:p>
       <w:pPr>
         <w:pStyle w:val="Heading2"/>
@@ -8998,7 +9355,7 @@
         <w:t xml:space="preserve">Quantum Reinforcement Learning in Autonomous Agents</w:t>
       </w:r>
     </w:p>
-    <w:bookmarkStart w:id="106" w:name="exploration-vs.-exploitation-trade-off"/>
+    <w:bookmarkStart w:id="108" w:name="exploration-vs.-exploitation-trade-off"/>
     <w:p>
       <w:pPr>
         <w:pStyle w:val="Heading3"/>
@@ -9033,8 +9390,8 @@
         <w:t xml:space="preserve">. Quantum-inspired RL replaces these with a representation in which each state holds a superposition of actions and action selection is a measurement.</w:t>
       </w:r>
     </w:p>
-    <w:bookmarkEnd w:id="106"/>
-    <w:bookmarkStart w:id="107" w:name="X3c5e01f794a670cb54cb24fa63bb217f755daa8"/>
+    <w:bookmarkEnd w:id="108"/>
+    <w:bookmarkStart w:id="109" w:name="X3c5e01f794a670cb54cb24fa63bb217f755daa8"/>
     <w:p>
       <w:pPr>
         <w:pStyle w:val="Heading3"/>
@@ -9099,24 +9456,7 @@
         <w:t xml:space="preserve">(Wei et al. 2022)</w:t>
       </w:r>
       <w:r>
-        <w:t xml:space="preserve">. These algorithms are classical and should be judged against modern classical exploration strategies. Our illustrative experiment in Section</w:t>
-      </w:r>
-      <w:r>
-        <w:t xml:space="preserve"> </w:t>
-      </w:r>
-      <w:hyperlink w:anchor="sec:rl-exp">
-        <w:r>
-          <w:rPr>
-            <w:rStyle w:val="Hyperlink"/>
-          </w:rPr>
-          <w:t xml:space="preserve">16.3</w:t>
-        </w:r>
-      </w:hyperlink>
-      <w:r>
-        <w:t xml:space="preserve"> </w:t>
-      </w:r>
-      <w:r>
-        <w:t xml:space="preserve">does exactly this and finds a clear trade-off: faster early learning with noisy rewards, but no stable convergence. Projective simulation is a different, physics-motivated agent model in which deliberation is a random walk through episodic memory </w:t>
+        <w:t xml:space="preserve">. These algorithms are classical and should be judged against modern classical exploration strategies. Our illustrative experiment in Section 16.3 does exactly this and finds a clear trade-off: faster early learning with noisy rewards, but no stable convergence. Projective simulation is a different, physics-motivated agent model in which deliberation is a random walk through episodic memory </w:t>
       </w:r>
       <w:r>
         <w:rPr>
@@ -9164,40 +9504,12 @@
         <w:t xml:space="preserve"> </w:t>
       </w:r>
       <w:r>
-        <w:t xml:space="preserve">and used on real robots (Section</w:t>
-      </w:r>
-      <w:r>
-        <w:t xml:space="preserve"> </w:t>
-      </w:r>
-      <w:hyperlink w:anchor="sec:affordance">
-        <w:r>
-          <w:rPr>
-            <w:rStyle w:val="Hyperlink"/>
-          </w:rPr>
-          <w:t xml:space="preserve">11.2</w:t>
-        </w:r>
-      </w:hyperlink>
-      <w:r>
-        <w:t xml:space="preserve">). Variational-circuit RL, which uses quantum computation rather than QP as a model of cognition, is reviewed in the companion survey (Section</w:t>
-      </w:r>
-      <w:r>
-        <w:t xml:space="preserve"> </w:t>
-      </w:r>
-      <w:hyperlink w:anchor="sec:vqcrl">
-        <w:r>
-          <w:rPr>
-            <w:rStyle w:val="Hyperlink"/>
-          </w:rPr>
-          <w:t xml:space="preserve">10.2</w:t>
-        </w:r>
-      </w:hyperlink>
-      <w:r>
-        <w:t xml:space="preserve">).</w:t>
-      </w:r>
-    </w:p>
-    <w:bookmarkEnd w:id="107"/>
-    <w:bookmarkEnd w:id="108"/>
-    <w:bookmarkStart w:id="111" w:name="sec:planning"/>
+        <w:t xml:space="preserve">and used on real robots (Section 11.2). Variational-circuit RL, which uses quantum computation rather than QP as a model of cognition, is reviewed in the companion survey (Section 10.2).</w:t>
+      </w:r>
+    </w:p>
+    <w:bookmarkEnd w:id="109"/>
+    <w:bookmarkEnd w:id="110"/>
+    <w:bookmarkStart w:id="113" w:name="sec:planning"/>
     <w:p>
       <w:pPr>
         <w:pStyle w:val="Heading2"/>
@@ -9215,7 +9527,7 @@
         <w:t xml:space="preserve">Planning Under Uncertainty</w:t>
       </w:r>
     </w:p>
-    <w:bookmarkStart w:id="109" w:name="Xd2819d05ac9310b9f92ccfa31d636e7253576e7"/>
+    <w:bookmarkStart w:id="111" w:name="Xd2819d05ac9310b9f92ccfa31d636e7253576e7"/>
     <w:p>
       <w:pPr>
         <w:pStyle w:val="Heading3"/>
@@ -9259,8 +9571,8 @@
         <w:t xml:space="preserve">.</w:t>
       </w:r>
     </w:p>
-    <w:bookmarkEnd w:id="109"/>
-    <w:bookmarkStart w:id="110" w:name="Xba5f123c00ca55d3f12cd827b72ccf1358cb817"/>
+    <w:bookmarkEnd w:id="111"/>
+    <w:bookmarkStart w:id="112" w:name="Xba5f123c00ca55d3f12cd827b72ccf1358cb817"/>
     <w:p>
       <w:pPr>
         <w:pStyle w:val="Heading3"/>
@@ -9331,9 +9643,9 @@
         <w:t xml:space="preserve">. Such models could let a planner anticipate how a human collaborator’s goals will shift, but none has yet been integrated into a robot planner. We found no evidence that QP planning improves plan quality for autonomous systems, and we regard this as an open research question rather than an established capability.</w:t>
       </w:r>
     </w:p>
-    <w:bookmarkEnd w:id="110"/>
-    <w:bookmarkEnd w:id="111"/>
-    <w:bookmarkStart w:id="114" w:name="sec:fusion"/>
+    <w:bookmarkEnd w:id="112"/>
+    <w:bookmarkEnd w:id="113"/>
+    <w:bookmarkStart w:id="116" w:name="sec:fusion"/>
     <w:p>
       <w:pPr>
         <w:pStyle w:val="Heading2"/>
@@ -9351,7 +9663,7 @@
         <w:t xml:space="preserve">Multi-Source Fusion with Non-Independent Modalities</w:t>
       </w:r>
     </w:p>
-    <w:bookmarkStart w:id="112" w:name="Xd4ee3def7827aa38aa0ffd0cc85a310ba212c9a"/>
+    <w:bookmarkStart w:id="114" w:name="Xd4ee3def7827aa38aa0ffd0cc85a310ba212c9a"/>
     <w:p>
       <w:pPr>
         <w:pStyle w:val="Heading3"/>
@@ -9410,25 +9722,11 @@
         <w:t xml:space="preserve"> </w:t>
       </w:r>
       <w:r>
-        <w:t xml:space="preserve">are judgements from different contexts, for example a human report, a language instruction and a vision classifier, whose outputs cannot be embedded in one joint distribution. It is important to be precise here: for physical pose estimation from independent Gaussian sensors, QP adds nothing and the Kalman filter remains optimal (Section</w:t>
-      </w:r>
-      <w:r>
-        <w:t xml:space="preserve"> </w:t>
-      </w:r>
-      <w:hyperlink w:anchor="sec:case-fusion">
-        <w:r>
-          <w:rPr>
-            <w:rStyle w:val="Hyperlink"/>
-          </w:rPr>
-          <w:t xml:space="preserve">16.1</w:t>
-        </w:r>
-      </w:hyperlink>
-      <w:r>
-        <w:t xml:space="preserve">).</w:t>
-      </w:r>
-    </w:p>
-    <w:bookmarkEnd w:id="112"/>
-    <w:bookmarkStart w:id="113" w:name="Xe5878725d8211be8be5a509756b4a9e847403c5"/>
+        <w:t xml:space="preserve">are judgements from different contexts, for example a human report, a language instruction and a vision classifier, whose outputs cannot be embedded in one joint distribution. It is important to be precise here: for physical pose estimation from independent Gaussian sensors, QP adds nothing and the Kalman filter remains optimal (Section 16.1).</w:t>
+      </w:r>
+    </w:p>
+    <w:bookmarkEnd w:id="114"/>
+    <w:bookmarkStart w:id="115" w:name="Xe5878725d8211be8be5a509756b4a9e847403c5"/>
     <w:p>
       <w:pPr>
         <w:pStyle w:val="Heading3"/>
@@ -9562,10 +9860,10 @@
         <w:t xml:space="preserve">. These results are on benchmark labels, not human decision data, and the incompatibility assumption itself was not tested.</w:t>
       </w:r>
     </w:p>
-    <w:bookmarkEnd w:id="113"/>
-    <w:bookmarkEnd w:id="114"/>
     <w:bookmarkEnd w:id="115"/>
-    <w:bookmarkStart w:id="116" w:name="Xaad65ea00adb9043d96325c1e212fb61010974a"/>
+    <w:bookmarkEnd w:id="116"/>
+    <w:bookmarkEnd w:id="117"/>
+    <w:bookmarkStart w:id="118" w:name="Xaad65ea00adb9043d96325c1e212fb61010974a"/>
     <w:p>
       <w:pPr>
         <w:pStyle w:val="Heading1"/>
@@ -9574,8 +9872,8 @@
         <w:t xml:space="preserve">Part C — Applications and Validation (Sections 8–16)</w:t>
       </w:r>
     </w:p>
-    <w:bookmarkEnd w:id="116"/>
-    <w:bookmarkStart w:id="124" w:name="sec:ml"/>
+    <w:bookmarkEnd w:id="118"/>
+    <w:bookmarkStart w:id="126" w:name="sec:ml"/>
     <w:p>
       <w:pPr>
         <w:pStyle w:val="Heading1"/>
@@ -9593,7 +9891,7 @@
         <w:t xml:space="preserve">Quantum Cognition for Machine Learning and AI</w:t>
       </w:r>
     </w:p>
-    <w:bookmarkStart w:id="119" w:name="sec:features"/>
+    <w:bookmarkStart w:id="121" w:name="sec:features"/>
     <w:p>
       <w:pPr>
         <w:pStyle w:val="Heading2"/>
@@ -9611,7 +9909,7 @@
         <w:t xml:space="preserve">Feature Learning and Representation Problem</w:t>
       </w:r>
     </w:p>
-    <w:bookmarkStart w:id="117" w:name="X41f6aa970a4016d94aaae7bb3da23a7638120d0"/>
+    <w:bookmarkStart w:id="119" w:name="X41f6aa970a4016d94aaae7bb3da23a7638120d0"/>
     <w:p>
       <w:pPr>
         <w:pStyle w:val="Heading3"/>
@@ -9646,8 +9944,8 @@
         <w:t xml:space="preserve">. Probabilities are then obtained by a fixed read-out (for example softmax), which produces a single joint distribution over labels regardless of the order or context of the query.</w:t>
       </w:r>
     </w:p>
-    <w:bookmarkEnd w:id="117"/>
-    <w:bookmarkStart w:id="118" w:name="Xf4cefd9070444d6da737b589f58f0708f73102c"/>
+    <w:bookmarkEnd w:id="119"/>
+    <w:bookmarkStart w:id="120" w:name="Xf4cefd9070444d6da737b589f58f0708f73102c"/>
     <w:p>
       <w:pPr>
         <w:pStyle w:val="Heading3"/>
@@ -9757,9 +10055,9 @@
         <w:t xml:space="preserve">. Those interpretability claims have not been tested with users.</w:t>
       </w:r>
     </w:p>
-    <w:bookmarkEnd w:id="118"/>
-    <w:bookmarkEnd w:id="119"/>
-    <w:bookmarkStart w:id="122" w:name="sec:labels"/>
+    <w:bookmarkEnd w:id="120"/>
+    <w:bookmarkEnd w:id="121"/>
+    <w:bookmarkStart w:id="124" w:name="sec:labels"/>
     <w:p>
       <w:pPr>
         <w:pStyle w:val="Heading2"/>
@@ -9777,7 +10075,7 @@
         <w:t xml:space="preserve">Classification Under Label Ambiguity</w:t>
       </w:r>
     </w:p>
-    <w:bookmarkStart w:id="120" w:name="Xe9e54e3545d0031b3e767f8f5cc5b361be67236"/>
+    <w:bookmarkStart w:id="122" w:name="Xe9e54e3545d0031b3e767f8f5cc5b361be67236"/>
     <w:p>
       <w:pPr>
         <w:pStyle w:val="Heading3"/>
@@ -9848,8 +10146,8 @@
         <w:t xml:space="preserve">was asked first. For ML systems trained on human labels, or used alongside human decision-makers, this is a modelling mismatch rather than label noise.</w:t>
       </w:r>
     </w:p>
-    <w:bookmarkEnd w:id="120"/>
-    <w:bookmarkStart w:id="121" w:name="Xe40a54093ee7105675d606a8ee741fcef64ed49"/>
+    <w:bookmarkEnd w:id="122"/>
+    <w:bookmarkStart w:id="123" w:name="Xe40a54093ee7105675d606a8ee741fcef64ed49"/>
     <w:p>
       <w:pPr>
         <w:pStyle w:val="Heading3"/>
@@ -9872,21 +10170,7 @@
         <w:pStyle w:val="FirstParagraph"/>
       </w:pPr>
       <w:r>
-        <w:t xml:space="preserve">Representing labels as non-commuting projectors on a learned state produces order-dependent label judgements (Case Study 2, Section</w:t>
-      </w:r>
-      <w:r>
-        <w:t xml:space="preserve"> </w:t>
-      </w:r>
-      <w:hyperlink w:anchor="sec:case-label">
-        <w:r>
-          <w:rPr>
-            <w:rStyle w:val="Hyperlink"/>
-          </w:rPr>
-          <w:t xml:space="preserve">16.2</w:t>
-        </w:r>
-      </w:hyperlink>
-      <w:r>
-        <w:t xml:space="preserve">). Quantum-cognitively motivated decision fusion used this structure to combine modality-specific sentiment judgements </w:t>
+        <w:t xml:space="preserve">Representing labels as non-commuting projectors on a learned state produces order-dependent label judgements (Case Study 2, Section 16.2). Quantum-cognitively motivated decision fusion used this structure to combine modality-specific sentiment judgements </w:t>
       </w:r>
       <w:r>
         <w:rPr>
@@ -9913,117 +10197,103 @@
         <w:t xml:space="preserve">(Maksimovic and Maksymov 2025)</w:t>
       </w:r>
       <w:r>
-        <w:t xml:space="preserve">. No study has yet shown that order-aware QP classifiers improve agreement with individual human annotators on a standard benchmark; this is a clear, testable gap (Benchmark 3, Section</w:t>
-      </w:r>
-      <w:r>
-        <w:t xml:space="preserve"> </w:t>
-      </w:r>
-      <w:hyperlink w:anchor="sec:bench">
-        <w:r>
-          <w:rPr>
-            <w:rStyle w:val="Hyperlink"/>
-          </w:rPr>
-          <w:t xml:space="preserve">22</w:t>
-        </w:r>
-      </w:hyperlink>
-      <w:r>
-        <w:t xml:space="preserve">).</w:t>
-      </w:r>
-    </w:p>
-    <w:bookmarkEnd w:id="121"/>
-    <w:bookmarkEnd w:id="122"/>
-    <w:bookmarkStart w:id="123" w:name="sec:semantics"/>
-    <w:p>
-      <w:pPr>
-        <w:pStyle w:val="Heading2"/>
-      </w:pPr>
-      <w:r>
-        <w:rPr>
-          <w:rStyle w:val="SectionNumber"/>
-        </w:rPr>
-        <w:t xml:space="preserve">8.3</w:t>
-      </w:r>
-      <w:r>
-        <w:tab/>
-      </w:r>
-      <w:r>
-        <w:t xml:space="preserve">Knowledge Representation and Semantic Similarities</w:t>
-      </w:r>
-    </w:p>
-    <w:p>
-      <w:pPr>
-        <w:pStyle w:val="FirstParagraph"/>
-      </w:pPr>
-      <w:r>
-        <w:t xml:space="preserve">Quantum logic has a long history in semantic representation. Widdows and Peters showed that negation and disjunction on word vectors behave as quantum-logical connectives, allowing unwanted word senses to be removed from queries </w:t>
-      </w:r>
-      <w:r>
-        <w:rPr>
-          <w:highlight w:val="yellow"/>
-        </w:rPr>
-        <w:t xml:space="preserve">(Widdows and Peters 2003)</w:t>
-      </w:r>
-      <w:r>
-        <w:t xml:space="preserve">. Density-matrix language models captured term dependencies for retrieval </w:t>
-      </w:r>
-      <w:r>
-        <w:rPr>
-          <w:highlight w:val="yellow"/>
-        </w:rPr>
-        <w:t xml:space="preserve">(Sordoni, Nie, and Bengio 2013)</w:t>
-      </w:r>
-      <w:r>
-        <w:t xml:space="preserve">, and a survey of quantum-theory-inspired information retrieval covers representation, ranking and user cognition </w:t>
-      </w:r>
-      <w:r>
-        <w:rPr>
-          <w:highlight w:val="yellow"/>
-        </w:rPr>
-        <w:t xml:space="preserve">(Uprety, Gkoumas, and Song 2020)</w:t>
-      </w:r>
-      <w:r>
-        <w:t xml:space="preserve">. Widdows, Kitto and Cohen give the broadest account of quantum mathematics in AI </w:t>
-      </w:r>
-      <w:r>
-        <w:rPr>
-          <w:highlight w:val="yellow"/>
-        </w:rPr>
-        <w:t xml:space="preserve">(Widdows, Kitto, and Cohen 2021)</w:t>
-      </w:r>
-      <w:r>
-        <w:t xml:space="preserve">. Compositional quantum NLP (DisCoCat) was run on real quantum hardware for small sentence-classification tasks, a feasibility demonstration with small datasets, long queue times and no quantum advantage </w:t>
-      </w:r>
-      <w:r>
-        <w:rPr>
-          <w:highlight w:val="yellow"/>
-        </w:rPr>
-        <w:t xml:space="preserve">(Lorenz et al. 2023)</w:t>
-      </w:r>
-      <w:r>
-        <w:t xml:space="preserve">; two reviews cover the field </w:t>
-      </w:r>
-      <w:r>
-        <w:rPr>
-          <w:highlight w:val="yellow"/>
-        </w:rPr>
-        <w:t xml:space="preserve">(Widdows et al. 2024; Nausheen et al. 2025)</w:t>
-      </w:r>
-      <w:r>
-        <w:t xml:space="preserve">. Contextual word embeddings have been recast in terms of quantum contextuality, as a framework without an empirical evaluation </w:t>
-      </w:r>
-      <w:r>
-        <w:rPr>
-          <w:highlight w:val="yellow"/>
-        </w:rPr>
-        <w:t xml:space="preserve">(Svozil 2025)</w:t>
-      </w:r>
-      <w:r>
-        <w:t xml:space="preserve">. For agents, such as robots grounding language instructions or dialogue systems tracking context, the relevant contribution is a principled way to represent meaning that depends on context. The contribution does not come from quantum computation.</w:t>
+        <w:t xml:space="preserve">. No study has yet shown that order-aware QP classifiers improve agreement with individual human annotators on a standard benchmark; this is a clear, testable gap (Benchmark 3, Section 22).</w:t>
       </w:r>
     </w:p>
     <w:bookmarkEnd w:id="123"/>
     <w:bookmarkEnd w:id="124"/>
-    <w:bookmarkStart w:id="133" w:name="sec:dl"/>
+    <w:bookmarkStart w:id="125" w:name="sec:semantics"/>
+    <w:p>
+      <w:pPr>
+        <w:pStyle w:val="Heading2"/>
+      </w:pPr>
+      <w:r>
+        <w:rPr>
+          <w:rStyle w:val="SectionNumber"/>
+        </w:rPr>
+        <w:t xml:space="preserve">8.3</w:t>
+      </w:r>
+      <w:r>
+        <w:tab/>
+      </w:r>
+      <w:r>
+        <w:t xml:space="preserve">Knowledge Representation and Semantic Similarities</w:t>
+      </w:r>
+    </w:p>
+    <w:p>
+      <w:pPr>
+        <w:pStyle w:val="FirstParagraph"/>
+      </w:pPr>
+      <w:r>
+        <w:t xml:space="preserve">Quantum logic has a long history in semantic representation. Widdows and Peters showed that negation and disjunction on word vectors behave as quantum-logical connectives, allowing unwanted word senses to be removed from queries </w:t>
+      </w:r>
+      <w:r>
+        <w:rPr>
+          <w:highlight w:val="yellow"/>
+        </w:rPr>
+        <w:t xml:space="preserve">(Widdows and Peters 2003)</w:t>
+      </w:r>
+      <w:r>
+        <w:t xml:space="preserve">. Density-matrix language models captured term dependencies for retrieval </w:t>
+      </w:r>
+      <w:r>
+        <w:rPr>
+          <w:highlight w:val="yellow"/>
+        </w:rPr>
+        <w:t xml:space="preserve">(Sordoni, Nie, and Bengio 2013)</w:t>
+      </w:r>
+      <w:r>
+        <w:t xml:space="preserve">, and a survey of quantum-theory-inspired information retrieval covers representation, ranking and user cognition </w:t>
+      </w:r>
+      <w:r>
+        <w:rPr>
+          <w:highlight w:val="yellow"/>
+        </w:rPr>
+        <w:t xml:space="preserve">(Uprety, Gkoumas, and Song 2020)</w:t>
+      </w:r>
+      <w:r>
+        <w:t xml:space="preserve">. Widdows, Kitto and Cohen give the broadest account of quantum mathematics in AI </w:t>
+      </w:r>
+      <w:r>
+        <w:rPr>
+          <w:highlight w:val="yellow"/>
+        </w:rPr>
+        <w:t xml:space="preserve">(Widdows, Kitto, and Cohen 2021)</w:t>
+      </w:r>
+      <w:r>
+        <w:t xml:space="preserve">. Compositional quantum NLP (DisCoCat) was run on real quantum hardware for small sentence-classification tasks, a feasibility demonstration with small datasets, long queue times and no quantum advantage </w:t>
+      </w:r>
+      <w:r>
+        <w:rPr>
+          <w:highlight w:val="yellow"/>
+        </w:rPr>
+        <w:t xml:space="preserve">(Lorenz et al. 2023)</w:t>
+      </w:r>
+      <w:r>
+        <w:t xml:space="preserve">; two reviews cover the field </w:t>
+      </w:r>
+      <w:r>
+        <w:rPr>
+          <w:highlight w:val="yellow"/>
+        </w:rPr>
+        <w:t xml:space="preserve">(Widdows et al. 2024; Nausheen et al. 2025)</w:t>
+      </w:r>
+      <w:r>
+        <w:t xml:space="preserve">. Contextual word embeddings have been recast in terms of quantum contextuality, as a framework without an empirical evaluation </w:t>
+      </w:r>
+      <w:r>
+        <w:rPr>
+          <w:highlight w:val="yellow"/>
+        </w:rPr>
+        <w:t xml:space="preserve">(Svozil 2025)</w:t>
+      </w:r>
+      <w:r>
+        <w:t xml:space="preserve">. For agents, such as robots grounding language instructions or dialogue systems tracking context, the relevant contribution is a principled way to represent meaning that depends on context. The contribution does not come from quantum computation.</w:t>
+      </w:r>
+    </w:p>
+    <w:bookmarkEnd w:id="125"/>
+    <w:bookmarkEnd w:id="126"/>
+    <w:bookmarkStart w:id="135" w:name="sec:dl"/>
     <w:p>
       <w:pPr>
         <w:pStyle w:val="Heading1"/>
@@ -10041,7 +10311,7 @@
         <w:t xml:space="preserve">Quantum Cognition for Deep Learning</w:t>
       </w:r>
     </w:p>
-    <w:bookmarkStart w:id="127" w:name="activation-and-representation-learning"/>
+    <w:bookmarkStart w:id="129" w:name="activation-and-representation-learning"/>
     <w:p>
       <w:pPr>
         <w:pStyle w:val="Heading2"/>
@@ -10059,7 +10329,7 @@
         <w:t xml:space="preserve">Activation and Representation Learning</w:t>
       </w:r>
     </w:p>
-    <w:bookmarkStart w:id="125" w:name="X9c275344ab8e98459659c1311560a541677a2c5"/>
+    <w:bookmarkStart w:id="127" w:name="X9c275344ab8e98459659c1311560a541677a2c5"/>
     <w:p>
       <w:pPr>
         <w:pStyle w:val="Heading3"/>
@@ -10085,8 +10355,8 @@
         <w:t xml:space="preserve">In standard deep networks, activations are real numbers and output probabilities come from a softmax. Uncertainty is typically estimated post hoc (ensembles, dropout, Bayesian layers), and all outputs are assumed to live in one classical probability space.</w:t>
       </w:r>
     </w:p>
-    <w:bookmarkEnd w:id="125"/>
-    <w:bookmarkStart w:id="126" w:name="Xefa7eb982bfa89e3083cd0078621bc92a58a30d"/>
+    <w:bookmarkEnd w:id="127"/>
+    <w:bookmarkStart w:id="128" w:name="Xefa7eb982bfa89e3083cd0078621bc92a58a30d"/>
     <w:p>
       <w:pPr>
         <w:pStyle w:val="Heading3"/>
@@ -10172,9 +10442,9 @@
         <w:t xml:space="preserve">. The consistent pattern is parity, not superiority, on accuracy, with claims of interpretability that remain to be tested.</w:t>
       </w:r>
     </w:p>
-    <w:bookmarkEnd w:id="126"/>
-    <w:bookmarkEnd w:id="127"/>
-    <w:bookmarkStart w:id="130" w:name="Xbf262488d017ef7ce9afdeb99568071105b6bb9"/>
+    <w:bookmarkEnd w:id="128"/>
+    <w:bookmarkEnd w:id="129"/>
+    <w:bookmarkStart w:id="132" w:name="Xbf262488d017ef7ce9afdeb99568071105b6bb9"/>
     <w:p>
       <w:pPr>
         <w:pStyle w:val="Heading2"/>
@@ -10192,7 +10462,7 @@
         <w:t xml:space="preserve">Backpropagation and Gradient Descent Under Uncertainty</w:t>
       </w:r>
     </w:p>
-    <w:bookmarkStart w:id="128" w:name="X210a88a5557285ba34c5c9d346e12f0b981c6d8"/>
+    <w:bookmarkStart w:id="130" w:name="X210a88a5557285ba34c5c9d346e12f0b981c6d8"/>
     <w:p>
       <w:pPr>
         <w:pStyle w:val="Heading3"/>
@@ -10236,8 +10506,8 @@
         <w:t xml:space="preserve">.</w:t>
       </w:r>
     </w:p>
-    <w:bookmarkEnd w:id="128"/>
-    <w:bookmarkStart w:id="129" w:name="X8aad92a38662b83fdfee694452cb0a635143117"/>
+    <w:bookmarkEnd w:id="130"/>
+    <w:bookmarkStart w:id="131" w:name="X7de7839093396820f78787c062bd8982592526b"/>
     <w:p>
       <w:pPr>
         <w:pStyle w:val="Heading3"/>
@@ -10252,7 +10522,7 @@
         <w:tab/>
       </w:r>
       <w:r>
-        <w:t xml:space="preserve">Quantum Gradient Descent: Superposed Weight Updates</w:t>
+        <w:t xml:space="preserve">Quantum Gradient Descent: Do Superposed Weight Updates Help?</w:t>
       </w:r>
     </w:p>
     <w:p>
@@ -10288,153 +10558,139 @@
       </w:r>
       <w:r>
         <w:t xml:space="preserve">. Where quantum-inspired networks are trained classically, their complex-valued parameters are optimised by standard gradient descent. The contribution of quantum cognition to optimisation is therefore conceptual, for example modelling how a learner’s uncertainty about incompatible hypotheses evolves, rather than algorithmic.</w:t>
-      </w:r>
-    </w:p>
-    <w:bookmarkEnd w:id="129"/>
-    <w:bookmarkEnd w:id="130"/>
-    <w:bookmarkStart w:id="132" w:name="sec:llm"/>
-    <w:p>
-      <w:pPr>
-        <w:pStyle w:val="Heading2"/>
-      </w:pPr>
-      <w:r>
-        <w:rPr>
-          <w:rStyle w:val="SectionNumber"/>
-        </w:rPr>
-        <w:t xml:space="preserve">9.3</w:t>
-      </w:r>
-      <w:r>
-        <w:tab/>
-      </w:r>
-      <w:r>
-        <w:t xml:space="preserve">Attention Mechanisms and Multi-Head Architectures</w:t>
-      </w:r>
-    </w:p>
-    <w:bookmarkStart w:id="131" w:name="Xfaeee369aa6e991b5c74ad718c810a533653bba"/>
-    <w:p>
-      <w:pPr>
-        <w:pStyle w:val="Heading3"/>
-      </w:pPr>
-      <w:r>
-        <w:rPr>
-          <w:rStyle w:val="SectionNumber"/>
-        </w:rPr>
-        <w:t xml:space="preserve">9.3.1</w:t>
-      </w:r>
-      <w:r>
-        <w:tab/>
-      </w:r>
-      <w:r>
-        <w:t xml:space="preserve">Order-Dependent Attention: Measurement Sequence in Transformer Models</w:t>
-      </w:r>
-    </w:p>
-    <w:p>
-      <w:pPr>
-        <w:pStyle w:val="FirstParagraph"/>
-      </w:pPr>
-      <w:r>
-        <w:t xml:space="preserve">Transformer outputs depend on prompt order and framing. Human-like response biases in survey-style prompts were found only partially, and inconsistently, across nine LLMs </w:t>
-      </w:r>
-      <w:r>
-        <w:rPr>
-          <w:highlight w:val="yellow"/>
-        </w:rPr>
-        <w:t xml:space="preserve">(Tjuatja et al. 2024)</w:t>
-      </w:r>
-      <w:r>
-        <w:t xml:space="preserve">, while cognitive-psychology batteries revealed both human-like and non-human-like reasoning in GPT-3 </w:t>
-      </w:r>
-      <w:r>
-        <w:rPr>
-          <w:highlight w:val="yellow"/>
-        </w:rPr>
-        <w:t xml:space="preserve">(Binz and Schulz 2023)</w:t>
-      </w:r>
-      <w:r>
-        <w:t xml:space="preserve">. Quantum-cognition methods give these observations a precise vocabulary and test statistics. Lo, Sadrzadeh and Mansfield constructed a linguistic schema modelled on a contextual quantum scenario and, using a masked language model, found about 0.15% of instances contextual under the sheaf-theoretic criterion and about 71% under contextuality-by-default </w:t>
-      </w:r>
-      <w:r>
-        <w:rPr>
-          <w:highlight w:val="yellow"/>
-        </w:rPr>
-        <w:t xml:space="preserve">(Lo, Sadrzadeh, and Mansfield 2025)</w:t>
-      </w:r>
-      <w:r>
-        <w:t xml:space="preserve">. Context effects in LLM similarity judgements mirror human order effects in some settings but not others </w:t>
-      </w:r>
-      <w:r>
-        <w:rPr>
-          <w:highlight w:val="yellow"/>
-        </w:rPr>
-        <w:t xml:space="preserve">(Uprety et al. 2024)</w:t>
-      </w:r>
-      <w:r>
-        <w:t xml:space="preserve">. Bell-type tests on LLM concept combinations reported violations and Bose–Einstein-like word statistics resembling human data </w:t>
-      </w:r>
-      <w:r>
-        <w:rPr>
-          <w:highlight w:val="yellow"/>
-        </w:rPr>
-        <w:t xml:space="preserve">(Aerts et al. 2026)</w:t>
-      </w:r>
-      <w:r>
-        <w:t xml:space="preserve">. GPT-5 committed far fewer conjunction fallacies than humans, and its judgement pattern was closer to early QP models than to the noisy variants that fit people </w:t>
-      </w:r>
-      <w:r>
-        <w:rPr>
-          <w:highlight w:val="yellow"/>
-        </w:rPr>
-        <w:t xml:space="preserve">(Imannezhad, Pothos, and Wills 2026)</w:t>
-      </w:r>
-      <w:r>
-        <w:t xml:space="preserve">. An audit of question-order effects with the QQ equality found near-deterministic saturation in a small model, showing that the QQ test can be uninformative when an LLM’s answers are saturated </w:t>
-      </w:r>
-      <w:r>
-        <w:rPr>
-          <w:highlight w:val="yellow"/>
-        </w:rPr>
-        <w:t xml:space="preserve">(Kang 2026)</w:t>
-      </w:r>
-      <w:r>
-        <w:t xml:space="preserve">. Together these studies suggest that attention-based models exhibit some context effects that QP models describe well, but they do not show that transformers are quantum-like in general. The analogy between attention and</w:t>
-      </w:r>
-      <w:r>
-        <w:t xml:space="preserve"> </w:t>
-      </w:r>
-      <w:r>
-        <w:t xml:space="preserve">“</w:t>
-      </w:r>
-      <w:r>
-        <w:t xml:space="preserve">soft measurement</w:t>
-      </w:r>
-      <w:r>
-        <w:t xml:space="preserve">”</w:t>
-      </w:r>
-      <w:r>
-        <w:t xml:space="preserve"> </w:t>
-      </w:r>
-      <w:r>
-        <w:t xml:space="preserve">remains a hypothesis to be tested (Section</w:t>
-      </w:r>
-      <w:r>
-        <w:t xml:space="preserve"> </w:t>
-      </w:r>
-      <w:hyperlink w:anchor="sec:vs-attention">
-        <w:r>
-          <w:rPr>
-            <w:rStyle w:val="Hyperlink"/>
-          </w:rPr>
-          <w:t xml:space="preserve">14.3</w:t>
-        </w:r>
-      </w:hyperlink>
-      <w:r>
-        <w:t xml:space="preserve">).</w:t>
       </w:r>
     </w:p>
     <w:bookmarkEnd w:id="131"/>
     <w:bookmarkEnd w:id="132"/>
+    <w:bookmarkStart w:id="134" w:name="sec:llm"/>
+    <w:p>
+      <w:pPr>
+        <w:pStyle w:val="Heading2"/>
+      </w:pPr>
+      <w:r>
+        <w:rPr>
+          <w:rStyle w:val="SectionNumber"/>
+        </w:rPr>
+        <w:t xml:space="preserve">9.3</w:t>
+      </w:r>
+      <w:r>
+        <w:tab/>
+      </w:r>
+      <w:r>
+        <w:t xml:space="preserve">Attention Mechanisms and Multi-Head Architectures</w:t>
+      </w:r>
+    </w:p>
+    <w:bookmarkStart w:id="133" w:name="Xfaeee369aa6e991b5c74ad718c810a533653bba"/>
+    <w:p>
+      <w:pPr>
+        <w:pStyle w:val="Heading3"/>
+      </w:pPr>
+      <w:r>
+        <w:rPr>
+          <w:rStyle w:val="SectionNumber"/>
+        </w:rPr>
+        <w:t xml:space="preserve">9.3.1</w:t>
+      </w:r>
+      <w:r>
+        <w:tab/>
+      </w:r>
+      <w:r>
+        <w:t xml:space="preserve">Order-Dependent Attention: Measurement Sequence in Transformer Models</w:t>
+      </w:r>
+    </w:p>
+    <w:p>
+      <w:pPr>
+        <w:pStyle w:val="FirstParagraph"/>
+      </w:pPr>
+      <w:r>
+        <w:t xml:space="preserve">Transformer outputs depend on prompt order and framing. Human-like response biases in survey-style prompts were found only partially, and inconsistently, across nine LLMs </w:t>
+      </w:r>
+      <w:r>
+        <w:rPr>
+          <w:highlight w:val="yellow"/>
+        </w:rPr>
+        <w:t xml:space="preserve">(Tjuatja et al. 2024)</w:t>
+      </w:r>
+      <w:r>
+        <w:t xml:space="preserve">, while cognitive-psychology batteries revealed both human-like and non-human-like reasoning in GPT-3 </w:t>
+      </w:r>
+      <w:r>
+        <w:rPr>
+          <w:highlight w:val="yellow"/>
+        </w:rPr>
+        <w:t xml:space="preserve">(Binz and Schulz 2023)</w:t>
+      </w:r>
+      <w:r>
+        <w:t xml:space="preserve">. Quantum-cognition methods give these observations a precise vocabulary and test statistics. Lo, Sadrzadeh and Mansfield constructed a linguistic schema modelled on a contextual quantum scenario and, using a masked language model, found about 0.15% of instances contextual under the sheaf-theoretic criterion and about 71% under contextuality-by-default </w:t>
+      </w:r>
+      <w:r>
+        <w:rPr>
+          <w:highlight w:val="yellow"/>
+        </w:rPr>
+        <w:t xml:space="preserve">(Lo, Sadrzadeh, and Mansfield 2025)</w:t>
+      </w:r>
+      <w:r>
+        <w:t xml:space="preserve">. Context effects in LLM similarity judgements mirror human order effects in some settings but not others </w:t>
+      </w:r>
+      <w:r>
+        <w:rPr>
+          <w:highlight w:val="yellow"/>
+        </w:rPr>
+        <w:t xml:space="preserve">(Uprety et al. 2024)</w:t>
+      </w:r>
+      <w:r>
+        <w:t xml:space="preserve">. Bell-type tests on LLM concept combinations reported violations and Bose–Einstein-like word statistics resembling human data </w:t>
+      </w:r>
+      <w:r>
+        <w:rPr>
+          <w:highlight w:val="yellow"/>
+        </w:rPr>
+        <w:t xml:space="preserve">(Aerts et al. 2026)</w:t>
+      </w:r>
+      <w:r>
+        <w:t xml:space="preserve">. GPT-5 committed far fewer conjunction fallacies than humans, and its judgement pattern was closer to early QP models than to the noisy variants that fit people </w:t>
+      </w:r>
+      <w:r>
+        <w:rPr>
+          <w:highlight w:val="yellow"/>
+        </w:rPr>
+        <w:t xml:space="preserve">(Imannezhad, Pothos, and Wills 2026)</w:t>
+      </w:r>
+      <w:r>
+        <w:t xml:space="preserve">. An audit of question-order effects with the QQ equality found near-deterministic saturation in a small model, showing that the QQ test can be uninformative when an LLM’s answers are saturated </w:t>
+      </w:r>
+      <w:r>
+        <w:rPr>
+          <w:highlight w:val="yellow"/>
+        </w:rPr>
+        <w:t xml:space="preserve">(Kang 2026)</w:t>
+      </w:r>
+      <w:r>
+        <w:t xml:space="preserve">. Together these studies suggest that attention-based models exhibit some context effects that QP models describe well, but they do not show that transformers are quantum-like in general. The analogy between attention and</w:t>
+      </w:r>
+      <w:r>
+        <w:t xml:space="preserve"> </w:t>
+      </w:r>
+      <w:r>
+        <w:t xml:space="preserve">“</w:t>
+      </w:r>
+      <w:r>
+        <w:t xml:space="preserve">soft measurement</w:t>
+      </w:r>
+      <w:r>
+        <w:t xml:space="preserve">”</w:t>
+      </w:r>
+      <w:r>
+        <w:t xml:space="preserve"> </w:t>
+      </w:r>
+      <w:r>
+        <w:t xml:space="preserve">remains a hypothesis to be tested (Section 14.3).</w:t>
+      </w:r>
+    </w:p>
     <w:bookmarkEnd w:id="133"/>
-    <w:bookmarkStart w:id="143" w:name="sec:rl"/>
+    <w:bookmarkEnd w:id="134"/>
+    <w:bookmarkEnd w:id="135"/>
+    <w:bookmarkStart w:id="145" w:name="sec:rl"/>
     <w:p>
       <w:pPr>
         <w:pStyle w:val="Heading1"/>
@@ -10452,7 +10708,7 @@
         <w:t xml:space="preserve">Quantum Cognition for Reinforcement Learning</w:t>
       </w:r>
     </w:p>
-    <w:bookmarkStart w:id="136" w:name="sec:mdp"/>
+    <w:bookmarkStart w:id="138" w:name="sec:mdp"/>
     <w:p>
       <w:pPr>
         <w:pStyle w:val="Heading2"/>
@@ -10470,7 +10726,7 @@
         <w:t xml:space="preserve">Markov Decision Process (MDP) Assumptions and Their Violations</w:t>
       </w:r>
     </w:p>
-    <w:bookmarkStart w:id="134" w:name="X66a63b1968ba86a5e618057112d7c0cd3711836"/>
+    <w:bookmarkStart w:id="136" w:name="X66a63b1968ba86a5e618057112d7c0cd3711836"/>
     <w:p>
       <w:pPr>
         <w:pStyle w:val="Heading3"/>
@@ -10532,8 +10788,8 @@
         <w:t xml:space="preserve">.</w:t>
       </w:r>
     </w:p>
-    <w:bookmarkEnd w:id="134"/>
-    <w:bookmarkStart w:id="135" w:name="Xba967f88bb9ce84d9ae2e843578e5d01e359f01"/>
+    <w:bookmarkEnd w:id="136"/>
+    <w:bookmarkStart w:id="137" w:name="Xba967f88bb9ce84d9ae2e843578e5d01e359f01"/>
     <w:p>
       <w:pPr>
         <w:pStyle w:val="Heading3"/>
@@ -10565,26 +10821,56 @@
         <w:t xml:space="preserve">(Busemeyer et al. 2020; Epping et al. 2023)</w:t>
       </w:r>
       <w:r>
-        <w:t xml:space="preserve">. To our knowledge no RL algorithm has yet used such a model of the human reward-giver, which we identify as a promising direction (Section</w:t>
-      </w:r>
-      <w:r>
-        <w:t xml:space="preserve"> </w:t>
-      </w:r>
-      <w:hyperlink w:anchor="sec:directions">
-        <w:r>
-          <w:rPr>
-            <w:rStyle w:val="Hyperlink"/>
-          </w:rPr>
-          <w:t xml:space="preserve">24</w:t>
-        </w:r>
-      </w:hyperlink>
-      <w:r>
-        <w:t xml:space="preserve">).</w:t>
-      </w:r>
-    </w:p>
-    <w:bookmarkEnd w:id="135"/>
-    <w:bookmarkEnd w:id="136"/>
-    <w:bookmarkStart w:id="139" w:name="sec:vqcrl"/>
+        <w:t xml:space="preserve">. They combine Markov and quantum dynamics in one Lindblad equation, with a single weight that sets the balance between the two, so that classical random-walk behaviour is a special case rather than a competitor </w:t>
+      </w:r>
+      <w:r>
+        <w:rPr>
+          <w:highlight w:val="yellow"/>
+        </w:rPr>
+        <w:t xml:space="preserve">(Busemeyer et al. 2020)</w:t>
+      </w:r>
+      <w:r>
+        <w:t xml:space="preserve">. Their empirical motivation is directly relevant to human feedback. Preference strength oscillates systematically over time, and eliciting a choice early changes the later oscillation </w:t>
+      </w:r>
+      <w:r>
+        <w:rPr>
+          <w:highlight w:val="yellow"/>
+        </w:rPr>
+        <w:t xml:space="preserve">(Kvam, Busemeyer, and Pleskac 2021)</w:t>
+      </w:r>
+      <w:r>
+        <w:t xml:space="preserve">; in a pairwise-choice task the pure Markov model sufficed for most participants, but a substantial minority required the open-system model </w:t>
+      </w:r>
+      <w:r>
+        <w:rPr>
+          <w:highlight w:val="yellow"/>
+        </w:rPr>
+        <w:t xml:space="preserve">(Epping et al. 2023)</w:t>
+      </w:r>
+      <w:r>
+        <w:t xml:space="preserve">; and in sequential inference the order in which evidence is presented changes the final judgement in a way that a QP model reproduces and an anchoring-and-adjustment model does not </w:t>
+      </w:r>
+      <w:r>
+        <w:rPr>
+          <w:highlight w:val="yellow"/>
+        </w:rPr>
+        <w:t xml:space="preserve">(Trueblood and Busemeyer 2011)</w:t>
+      </w:r>
+      <w:r>
+        <w:t xml:space="preserve">.</w:t>
+      </w:r>
+    </w:p>
+    <w:p>
+      <w:pPr>
+        <w:pStyle w:val="BodyText"/>
+      </w:pPr>
+      <w:r>
+        <w:t xml:space="preserve">For RL from human feedback, this suggests three concrete uses. A QP model of the evaluator can predict how a person’s comparison of two trajectories depends on what they were shown before; it can be used to choose the order in which comparisons are presented so that the collected preferences are less order-biased; and its Markov–quantum weight separates genuine changes of preference from random variation. To our knowledge no RL algorithm has yet used such a model of the human reward-giver, which we identify as a promising direction (Section 24). The test is simple to state: fit the open-system model and a Markov model to counterbalanced human comparisons, and train the same agent on rewards corrected by each.</w:t>
+      </w:r>
+    </w:p>
+    <w:bookmarkEnd w:id="137"/>
+    <w:bookmarkEnd w:id="138"/>
+    <w:bookmarkStart w:id="141" w:name="sec:vqcrl"/>
     <w:p>
       <w:pPr>
         <w:pStyle w:val="Heading2"/>
@@ -10602,7 +10888,7 @@
         <w:t xml:space="preserve">Policy Search and Exploration Strategies</w:t>
       </w:r>
     </w:p>
-    <w:bookmarkStart w:id="137" w:name="X64527e7a00c8c69f5c016bc5ef515215d5b96a8"/>
+    <w:bookmarkStart w:id="139" w:name="X64527e7a00c8c69f5c016bc5ef515215d5b96a8"/>
     <w:p>
       <w:pPr>
         <w:pStyle w:val="Heading3"/>
@@ -10646,8 +10932,8 @@
         <w:t xml:space="preserve">.</w:t>
       </w:r>
     </w:p>
-    <w:bookmarkEnd w:id="137"/>
-    <w:bookmarkStart w:id="138" w:name="X98fd8afb6442f0487de0c8b292807280332244e"/>
+    <w:bookmarkEnd w:id="139"/>
+    <w:bookmarkStart w:id="140" w:name="X98fd8afb6442f0487de0c8b292807280332244e"/>
     <w:p>
       <w:pPr>
         <w:pStyle w:val="Heading3"/>
@@ -10670,21 +10956,7 @@
         <w:pStyle w:val="FirstParagraph"/>
       </w:pPr>
       <w:r>
-        <w:t xml:space="preserve">Three lines coexist, and only the first is in the scope of this review. Quantum-inspired RL (Section</w:t>
-      </w:r>
-      <w:r>
-        <w:t xml:space="preserve"> </w:t>
-      </w:r>
-      <w:hyperlink w:anchor="sec:qirl">
-        <w:r>
-          <w:rPr>
-            <w:rStyle w:val="Hyperlink"/>
-          </w:rPr>
-          <w:t xml:space="preserve">7.1</w:t>
-        </w:r>
-      </w:hyperlink>
-      <w:r>
-        <w:t xml:space="preserve">) is classical: action amplitudes are</w:t>
+        <w:t xml:space="preserve">Three lines coexist, and only the first is in the scope of this review. Quantum-inspired RL (Section 7.1) is classical: action amplitudes are</w:t>
       </w:r>
       <w:r>
         <w:t xml:space="preserve"> </w:t>
@@ -10744,9 +11016,9 @@
         <w:t xml:space="preserve">. Its one consistent benefit there is parameter efficiency, and no study shows better policies than tuned classical networks of comparable compute. The question for this review is different: whether a QP model of how a learner, or a human teacher, holds and revises incompatible evaluations helps an agent learn. No study has yet tested this.</w:t>
       </w:r>
     </w:p>
-    <w:bookmarkEnd w:id="138"/>
-    <w:bookmarkEnd w:id="139"/>
-    <w:bookmarkStart w:id="142" w:name="sec:value"/>
+    <w:bookmarkEnd w:id="140"/>
+    <w:bookmarkEnd w:id="141"/>
+    <w:bookmarkStart w:id="144" w:name="sec:value"/>
     <w:p>
       <w:pPr>
         <w:pStyle w:val="Heading2"/>
@@ -10764,7 +11036,7 @@
         <w:t xml:space="preserve">Value Estimation and Q-Learning Under Uncertainty</w:t>
       </w:r>
     </w:p>
-    <w:bookmarkStart w:id="140" w:name="X071883ea9146b2d2ac2ab36a4eab78fc40b0915"/>
+    <w:bookmarkStart w:id="142" w:name="X071883ea9146b2d2ac2ab36a4eab78fc40b0915"/>
     <w:p>
       <w:pPr>
         <w:pStyle w:val="Heading3"/>
@@ -10799,8 +11071,8 @@
         <w:t xml:space="preserve">.</w:t>
       </w:r>
     </w:p>
-    <w:bookmarkEnd w:id="140"/>
-    <w:bookmarkStart w:id="141" w:name="X1b119f60e0c69b910f7cc23f260558125ad8507"/>
+    <w:bookmarkEnd w:id="142"/>
+    <w:bookmarkStart w:id="143" w:name="X7091aab51ab9241078aeb31891bff30177a3afb"/>
     <w:p>
       <w:pPr>
         <w:pStyle w:val="Heading3"/>
@@ -10815,7 +11087,7 @@
         <w:tab/>
       </w:r>
       <w:r>
-        <w:t xml:space="preserve">Quantum Q-Values: Interference in Reward Prediction</w:t>
+        <w:t xml:space="preserve">Quantum Q-Values: Interference in Reward Prediction (Not Yet Demonstrated)</w:t>
       </w:r>
     </w:p>
     <w:p>
@@ -10823,27 +11095,30 @@
         <w:pStyle w:val="FirstParagraph"/>
       </w:pPr>
       <w:r>
-        <w:t xml:space="preserve">Interference in reward prediction has not been demonstrated as a benefit in any benchmark we found. In our own illustrative experiment (Case Study 3, Section</w:t>
-      </w:r>
-      <w:r>
-        <w:t xml:space="preserve"> </w:t>
-      </w:r>
-      <w:hyperlink w:anchor="sec:rl-exp">
-        <w:r>
-          <w:rPr>
-            <w:rStyle w:val="Hyperlink"/>
-          </w:rPr>
-          <w:t xml:space="preserve">16.3</w:t>
-        </w:r>
-      </w:hyperlink>
-      <w:r>
-        <w:t xml:space="preserve">), amplitude-based exploration without a mechanism for reducing amplitudes became unstable under reward noise, which highlights a design gap rather than an advantage.</w:t>
-      </w:r>
-    </w:p>
-    <w:bookmarkEnd w:id="141"/>
-    <w:bookmarkEnd w:id="142"/>
+        <w:t xml:space="preserve">Interference in reward prediction has not been demonstrated as a benefit in any benchmark we found. The quantum-inspired results that exist concern robustness rather than value accuracy: on a 58-state task and on a real mobile robot, quantum-inspired RL converged across a wider range of learning rates than temporal-difference learning </w:t>
+      </w:r>
+      <w:r>
+        <w:rPr>
+          <w:highlight w:val="yellow"/>
+        </w:rPr>
+        <w:t xml:space="preserve">(Dong et al. 2012)</w:t>
+      </w:r>
+      <w:r>
+        <w:t xml:space="preserve">. In our own illustrative experiment (Case Study 3, Section 16.3), amplitude-based exploration without a mechanism for reducing amplitudes became unstable under reward noise, which highlights a design gap rather than an advantage.</w:t>
+      </w:r>
+    </w:p>
+    <w:p>
+      <w:pPr>
+        <w:pStyle w:val="BodyText"/>
+      </w:pPr>
+      <w:r>
+        <w:t xml:space="preserve">A fair test of interference in value estimation would hold three things fixed: the state representation, the number of environment interactions and the tuning budget of the classical baseline. It would then compare amplitude-based value updates that can both increase and decrease with tuned TD learning, on tasks whose rewards come from a context-dependent source such as human evaluations, because that is where QP structure is expected. Benchmark 4 (Section 22) sets out the tasks, baselines and metrics for it.</w:t>
+      </w:r>
+    </w:p>
     <w:bookmarkEnd w:id="143"/>
-    <w:bookmarkStart w:id="155" w:name="sec:robots"/>
+    <w:bookmarkEnd w:id="144"/>
+    <w:bookmarkEnd w:id="145"/>
+    <w:bookmarkStart w:id="157" w:name="sec:robots"/>
     <w:p>
       <w:pPr>
         <w:pStyle w:val="Heading1"/>
@@ -10861,7 +11136,7 @@
         <w:t xml:space="preserve">Quantum Cognition for Physical AI and Embodied Systems</w:t>
       </w:r>
     </w:p>
-    <w:bookmarkStart w:id="149" w:name="sec:embodied"/>
+    <w:bookmarkStart w:id="151" w:name="sec:embodied"/>
     <w:p>
       <w:pPr>
         <w:pStyle w:val="Heading2"/>
@@ -10879,7 +11154,7 @@
         <w:t xml:space="preserve">Sensorimotor Integration and Body Schema</w:t>
       </w:r>
     </w:p>
-    <w:bookmarkStart w:id="144" w:name="X93924258e135e6d178183f515f4ffdcdfbcd953"/>
+    <w:bookmarkStart w:id="146" w:name="X93924258e135e6d178183f515f4ffdcdfbcd953"/>
     <w:p>
       <w:pPr>
         <w:pStyle w:val="Heading3"/>
@@ -10923,8 +11198,8 @@
         <w:t xml:space="preserve">.</w:t>
       </w:r>
     </w:p>
-    <w:bookmarkEnd w:id="144"/>
-    <w:bookmarkStart w:id="148" w:name="X755760ee3b60bdf9a47751084b3ad97305b4271"/>
+    <w:bookmarkEnd w:id="146"/>
+    <w:bookmarkStart w:id="150" w:name="X755760ee3b60bdf9a47751084b3ad97305b4271"/>
     <w:p>
       <w:pPr>
         <w:pStyle w:val="Heading3"/>
@@ -11105,18 +11380,18 @@
           <wp:inline>
             <wp:extent cx="5334000" cy="2897619"/>
             <wp:effectExtent b="0" l="0" r="0" t="0"/>
-            <wp:docPr descr="" title="" id="146" name="Picture"/>
+            <wp:docPr descr="" title="" id="148" name="Picture"/>
             <a:graphic>
               <a:graphicData uri="http://schemas.openxmlformats.org/drawingml/2006/picture">
                 <pic:pic>
                   <pic:nvPicPr>
-                    <pic:cNvPr descr="figures/Fig6_architecture.png" id="147" name="Picture"/>
+                    <pic:cNvPr descr="figures/Fig6_architecture.png" id="149" name="Picture"/>
                     <pic:cNvPicPr>
                       <a:picLocks noChangeArrowheads="1" noChangeAspect="1"/>
                     </pic:cNvPicPr>
                   </pic:nvPicPr>
                   <pic:blipFill>
-                    <a:blip r:embed="rId145"/>
+                    <a:blip r:embed="rId147"/>
                     <a:stretch>
                       <a:fillRect/>
                     </a:stretch>
@@ -11161,9 +11436,9 @@
         <w:t xml:space="preserve">A hybrid architecture for a quantum-like decision module in an autonomous agent. Classical perception and a context encoder feed a QP state; context-dependent measurements (projectors or instruments) produce graded, order-aware judgements that a classical planner or RL policy acts on, with explanation and escalation to a human. Feedback updates the state as an open system</w:t>
       </w:r>
     </w:p>
-    <w:bookmarkEnd w:id="148"/>
-    <w:bookmarkEnd w:id="149"/>
-    <w:bookmarkStart w:id="152" w:name="sec:affordance"/>
+    <w:bookmarkEnd w:id="150"/>
+    <w:bookmarkEnd w:id="151"/>
+    <w:bookmarkStart w:id="154" w:name="sec:affordance"/>
     <w:p>
       <w:pPr>
         <w:pStyle w:val="Heading2"/>
@@ -11181,7 +11456,7 @@
         <w:t xml:space="preserve">Affordance Perception and Action Selection</w:t>
       </w:r>
     </w:p>
-    <w:bookmarkStart w:id="150" w:name="Xccd2692aa602440784859183cdd04ccf7e34190"/>
+    <w:bookmarkStart w:id="152" w:name="Xccd2692aa602440784859183cdd04ccf7e34190"/>
     <w:p>
       <w:pPr>
         <w:pStyle w:val="Heading3"/>
@@ -11207,8 +11482,8 @@
         <w:t xml:space="preserve">Classical robots typically treat affordances (what an object allows the robot to do) as discrete, independently detectable properties, and select actions by maximising expected utility over a fixed action set.</w:t>
       </w:r>
     </w:p>
-    <w:bookmarkEnd w:id="150"/>
-    <w:bookmarkStart w:id="151" w:name="X5fcca090baf50cd432ea26be7e3f0c51cac7d37"/>
+    <w:bookmarkEnd w:id="152"/>
+    <w:bookmarkStart w:id="153" w:name="X5fcca090baf50cd432ea26be7e3f0c51cac7d37"/>
     <w:p>
       <w:pPr>
         <w:pStyle w:val="Heading3"/>
@@ -11249,105 +11524,77 @@
         <w:t xml:space="preserve">(Hangl et al. 2020)</w:t>
       </w:r>
       <w:r>
-        <w:t xml:space="preserve">. Superposed affordances in the QP sense, where an object’s affordances are incompatible and the order of evaluation matters, have not been implemented on a robot. They remain a hypothesis (Section</w:t>
-      </w:r>
-      <w:r>
-        <w:t xml:space="preserve"> </w:t>
-      </w:r>
-      <w:hyperlink w:anchor="sec:multi-open">
-        <w:r>
-          <w:rPr>
-            <w:rStyle w:val="Hyperlink"/>
-          </w:rPr>
-          <w:t xml:space="preserve">12.4</w:t>
-        </w:r>
-      </w:hyperlink>
-      <w:r>
-        <w:t xml:space="preserve">).</w:t>
-      </w:r>
-    </w:p>
-    <w:bookmarkEnd w:id="151"/>
-    <w:bookmarkEnd w:id="152"/>
-    <w:bookmarkStart w:id="154" w:name="sec:predictive"/>
-    <w:p>
-      <w:pPr>
-        <w:pStyle w:val="Heading2"/>
-      </w:pPr>
-      <w:r>
-        <w:rPr>
-          <w:rStyle w:val="SectionNumber"/>
-        </w:rPr>
-        <w:t xml:space="preserve">11.3</w:t>
-      </w:r>
-      <w:r>
-        <w:tab/>
-      </w:r>
-      <w:r>
-        <w:t xml:space="preserve">Predictive Processing and Action Prediction Errors</w:t>
-      </w:r>
-    </w:p>
-    <w:bookmarkStart w:id="153" w:name="X2ea51cd3989ed50717d1fe5ccad4b4de3d2e077"/>
-    <w:p>
-      <w:pPr>
-        <w:pStyle w:val="Heading3"/>
-      </w:pPr>
-      <w:r>
-        <w:rPr>
-          <w:rStyle w:val="SectionNumber"/>
-        </w:rPr>
-        <w:t xml:space="preserve">11.3.1</w:t>
-      </w:r>
-      <w:r>
-        <w:tab/>
-      </w:r>
-      <w:r>
-        <w:t xml:space="preserve">Order-Dependent Prediction Errors in Physical Interaction</w:t>
-      </w:r>
-    </w:p>
-    <w:p>
-      <w:pPr>
-        <w:pStyle w:val="FirstParagraph"/>
-      </w:pPr>
-      <w:r>
-        <w:t xml:space="preserve">Predictive processing treats perception and action as the minimisation of prediction error </w:t>
-      </w:r>
-      <w:r>
-        <w:rPr>
-          <w:highlight w:val="yellow"/>
-        </w:rPr>
-        <w:t xml:space="preserve">(Friston 2010; Clark 2013)</w:t>
-      </w:r>
-      <w:r>
-        <w:t xml:space="preserve">. Quantum-like models add one ingredient: the order in which predictions are tested can change the result. In physical interaction, such as handover, shared manipulation or co-driving, the human partner’s intentions are themselves constructed during the interaction </w:t>
-      </w:r>
-      <w:r>
-        <w:rPr>
-          <w:highlight w:val="yellow"/>
-        </w:rPr>
-        <w:t xml:space="preserve">(Kvam, Busemeyer, and Pleskac 2021)</w:t>
-      </w:r>
-      <w:r>
-        <w:t xml:space="preserve">, so a robot that queries (by gesture, speech or motion) changes what it is trying to predict. We know of no experiment that tests this in physical HRI; the handover setting often cited for it has no published quantum-like study, and the related works listed in some bibliographies could not be verified (Section</w:t>
-      </w:r>
-      <w:r>
-        <w:t xml:space="preserve"> </w:t>
-      </w:r>
-      <w:hyperlink w:anchor="sec:search">
-        <w:r>
-          <w:rPr>
-            <w:rStyle w:val="Hyperlink"/>
-          </w:rPr>
-          <w:t xml:space="preserve">1.5.2</w:t>
-        </w:r>
-      </w:hyperlink>
-      <w:r>
-        <w:t xml:space="preserve">).</w:t>
+        <w:t xml:space="preserve">. Superposed affordances in the QP sense, where an object’s affordances are incompatible and the order of evaluation matters, have not been implemented on a robot. They remain a hypothesis (Section 12.4).</w:t>
       </w:r>
     </w:p>
     <w:bookmarkEnd w:id="153"/>
     <w:bookmarkEnd w:id="154"/>
+    <w:bookmarkStart w:id="156" w:name="sec:predictive"/>
+    <w:p>
+      <w:pPr>
+        <w:pStyle w:val="Heading2"/>
+      </w:pPr>
+      <w:r>
+        <w:rPr>
+          <w:rStyle w:val="SectionNumber"/>
+        </w:rPr>
+        <w:t xml:space="preserve">11.3</w:t>
+      </w:r>
+      <w:r>
+        <w:tab/>
+      </w:r>
+      <w:r>
+        <w:t xml:space="preserve">Predictive Processing and Action Prediction Errors</w:t>
+      </w:r>
+    </w:p>
+    <w:bookmarkStart w:id="155" w:name="X2ea51cd3989ed50717d1fe5ccad4b4de3d2e077"/>
+    <w:p>
+      <w:pPr>
+        <w:pStyle w:val="Heading3"/>
+      </w:pPr>
+      <w:r>
+        <w:rPr>
+          <w:rStyle w:val="SectionNumber"/>
+        </w:rPr>
+        <w:t xml:space="preserve">11.3.1</w:t>
+      </w:r>
+      <w:r>
+        <w:tab/>
+      </w:r>
+      <w:r>
+        <w:t xml:space="preserve">Order-Dependent Prediction Errors in Physical Interaction</w:t>
+      </w:r>
+    </w:p>
+    <w:p>
+      <w:pPr>
+        <w:pStyle w:val="FirstParagraph"/>
+      </w:pPr>
+      <w:r>
+        <w:t xml:space="preserve">Predictive processing treats perception and action as the minimisation of prediction error </w:t>
+      </w:r>
+      <w:r>
+        <w:rPr>
+          <w:highlight w:val="yellow"/>
+        </w:rPr>
+        <w:t xml:space="preserve">(Friston 2010; Clark 2013)</w:t>
+      </w:r>
+      <w:r>
+        <w:t xml:space="preserve">. Quantum-like models add one ingredient: the order in which predictions are tested can change the result. In physical interaction, such as handover, shared manipulation or co-driving, the human partner’s intentions are themselves constructed during the interaction </w:t>
+      </w:r>
+      <w:r>
+        <w:rPr>
+          <w:highlight w:val="yellow"/>
+        </w:rPr>
+        <w:t xml:space="preserve">(Kvam, Busemeyer, and Pleskac 2021)</w:t>
+      </w:r>
+      <w:r>
+        <w:t xml:space="preserve">, so a robot that queries (by gesture, speech or motion) changes what it is trying to predict. We know of no experiment that tests this in physical HRI; the handover setting often cited for it has no published quantum-like study, and the related works listed in some bibliographies could not be verified (Section 1.5.2).</w:t>
+      </w:r>
+    </w:p>
     <w:bookmarkEnd w:id="155"/>
-    <w:bookmarkStart w:id="160" w:name="sec:multi"/>
+    <w:bookmarkEnd w:id="156"/>
+    <w:bookmarkEnd w:id="157"/>
+    <w:bookmarkStart w:id="162" w:name="sec:multi"/>
     <w:p>
       <w:pPr>
         <w:pStyle w:val="Heading1"/>
@@ -11365,7 +11612,7 @@
         <w:t xml:space="preserve">Tier 3 (Shallow) — Speculation on Multi-Agent Coordination and Collective Cognition</w:t>
       </w:r>
     </w:p>
-    <w:bookmarkStart w:id="156" w:name="sec:teams"/>
+    <w:bookmarkStart w:id="158" w:name="sec:teams"/>
     <w:p>
       <w:pPr>
         <w:pStyle w:val="Heading2"/>
@@ -11457,8 +11704,8 @@
         <w:t xml:space="preserve">.</w:t>
       </w:r>
     </w:p>
-    <w:bookmarkEnd w:id="156"/>
-    <w:bookmarkStart w:id="157" w:name="sec:swarms"/>
+    <w:bookmarkEnd w:id="158"/>
+    <w:bookmarkStart w:id="159" w:name="sec:swarms"/>
     <w:p>
       <w:pPr>
         <w:pStyle w:val="Heading2"/>
@@ -11559,8 +11806,8 @@
         <w:t xml:space="preserve">, all in simulation with classical PS.</w:t>
       </w:r>
     </w:p>
-    <w:bookmarkEnd w:id="157"/>
-    <w:bookmarkStart w:id="158" w:name="sec:concepts"/>
+    <w:bookmarkEnd w:id="159"/>
+    <w:bookmarkStart w:id="160" w:name="sec:concepts"/>
     <w:p>
       <w:pPr>
         <w:pStyle w:val="Heading2"/>
@@ -11619,8 +11866,8 @@
         <w:t xml:space="preserve">suggest that shared meaning in groups of agents could be modelled with quantum structure. Whether such models help artificial agents develop shared concepts is untested.</w:t>
       </w:r>
     </w:p>
-    <w:bookmarkEnd w:id="158"/>
-    <w:bookmarkStart w:id="159" w:name="sec:multi-open"/>
+    <w:bookmarkEnd w:id="160"/>
+    <w:bookmarkStart w:id="161" w:name="sec:multi-open"/>
     <w:p>
       <w:pPr>
         <w:pStyle w:val="Heading2"/>
@@ -11709,9 +11956,9 @@
         <w:t xml:space="preserve">?</w:t>
       </w:r>
     </w:p>
-    <w:bookmarkEnd w:id="159"/>
-    <w:bookmarkEnd w:id="160"/>
-    <w:bookmarkStart w:id="170" w:name="sec:synthesis"/>
+    <w:bookmarkEnd w:id="161"/>
+    <w:bookmarkEnd w:id="162"/>
+    <w:bookmarkStart w:id="172" w:name="sec:synthesis"/>
     <w:p>
       <w:pPr>
         <w:pStyle w:val="Heading1"/>
@@ -11729,7 +11976,7 @@
         <w:t xml:space="preserve">Prior Work and Positioning</w:t>
       </w:r>
     </w:p>
-    <w:bookmarkStart w:id="161" w:name="quantum-cognition-in-psychology"/>
+    <w:bookmarkStart w:id="163" w:name="quantum-cognition-in-psychology"/>
     <w:p>
       <w:pPr>
         <w:pStyle w:val="Heading2"/>
@@ -11791,42 +12038,11 @@
         <w:t xml:space="preserve"> </w:t>
       </w:r>
       <w:r>
-        <w:t xml:space="preserve">and an active critical literature (Sections</w:t>
-      </w:r>
-      <w:r>
-        <w:t xml:space="preserve"> </w:t>
-      </w:r>
-      <w:hyperlink w:anchor="sec:evidence">
-        <w:r>
-          <w:rPr>
-            <w:rStyle w:val="Hyperlink"/>
-          </w:rPr>
-          <w:t xml:space="preserve">5.6</w:t>
-        </w:r>
-      </w:hyperlink>
-      <w:r>
-        <w:t xml:space="preserve"> </w:t>
-      </w:r>
-      <w:r>
-        <w:t xml:space="preserve">and</w:t>
-      </w:r>
-      <w:r>
-        <w:t xml:space="preserve"> </w:t>
-      </w:r>
-      <w:hyperlink w:anchor="sec:compare">
-        <w:r>
-          <w:rPr>
-            <w:rStyle w:val="Hyperlink"/>
-          </w:rPr>
-          <w:t xml:space="preserve">14</w:t>
-        </w:r>
-      </w:hyperlink>
-      <w:r>
-        <w:t xml:space="preserve">). Its models are fitted to human data, which places 37 of the 71 theory and evidence studies at level E3.</w:t>
-      </w:r>
-    </w:p>
-    <w:bookmarkEnd w:id="161"/>
-    <w:bookmarkStart w:id="162" w:name="Xf90ed4c47f0024d5586201a946fc0d32c525b7a"/>
+        <w:t xml:space="preserve">and an active critical literature (Sections 5.6 and 14). Its models are fitted to human data, which places 37 of the 71 theory and evidence studies at level E3.</w:t>
+      </w:r>
+    </w:p>
+    <w:bookmarkEnd w:id="163"/>
+    <w:bookmarkStart w:id="164" w:name="Xf90ed4c47f0024d5586201a946fc0d32c525b7a"/>
     <w:p>
       <w:pPr>
         <w:pStyle w:val="Heading2"/>
@@ -11903,8 +12119,8 @@
         <w:t xml:space="preserve">.</w:t>
       </w:r>
     </w:p>
-    <w:bookmarkEnd w:id="162"/>
-    <w:bookmarkStart w:id="168" w:name="sec:map"/>
+    <w:bookmarkEnd w:id="164"/>
+    <w:bookmarkStart w:id="170" w:name="sec:map"/>
     <w:p>
       <w:pPr>
         <w:pStyle w:val="Heading2"/>
@@ -11974,18 +12190,18 @@
           <wp:inline>
             <wp:extent cx="5067300" cy="2887182"/>
             <wp:effectExtent b="0" l="0" r="0" t="0"/>
-            <wp:docPr descr="" title="" id="164" name="Picture"/>
+            <wp:docPr descr="" title="" id="166" name="Picture"/>
             <a:graphic>
               <a:graphicData uri="http://schemas.openxmlformats.org/drawingml/2006/picture">
                 <pic:pic>
                   <pic:nvPicPr>
-                    <pic:cNvPr descr="figures/Fig7_evidence.png" id="165" name="Picture"/>
+                    <pic:cNvPr descr="figures/Fig7_evidence.png" id="167" name="Picture"/>
                     <pic:cNvPicPr>
                       <a:picLocks noChangeArrowheads="1" noChangeAspect="1"/>
                     </pic:cNvPicPr>
                   </pic:nvPicPr>
                   <pic:blipFill>
-                    <a:blip r:embed="rId163"/>
+                    <a:blip r:embed="rId165"/>
                     <a:stretch>
                       <a:fillRect/>
                     </a:stretch>
@@ -12030,7 +12246,7 @@
         <w:t xml:space="preserve">Evidence levels of the 138 graded studies in the corpus: the 71 theory and evidence studies (top bar) and the 67 application studies by domain (reviews and background works are not graded). E1 conceptual; E2 formal model; E3 human data; E4 simulation or benchmark; E5 physical system; E6 field deployment. No study reaches E6</w:t>
       </w:r>
     </w:p>
-    <w:bookmarkStart w:id="166" w:name="humanai-trust-and-oversight"/>
+    <w:bookmarkStart w:id="168" w:name="humanai-trust-and-oversight"/>
     <w:p>
       <w:pPr>
         <w:pStyle w:val="Heading4"/>
@@ -12098,25 +12314,11 @@
         <w:t xml:space="preserve">(Ashtiani and Abdollahi Azgomi 2019)</w:t>
       </w:r>
       <w:r>
-        <w:t xml:space="preserve">. These models share a common structure: the person’s trust is a state that is changed by each interaction, so the order in which the agent presents advice, explanations and errors becomes a design variable. For autonomous systems, the practical uses are to anticipate when a person’s reliance will shift, to choose the order and framing of explanations, and to trigger escalation to human oversight before trust and system capability diverge (Section</w:t>
-      </w:r>
-      <w:r>
-        <w:t xml:space="preserve"> </w:t>
-      </w:r>
-      <w:hyperlink w:anchor="sec:safety">
-        <w:r>
-          <w:rPr>
-            <w:rStyle w:val="Hyperlink"/>
-          </w:rPr>
-          <w:t xml:space="preserve">19.2</w:t>
-        </w:r>
-      </w:hyperlink>
-      <w:r>
-        <w:t xml:space="preserve">). None of these models has yet been evaluated in closed loop with a robot.</w:t>
-      </w:r>
-    </w:p>
-    <w:bookmarkEnd w:id="166"/>
-    <w:bookmarkStart w:id="167" w:name="quality-of-the-application-studies"/>
+        <w:t xml:space="preserve">. These models share a common structure: the person’s trust is a state that is changed by each interaction, so the order in which the agent presents advice, explanations and errors becomes a design variable. For autonomous systems, the practical uses are to anticipate when a person’s reliance will shift, to choose the order and framing of explanations, and to trigger escalation to human oversight before trust and system capability diverge (Section 19.2). None of these models has yet been evaluated in closed loop with a robot.</w:t>
+      </w:r>
+    </w:p>
+    <w:bookmarkEnd w:id="168"/>
+    <w:bookmarkStart w:id="169" w:name="quality-of-the-application-studies"/>
     <w:p>
       <w:pPr>
         <w:pStyle w:val="Heading4"/>
@@ -12142,9 +12344,9 @@
         <w:t xml:space="preserve">The appraisal (Online Resource 1, Table S5) shows where the evidence is weakest. Model specification is the strongest criterion: 47 of the 61 appraised studies state their state space, operators and parameters in full. A classical model was evaluated on the same task in only 24 of the 61, partly in 16, and not at all in 21. Twenty-seven of the 61 give no a priori constraint on their free parameters, typically the interference phases, and validate them on no held-out data; 18 do. Empirical grounding is split: 19 studies use human data or a realistic agent or AI task, 24 use a narrow benchmark or aggregate data from a few classic paradigms, and 18 use toy examples or no data. Of the 14 studies whose code and data statements we could check, 5 released code or data in full or in part. Seven studies discuss their limitations and classical alternatives in depth; most do so briefly.</w:t>
       </w:r>
     </w:p>
-    <w:bookmarkEnd w:id="167"/>
-    <w:bookmarkEnd w:id="168"/>
-    <w:bookmarkStart w:id="169" w:name="sec:contrib"/>
+    <w:bookmarkEnd w:id="169"/>
+    <w:bookmarkEnd w:id="170"/>
+    <w:bookmarkStart w:id="171" w:name="sec:contrib"/>
     <w:p>
       <w:pPr>
         <w:pStyle w:val="Heading2"/>
@@ -12178,24 +12380,7 @@
         </w:numPr>
       </w:pPr>
       <w:r>
-        <w:t xml:space="preserve">It is the first systematic review, reported to PRISMA 2020, of quantum-cognition models applied to autonomous agents, with every judgement published as data (Section</w:t>
-      </w:r>
-      <w:r>
-        <w:t xml:space="preserve"> </w:t>
-      </w:r>
-      <w:hyperlink w:anchor="sec:method">
-        <w:r>
-          <w:rPr>
-            <w:rStyle w:val="Hyperlink"/>
-          </w:rPr>
-          <w:t xml:space="preserve">1.5</w:t>
-        </w:r>
-      </w:hyperlink>
-      <w:r>
-        <w:t xml:space="preserve"> </w:t>
-      </w:r>
-      <w:r>
-        <w:t xml:space="preserve">and Online Resources 1, 3 and 4).</w:t>
+        <w:t xml:space="preserve">It is the first systematic review, reported to PRISMA 2020, of quantum-cognition models applied to autonomous agents, with every judgement published as data (Section 1.5 and Online Resources 1, 3 and 4).</w:t>
       </w:r>
     </w:p>
     <w:p>
@@ -12206,12 +12391,84 @@
         </w:numPr>
       </w:pPr>
       <w:r>
-        <w:t xml:space="preserve">It connects the psychological evidence base to applications in robotics, reinforcement learning, machine learning and deep learning, large language models and human–AI trust within one framework (Sections</w:t>
-      </w:r>
-      <w:r>
-        <w:t xml:space="preserve"> </w:t>
-      </w:r>
-      <w:hyperlink w:anchor="sec:theory">
+        <w:t xml:space="preserve">It connects the psychological evidence base to applications in robotics, reinforcement learning, machine learning and deep learning, large language models and human–AI trust within one framework (Sections 5–12).</w:t>
+      </w:r>
+    </w:p>
+    <w:p>
+      <w:pPr>
+        <w:numPr>
+          <w:ilvl w:val="0"/>
+          <w:numId w:val="1003"/>
+        </w:numPr>
+      </w:pPr>
+      <w:r>
+        <w:t xml:space="preserve">It separates quantum-like, quantum-inspired and quantum-circuit work consistently throughout.</w:t>
+      </w:r>
+    </w:p>
+    <w:p>
+      <w:pPr>
+        <w:numPr>
+          <w:ilvl w:val="0"/>
+          <w:numId w:val="1003"/>
+        </w:numPr>
+      </w:pPr>
+      <w:r>
+        <w:t xml:space="preserve">It grades every application study on a six-level evidence scale, from conceptual proposals to field deployment, and appraises each against seven quality criteria.</w:t>
+      </w:r>
+    </w:p>
+    <w:p>
+      <w:pPr>
+        <w:numPr>
+          <w:ilvl w:val="0"/>
+          <w:numId w:val="1003"/>
+        </w:numPr>
+      </w:pPr>
+      <w:r>
+        <w:t xml:space="preserve">It confronts the applications with the critical literature and with classical competitors (Sections 5.6 and 14).</w:t>
+      </w:r>
+    </w:p>
+    <w:p>
+      <w:pPr>
+        <w:numPr>
+          <w:ilvl w:val="0"/>
+          <w:numId w:val="1003"/>
+        </w:numPr>
+      </w:pPr>
+      <w:r>
+        <w:t xml:space="preserve">It provides case studies, an illustrative experiment, a decision guide, a validation roadmap, a benchmark suite and a replication checklist, with reproducible code (Sections 16, 15 and 22, Appendix B and Online Resource 2).</w:t>
+      </w:r>
+    </w:p>
+    <w:bookmarkEnd w:id="171"/>
+    <w:bookmarkEnd w:id="172"/>
+    <w:bookmarkStart w:id="186" w:name="sec:compare"/>
+    <w:p>
+      <w:pPr>
+        <w:pStyle w:val="Heading1"/>
+      </w:pPr>
+      <w:r>
+        <w:rPr>
+          <w:rStyle w:val="SectionNumber"/>
+        </w:rPr>
+        <w:t xml:space="preserve">14</w:t>
+      </w:r>
+      <w:r>
+        <w:tab/>
+      </w:r>
+      <w:r>
+        <w:t xml:space="preserve">Head-to-Head Comparison — Quantum vs. Classical (Honest Trade-offs)</w:t>
+      </w:r>
+    </w:p>
+    <w:p>
+      <w:pPr>
+        <w:pStyle w:val="FirstParagraph"/>
+      </w:pPr>
+      <w:r>
+        <w:t xml:space="preserve">Table</w:t>
+      </w:r>
+      <w:r>
+        <w:t xml:space="preserve"> </w:t>
+      </w:r>
+      <w:hyperlink w:anchor="tab:compare">
         <w:r>
           <w:rPr>
             <w:rStyle w:val="Hyperlink"/>
@@ -12220,203 +12477,13 @@
         </w:r>
       </w:hyperlink>
       <w:r>
-        <w:t xml:space="preserve">–</w:t>
-      </w:r>
-      <w:hyperlink w:anchor="sec:multi">
-        <w:r>
-          <w:rPr>
-            <w:rStyle w:val="Hyperlink"/>
-          </w:rPr>
-          <w:t xml:space="preserve">12</w:t>
-        </w:r>
-      </w:hyperlink>
-      <w:r>
-        <w:t xml:space="preserve">).</w:t>
-      </w:r>
-    </w:p>
-    <w:p>
-      <w:pPr>
-        <w:numPr>
-          <w:ilvl w:val="0"/>
-          <w:numId w:val="1003"/>
-        </w:numPr>
-      </w:pPr>
-      <w:r>
-        <w:t xml:space="preserve">It separates quantum-like, quantum-inspired and quantum-circuit work consistently throughout.</w:t>
-      </w:r>
-    </w:p>
-    <w:p>
-      <w:pPr>
-        <w:numPr>
-          <w:ilvl w:val="0"/>
-          <w:numId w:val="1003"/>
-        </w:numPr>
-      </w:pPr>
-      <w:r>
-        <w:t xml:space="preserve">It grades every application study on a six-level evidence scale, from conceptual proposals to field deployment, and appraises each against seven quality criteria.</w:t>
-      </w:r>
-    </w:p>
-    <w:p>
-      <w:pPr>
-        <w:numPr>
-          <w:ilvl w:val="0"/>
-          <w:numId w:val="1003"/>
-        </w:numPr>
-      </w:pPr>
-      <w:r>
-        <w:t xml:space="preserve">It confronts the applications with the critical literature and with classical competitors (Sections</w:t>
-      </w:r>
-      <w:r>
-        <w:t xml:space="preserve"> </w:t>
-      </w:r>
-      <w:hyperlink w:anchor="sec:evidence">
-        <w:r>
-          <w:rPr>
-            <w:rStyle w:val="Hyperlink"/>
-          </w:rPr>
-          <w:t xml:space="preserve">5.6</w:t>
-        </w:r>
-      </w:hyperlink>
-      <w:r>
-        <w:t xml:space="preserve"> </w:t>
-      </w:r>
-      <w:r>
-        <w:t xml:space="preserve">and</w:t>
-      </w:r>
-      <w:r>
-        <w:t xml:space="preserve"> </w:t>
-      </w:r>
-      <w:hyperlink w:anchor="sec:compare">
-        <w:r>
-          <w:rPr>
-            <w:rStyle w:val="Hyperlink"/>
-          </w:rPr>
-          <w:t xml:space="preserve">14</w:t>
-        </w:r>
-      </w:hyperlink>
-      <w:r>
-        <w:t xml:space="preserve">).</w:t>
-      </w:r>
-    </w:p>
-    <w:p>
-      <w:pPr>
-        <w:numPr>
-          <w:ilvl w:val="0"/>
-          <w:numId w:val="1003"/>
-        </w:numPr>
-      </w:pPr>
-      <w:r>
-        <w:t xml:space="preserve">It provides case studies, an illustrative experiment, a decision guide, a validation roadmap, a benchmark suite and a replication checklist, with reproducible code (Sections</w:t>
-      </w:r>
-      <w:r>
-        <w:t xml:space="preserve"> </w:t>
-      </w:r>
-      <w:hyperlink w:anchor="sec:cases">
-        <w:r>
-          <w:rPr>
-            <w:rStyle w:val="Hyperlink"/>
-          </w:rPr>
-          <w:t xml:space="preserve">16</w:t>
-        </w:r>
-      </w:hyperlink>
-      <w:r>
-        <w:t xml:space="preserve">,</w:t>
-      </w:r>
-      <w:r>
-        <w:t xml:space="preserve"> </w:t>
-      </w:r>
-      <w:hyperlink w:anchor="sec:validation">
-        <w:r>
-          <w:rPr>
-            <w:rStyle w:val="Hyperlink"/>
-          </w:rPr>
-          <w:t xml:space="preserve">15</w:t>
-        </w:r>
-      </w:hyperlink>
-      <w:r>
-        <w:t xml:space="preserve"> </w:t>
-      </w:r>
-      <w:r>
-        <w:t xml:space="preserve">and</w:t>
-      </w:r>
-      <w:r>
-        <w:t xml:space="preserve"> </w:t>
-      </w:r>
-      <w:hyperlink w:anchor="sec:bench">
-        <w:r>
-          <w:rPr>
-            <w:rStyle w:val="Hyperlink"/>
-          </w:rPr>
-          <w:t xml:space="preserve">22</w:t>
-        </w:r>
-      </w:hyperlink>
-      <w:r>
-        <w:t xml:space="preserve">, Appendix</w:t>
-      </w:r>
-      <w:r>
-        <w:t xml:space="preserve"> </w:t>
-      </w:r>
-      <w:hyperlink w:anchor="app:code">
-        <w:r>
-          <w:rPr>
-            <w:rStyle w:val="Hyperlink"/>
-          </w:rPr>
-          <w:t xml:space="preserve">[app:code]</w:t>
-        </w:r>
-      </w:hyperlink>
-      <w:r>
-        <w:t xml:space="preserve"> </w:t>
-      </w:r>
-      <w:r>
-        <w:t xml:space="preserve">and Online Resource 2).</w:t>
-      </w:r>
-    </w:p>
-    <w:bookmarkEnd w:id="169"/>
-    <w:bookmarkEnd w:id="170"/>
-    <w:bookmarkStart w:id="184" w:name="sec:compare"/>
-    <w:p>
-      <w:pPr>
-        <w:pStyle w:val="Heading1"/>
-      </w:pPr>
-      <w:r>
-        <w:rPr>
-          <w:rStyle w:val="SectionNumber"/>
-        </w:rPr>
-        <w:t xml:space="preserve">14</w:t>
-      </w:r>
-      <w:r>
-        <w:tab/>
-      </w:r>
-      <w:r>
-        <w:t xml:space="preserve">Head-to-Head Comparison — Quantum vs. Classical (Honest Trade-offs)</w:t>
-      </w:r>
-    </w:p>
-    <w:p>
-      <w:pPr>
-        <w:pStyle w:val="FirstParagraph"/>
-      </w:pPr>
-      <w:r>
-        <w:t xml:space="preserve">Table</w:t>
-      </w:r>
-      <w:r>
-        <w:t xml:space="preserve"> </w:t>
-      </w:r>
-      <w:hyperlink w:anchor="tab:compare">
-        <w:r>
-          <w:rPr>
-            <w:rStyle w:val="Hyperlink"/>
-          </w:rPr>
-          <w:t xml:space="preserve">4</w:t>
-        </w:r>
-      </w:hyperlink>
-      <w:r>
         <w:t xml:space="preserve"> </w:t>
       </w:r>
       <w:r>
         <w:t xml:space="preserve">summarises the comparison of quantum-like and classical approaches.</w:t>
       </w:r>
     </w:p>
-    <w:bookmarkStart w:id="171" w:name="tab:compare"/>
+    <w:bookmarkStart w:id="173" w:name="tab:compare"/>
     <w:p>
       <w:pPr>
         <w:pStyle w:val="TableCaption"/>
@@ -12426,7 +12493,7 @@
           <w:bCs/>
           <w:b/>
         </w:rPr>
-        <w:t xml:space="preserve">Table 4.</w:t>
+        <w:t xml:space="preserve">Table 5.</w:t>
       </w:r>
       <w:r>
         <w:t xml:space="preserve"> </w:t>
@@ -12441,7 +12508,7 @@
         <w:tblW w:type="pct" w:w="5000"/>
         <w:tblLook w:firstRow="1" w:lastRow="0" w:firstColumn="0" w:lastColumn="0" w:noHBand="0" w:noVBand="0" w:val="0020"/>
         <w:jc w:val="start"/>
-        <w:tblCaption w:val="Table 4. Comparison of classical and quantum-like or quantum-inspired approaches"/>
+        <w:tblCaption w:val="Table 5. Comparison of classical and quantum-like or quantum-inspired approaches"/>
       </w:tblPr>
       <w:tblGrid>
         <w:gridCol w:w="1584"/>
@@ -12917,19 +12984,8 @@
               <w:t xml:space="preserve">(Dong et al. 2012)</w:t>
             </w:r>
             <w:r>
-              <w:t xml:space="preserve">; Section</w:t>
-            </w:r>
-            <w:r>
-              <w:t xml:space="preserve"> </w:t>
-            </w:r>
-            <w:hyperlink w:anchor="sec:rl-exp">
-              <w:r>
-                <w:rPr>
-                  <w:rStyle w:val="Hyperlink"/>
-                </w:rPr>
-                <w:t xml:space="preserve">16.3</w:t>
-              </w:r>
-            </w:hyperlink>
+              <w:t xml:space="preserve">; Section 16.3</w:t>
+            </w:r>
           </w:p>
         </w:tc>
       </w:tr>
@@ -13096,8 +13152,8 @@
         </w:tc>
       </w:tr>
     </w:tbl>
-    <w:bookmarkEnd w:id="171"/>
-    <w:bookmarkStart w:id="174" w:name="quantum-cognition-vs.-bayesian-networks"/>
+    <w:bookmarkEnd w:id="173"/>
+    <w:bookmarkStart w:id="176" w:name="quantum-cognition-vs.-bayesian-networks"/>
     <w:p>
       <w:pPr>
         <w:pStyle w:val="Heading2"/>
@@ -13115,7 +13171,7 @@
         <w:t xml:space="preserve">Quantum Cognition vs. Bayesian Networks</w:t>
       </w:r>
     </w:p>
-    <w:bookmarkStart w:id="172" w:name="X6cc053c4e0d0fbc8cc4f194a4afd75335c8fd9e"/>
+    <w:bookmarkStart w:id="174" w:name="X6cc053c4e0d0fbc8cc4f194a4afd75335c8fd9e"/>
     <w:p>
       <w:pPr>
         <w:pStyle w:val="Heading3"/>
@@ -13171,8 +13227,8 @@
         <w:t xml:space="preserve">.</w:t>
       </w:r>
     </w:p>
-    <w:bookmarkEnd w:id="172"/>
-    <w:bookmarkStart w:id="173" w:name="Xa055a6cdc18f64c9937db801d81b80d756d665f"/>
+    <w:bookmarkEnd w:id="174"/>
+    <w:bookmarkStart w:id="175" w:name="Xa055a6cdc18f64c9937db801d81b80d756d665f"/>
     <w:p>
       <w:pPr>
         <w:pStyle w:val="Heading3"/>
@@ -13288,9 +13344,9 @@
         <w:t xml:space="preserve">.</w:t>
       </w:r>
     </w:p>
-    <w:bookmarkEnd w:id="173"/>
-    <w:bookmarkEnd w:id="174"/>
-    <w:bookmarkStart w:id="177" w:name="X0858ce312c795bf6f5b22b0220851aebb44922b"/>
+    <w:bookmarkEnd w:id="175"/>
+    <w:bookmarkEnd w:id="176"/>
+    <w:bookmarkStart w:id="179" w:name="X0858ce312c795bf6f5b22b0220851aebb44922b"/>
     <w:p>
       <w:pPr>
         <w:pStyle w:val="Heading2"/>
@@ -13308,7 +13364,7 @@
         <w:t xml:space="preserve">Quantum Cognition vs. Deep Reinforcement Learning</w:t>
       </w:r>
     </w:p>
-    <w:bookmarkStart w:id="175" w:name="classical-drl-scalable-but-data-hungry"/>
+    <w:bookmarkStart w:id="177" w:name="classical-drl-scalable-but-data-hungry"/>
     <w:p>
       <w:pPr>
         <w:pStyle w:val="Heading3"/>
@@ -13343,8 +13399,8 @@
         <w:t xml:space="preserve">.</w:t>
       </w:r>
     </w:p>
-    <w:bookmarkEnd w:id="175"/>
-    <w:bookmarkStart w:id="176" w:name="Xd628e1dc67fa33a04ffd51d3123de335da911c7"/>
+    <w:bookmarkEnd w:id="177"/>
+    <w:bookmarkStart w:id="178" w:name="Xbe83dc2f0e0e99ab67f0e74e9c29baef5297558"/>
     <w:p>
       <w:pPr>
         <w:pStyle w:val="Heading3"/>
@@ -13359,7 +13415,7 @@
         <w:tab/>
       </w:r>
       <w:r>
-        <w:t xml:space="preserve">Quantum RL: Efficient but Interpretability Challenge</w:t>
+        <w:t xml:space="preserve">Quantum RL: Cheap and Parameter-Efficient, but Not Yet Better</w:t>
       </w:r>
     </w:p>
     <w:p>
@@ -13376,21 +13432,7 @@
         <w:t xml:space="preserve">(Dong et al. 2012)</w:t>
       </w:r>
       <w:r>
-        <w:t xml:space="preserve">, but our illustrative experiment shows instability under reward noise (Section</w:t>
-      </w:r>
-      <w:r>
-        <w:t xml:space="preserve"> </w:t>
-      </w:r>
-      <w:hyperlink w:anchor="sec:rl-exp">
-        <w:r>
-          <w:rPr>
-            <w:rStyle w:val="Hyperlink"/>
-          </w:rPr>
-          <w:t xml:space="preserve">16.3</w:t>
-        </w:r>
-      </w:hyperlink>
-      <w:r>
-        <w:t xml:space="preserve">). Circuit-based RL, reviewed in the companion survey, is parameter-efficient but not yet better or faster in wall-clock terms </w:t>
+        <w:t xml:space="preserve">, but our illustrative experiment shows instability under reward noise (Section 16.3). Circuit-based RL, reviewed in the companion survey, is parameter-efficient but not yet better or faster in wall-clock terms </w:t>
       </w:r>
       <w:r>
         <w:rPr>
@@ -13400,75 +13442,75 @@
       </w:r>
       <w:r>
         <w:t xml:space="preserve">. The claim that quantum RL is more interpretable is not supported by any user study we found.</w:t>
-      </w:r>
-    </w:p>
-    <w:bookmarkEnd w:id="176"/>
-    <w:bookmarkEnd w:id="177"/>
-    <w:bookmarkStart w:id="179" w:name="sec:vs-attention"/>
-    <w:p>
-      <w:pPr>
-        <w:pStyle w:val="Heading2"/>
-      </w:pPr>
-      <w:r>
-        <w:rPr>
-          <w:rStyle w:val="SectionNumber"/>
-        </w:rPr>
-        <w:t xml:space="preserve">14.3</w:t>
-      </w:r>
-      <w:r>
-        <w:tab/>
-      </w:r>
-      <w:r>
-        <w:t xml:space="preserve">Quantum Cognition vs. Transformer Attention Models</w:t>
-      </w:r>
-    </w:p>
-    <w:bookmarkStart w:id="178" w:name="Xae78d22de0cb580526f18d26e7cc6bc48fe2f54"/>
-    <w:p>
-      <w:pPr>
-        <w:pStyle w:val="Heading3"/>
-      </w:pPr>
-      <w:r>
-        <w:rPr>
-          <w:rStyle w:val="SectionNumber"/>
-        </w:rPr>
-        <w:t xml:space="preserve">14.3.1</w:t>
-      </w:r>
-      <w:r>
-        <w:tab/>
-      </w:r>
-      <w:r>
-        <w:t xml:space="preserve">Attention as Soft Measurement: Order Effects in Transformers</w:t>
-      </w:r>
-    </w:p>
-    <w:p>
-      <w:pPr>
-        <w:pStyle w:val="FirstParagraph"/>
-      </w:pPr>
-      <w:r>
-        <w:t xml:space="preserve">Attention weights a set of tokens by their compatibility with a query, loosely analogous to a context-dependent measurement. The analogy is suggestive, and QP tools (the QQ equality, contextuality-by-default) are useful auditing instruments for LLMs </w:t>
-      </w:r>
-      <w:r>
-        <w:rPr>
-          <w:highlight w:val="yellow"/>
-        </w:rPr>
-        <w:t xml:space="preserve">(Lo, Sadrzadeh, and Mansfield 2025; Kang 2026)</w:t>
-      </w:r>
-      <w:r>
-        <w:t xml:space="preserve">. However, transformers are classical functions of their input; order effects in LLMs can arise from training data and position encodings without any QP structure, and their human-likeness varies across models and prompts </w:t>
-      </w:r>
-      <w:r>
-        <w:rPr>
-          <w:highlight w:val="yellow"/>
-        </w:rPr>
-        <w:t xml:space="preserve">(Tjuatja et al. 2024; Imannezhad, Pothos, and Wills 2026)</w:t>
-      </w:r>
-      <w:r>
-        <w:t xml:space="preserve">. QP models are best used here to describe and test LLM behaviour, not as a claim about its mechanism.</w:t>
       </w:r>
     </w:p>
     <w:bookmarkEnd w:id="178"/>
     <w:bookmarkEnd w:id="179"/>
-    <w:bookmarkStart w:id="183" w:name="sec:guide"/>
+    <w:bookmarkStart w:id="181" w:name="sec:vs-attention"/>
+    <w:p>
+      <w:pPr>
+        <w:pStyle w:val="Heading2"/>
+      </w:pPr>
+      <w:r>
+        <w:rPr>
+          <w:rStyle w:val="SectionNumber"/>
+        </w:rPr>
+        <w:t xml:space="preserve">14.3</w:t>
+      </w:r>
+      <w:r>
+        <w:tab/>
+      </w:r>
+      <w:r>
+        <w:t xml:space="preserve">Quantum Cognition vs. Transformer Attention Models</w:t>
+      </w:r>
+    </w:p>
+    <w:bookmarkStart w:id="180" w:name="Xae78d22de0cb580526f18d26e7cc6bc48fe2f54"/>
+    <w:p>
+      <w:pPr>
+        <w:pStyle w:val="Heading3"/>
+      </w:pPr>
+      <w:r>
+        <w:rPr>
+          <w:rStyle w:val="SectionNumber"/>
+        </w:rPr>
+        <w:t xml:space="preserve">14.3.1</w:t>
+      </w:r>
+      <w:r>
+        <w:tab/>
+      </w:r>
+      <w:r>
+        <w:t xml:space="preserve">Attention as Soft Measurement: Order Effects in Transformers</w:t>
+      </w:r>
+    </w:p>
+    <w:p>
+      <w:pPr>
+        <w:pStyle w:val="FirstParagraph"/>
+      </w:pPr>
+      <w:r>
+        <w:t xml:space="preserve">Attention weights a set of tokens by their compatibility with a query, loosely analogous to a context-dependent measurement. The analogy is suggestive, and QP tools (the QQ equality, contextuality-by-default) are useful auditing instruments for LLMs </w:t>
+      </w:r>
+      <w:r>
+        <w:rPr>
+          <w:highlight w:val="yellow"/>
+        </w:rPr>
+        <w:t xml:space="preserve">(Lo, Sadrzadeh, and Mansfield 2025; Kang 2026)</w:t>
+      </w:r>
+      <w:r>
+        <w:t xml:space="preserve">. However, transformers are classical functions of their input; order effects in LLMs can arise from training data and position encodings without any QP structure, and their human-likeness varies across models and prompts </w:t>
+      </w:r>
+      <w:r>
+        <w:rPr>
+          <w:highlight w:val="yellow"/>
+        </w:rPr>
+        <w:t xml:space="preserve">(Tjuatja et al. 2024; Imannezhad, Pothos, and Wills 2026)</w:t>
+      </w:r>
+      <w:r>
+        <w:t xml:space="preserve">. QP models are best used here to describe and test LLM behaviour, not as a claim about its mechanism.</w:t>
+      </w:r>
+    </w:p>
+    <w:bookmarkEnd w:id="180"/>
+    <w:bookmarkEnd w:id="181"/>
+    <w:bookmarkStart w:id="185" w:name="sec:guide"/>
     <w:p>
       <w:pPr>
         <w:pStyle w:val="Heading2"/>
@@ -13520,18 +13562,18 @@
           <wp:inline>
             <wp:extent cx="5067300" cy="2752738"/>
             <wp:effectExtent b="0" l="0" r="0" t="0"/>
-            <wp:docPr descr="" title="" id="181" name="Picture"/>
+            <wp:docPr descr="" title="" id="183" name="Picture"/>
             <a:graphic>
               <a:graphicData uri="http://schemas.openxmlformats.org/drawingml/2006/picture">
                 <pic:pic>
                   <pic:nvPicPr>
-                    <pic:cNvPr descr="figures/Fig8_decision_guide.png" id="182" name="Picture"/>
+                    <pic:cNvPr descr="figures/Fig8_decision_guide.png" id="184" name="Picture"/>
                     <pic:cNvPicPr>
                       <a:picLocks noChangeArrowheads="1" noChangeAspect="1"/>
                     </pic:cNvPicPr>
                   </pic:nvPicPr>
                   <pic:blipFill>
-                    <a:blip r:embed="rId180"/>
+                    <a:blip r:embed="rId182"/>
                     <a:stretch>
                       <a:fillRect/>
                     </a:stretch>
@@ -13576,9 +13618,9 @@
         <w:t xml:space="preserve">Decision guide for choosing between classical and quantum-like models in an autonomous system</w:t>
       </w:r>
     </w:p>
-    <w:bookmarkEnd w:id="183"/>
-    <w:bookmarkEnd w:id="184"/>
-    <w:bookmarkStart w:id="195" w:name="sec:validation"/>
+    <w:bookmarkEnd w:id="185"/>
+    <w:bookmarkEnd w:id="186"/>
+    <w:bookmarkStart w:id="197" w:name="sec:validation"/>
     <w:p>
       <w:pPr>
         <w:pStyle w:val="Heading1"/>
@@ -13604,7 +13646,7 @@
         <w:t xml:space="preserve">Because the literature contains almost no controlled comparisons on autonomous systems, we propose a two-phase validation programme. Each task has a classical baseline, a quantum-like model and an a priori QP prediction that can fail.</w:t>
       </w:r>
     </w:p>
-    <w:bookmarkStart w:id="189" w:name="phase-1-simulation-benchmark-tasks"/>
+    <w:bookmarkStart w:id="191" w:name="phase-1-simulation-benchmark-tasks"/>
     <w:p>
       <w:pPr>
         <w:pStyle w:val="Heading2"/>
@@ -13622,7 +13664,7 @@
         <w:t xml:space="preserve">Phase 1 (Simulation): Benchmark Tasks</w:t>
       </w:r>
     </w:p>
-    <w:bookmarkStart w:id="185" w:name="Xf1a2b9ade4e14f66d18d4fc96bd209dda98acf4"/>
+    <w:bookmarkStart w:id="187" w:name="Xf1a2b9ade4e14f66d18d4fc96bd209dda98acf4"/>
     <w:p>
       <w:pPr>
         <w:pStyle w:val="Heading3"/>
@@ -13669,8 +13711,8 @@
         <w:t xml:space="preserve">is not an appropriate baseline because it addresses quantum systems.</w:t>
       </w:r>
     </w:p>
-    <w:bookmarkEnd w:id="185"/>
-    <w:bookmarkStart w:id="186" w:name="Xe3fcd2420f1384fa9f3f929638b1c841538161b"/>
+    <w:bookmarkEnd w:id="187"/>
+    <w:bookmarkStart w:id="188" w:name="Xe3fcd2420f1384fa9f3f929638b1c841538161b"/>
     <w:p>
       <w:pPr>
         <w:pStyle w:val="Heading3"/>
@@ -13693,25 +13735,11 @@
         <w:pStyle w:val="FirstParagraph"/>
       </w:pPr>
       <w:r>
-        <w:t xml:space="preserve">Fusion of physical sensors (baseline: Kalman or particle filter) combined with semantic cues from language or human reports. The prediction is that QP fusion helps only in the semantic, context-dependent channel; it should do no better than the Kalman filter on physical channels (Section</w:t>
-      </w:r>
-      <w:r>
-        <w:t xml:space="preserve"> </w:t>
-      </w:r>
-      <w:hyperlink w:anchor="sec:case-fusion">
-        <w:r>
-          <w:rPr>
-            <w:rStyle w:val="Hyperlink"/>
-          </w:rPr>
-          <w:t xml:space="preserve">16.1</w:t>
-        </w:r>
-      </w:hyperlink>
-      <w:r>
-        <w:t xml:space="preserve">).</w:t>
-      </w:r>
-    </w:p>
-    <w:bookmarkEnd w:id="186"/>
-    <w:bookmarkStart w:id="187" w:name="Xb1a82fbad0c74d5d881f46886230767a9c99d85"/>
+        <w:t xml:space="preserve">Fusion of physical sensors (baseline: Kalman or particle filter) combined with semantic cues from language or human reports. The prediction is that QP fusion helps only in the semantic, context-dependent channel; it should do no better than the Kalman filter on physical channels (Section 16.1).</w:t>
+      </w:r>
+    </w:p>
+    <w:bookmarkEnd w:id="188"/>
+    <w:bookmarkStart w:id="189" w:name="Xb1a82fbad0c74d5d881f46886230767a9c99d85"/>
     <w:p>
       <w:pPr>
         <w:pStyle w:val="Heading3"/>
@@ -13746,8 +13774,8 @@
         <w:t xml:space="preserve">.</w:t>
       </w:r>
     </w:p>
-    <w:bookmarkEnd w:id="187"/>
-    <w:bookmarkStart w:id="188" w:name="Xc004e2eb34df352f9b681df2d8bbd736023eea7"/>
+    <w:bookmarkEnd w:id="189"/>
+    <w:bookmarkStart w:id="190" w:name="Xc004e2eb34df352f9b681df2d8bbd736023eea7"/>
     <w:p>
       <w:pPr>
         <w:pStyle w:val="Heading3"/>
@@ -13773,9 +13801,9 @@
         <w:t xml:space="preserve">Classification of ambiguous images, with human labels collected under controlled question orders. The model predicts order-dependent label distributions and the QQ statistic; the baseline is a calibrated softmax classifier with annotator noise.</w:t>
       </w:r>
     </w:p>
-    <w:bookmarkEnd w:id="188"/>
-    <w:bookmarkEnd w:id="189"/>
-    <w:bookmarkStart w:id="192" w:name="phase-2-real-systems-hardware-validation"/>
+    <w:bookmarkEnd w:id="190"/>
+    <w:bookmarkEnd w:id="191"/>
+    <w:bookmarkStart w:id="194" w:name="phase-2-real-systems-hardware-validation"/>
     <w:p>
       <w:pPr>
         <w:pStyle w:val="Heading2"/>
@@ -13793,7 +13821,7 @@
         <w:t xml:space="preserve">Phase 2 (Real Systems): Hardware Validation</w:t>
       </w:r>
     </w:p>
-    <w:bookmarkStart w:id="190" w:name="Xd285e5157881ea5fc3c84dd4e6b69727843413a"/>
+    <w:bookmarkStart w:id="192" w:name="Xd285e5157881ea5fc3c84dd4e6b69727843413a"/>
     <w:p>
       <w:pPr>
         <w:pStyle w:val="Heading3"/>
@@ -13819,8 +13847,8 @@
         <w:t xml:space="preserve">Human–robot handover, shared manipulation and guided navigation are natural platforms because a human judgement is embedded in the loop. The primary outcome is task success and human trust, not model fit alone.</w:t>
       </w:r>
     </w:p>
-    <w:bookmarkEnd w:id="190"/>
-    <w:bookmarkStart w:id="191" w:name="X586063dadcb45a61b92cb09d1a13ddda404923d"/>
+    <w:bookmarkEnd w:id="192"/>
+    <w:bookmarkStart w:id="193" w:name="X586063dadcb45a61b92cb09d1a13ddda404923d"/>
     <w:p>
       <w:pPr>
         <w:pStyle w:val="Heading3"/>
@@ -13879,9 +13907,9 @@
         <w:t xml:space="preserve">and object recognition with human-labelled ambiguous categories are the corresponding perception tasks.</w:t>
       </w:r>
     </w:p>
-    <w:bookmarkEnd w:id="191"/>
-    <w:bookmarkEnd w:id="192"/>
-    <w:bookmarkStart w:id="194" w:name="sec:metrics"/>
+    <w:bookmarkEnd w:id="193"/>
+    <w:bookmarkEnd w:id="194"/>
+    <w:bookmarkStart w:id="196" w:name="sec:metrics"/>
     <w:p>
       <w:pPr>
         <w:pStyle w:val="Heading2"/>
@@ -13914,7 +13942,7 @@
           <w:rPr>
             <w:rStyle w:val="Hyperlink"/>
           </w:rPr>
-          <w:t xml:space="preserve">5</w:t>
+          <w:t xml:space="preserve">6</w:t>
         </w:r>
       </w:hyperlink>
       <w:r>
@@ -13939,27 +13967,10 @@
         <w:t xml:space="preserve">(Dzhafarov and Kujala 2016)</w:t>
       </w:r>
       <w:r>
-        <w:t xml:space="preserve">. The appraisal of Section</w:t>
-      </w:r>
-      <w:r>
-        <w:t xml:space="preserve"> </w:t>
-      </w:r>
-      <w:hyperlink w:anchor="sec:map">
-        <w:r>
-          <w:rPr>
-            <w:rStyle w:val="Hyperlink"/>
-          </w:rPr>
-          <w:t xml:space="preserve">13.3</w:t>
-        </w:r>
-      </w:hyperlink>
-      <w:r>
-        <w:t xml:space="preserve"> </w:t>
-      </w:r>
-      <w:r>
-        <w:t xml:space="preserve">shows that most published applications fall short on exactly these points.</w:t>
-      </w:r>
-    </w:p>
-    <w:bookmarkStart w:id="193" w:name="tab:metrics"/>
+        <w:t xml:space="preserve">. The appraisal of Section 13.3 shows that most published applications fall short on exactly these points.</w:t>
+      </w:r>
+    </w:p>
+    <w:bookmarkStart w:id="195" w:name="tab:metrics"/>
     <w:p>
       <w:pPr>
         <w:pStyle w:val="TableCaption"/>
@@ -13969,7 +13980,7 @@
           <w:bCs/>
           <w:b/>
         </w:rPr>
-        <w:t xml:space="preserve">Table 5.</w:t>
+        <w:t xml:space="preserve">Table 6.</w:t>
       </w:r>
       <w:r>
         <w:t xml:space="preserve"> </w:t>
@@ -13984,7 +13995,7 @@
         <w:tblW w:type="pct" w:w="5000"/>
         <w:tblLook w:firstRow="1" w:lastRow="0" w:firstColumn="0" w:lastColumn="0" w:noHBand="0" w:noVBand="0" w:val="0020"/>
         <w:jc w:val="start"/>
-        <w:tblCaption w:val="Table 5. Metrics and baselines for validating quantum-like models in autonomous systems"/>
+        <w:tblCaption w:val="Table 6. Metrics and baselines for validating quantum-like models in autonomous systems"/>
       </w:tblPr>
       <w:tblGrid>
         <w:gridCol w:w="2534"/>
@@ -14349,10 +14360,10 @@
         </w:tc>
       </w:tr>
     </w:tbl>
-    <w:bookmarkEnd w:id="193"/>
-    <w:bookmarkEnd w:id="194"/>
     <w:bookmarkEnd w:id="195"/>
-    <w:bookmarkStart w:id="214" w:name="sec:cases"/>
+    <w:bookmarkEnd w:id="196"/>
+    <w:bookmarkEnd w:id="197"/>
+    <w:bookmarkStart w:id="216" w:name="sec:cases"/>
     <w:p>
       <w:pPr>
         <w:pStyle w:val="Heading1"/>
@@ -14375,41 +14386,420 @@
         <w:pStyle w:val="FirstParagraph"/>
       </w:pPr>
       <w:r>
-        <w:t xml:space="preserve">The three case studies use the code in Appendix</w:t>
-      </w:r>
-      <w:r>
-        <w:t xml:space="preserve"> </w:t>
-      </w:r>
-      <w:hyperlink w:anchor="app:code">
-        <w:r>
-          <w:rPr>
-            <w:rStyle w:val="Hyperlink"/>
-          </w:rPr>
-          <w:t xml:space="preserve">[app:code]</w:t>
-        </w:r>
-      </w:hyperlink>
-      <w:r>
-        <w:t xml:space="preserve"> </w:t>
-      </w:r>
-      <w:r>
-        <w:t xml:space="preserve">(Online Resource 2); their numerical values are collected in Appendix</w:t>
-      </w:r>
-      <w:r>
-        <w:t xml:space="preserve"> </w:t>
-      </w:r>
-      <w:hyperlink w:anchor="app:exp">
-        <w:r>
-          <w:rPr>
-            <w:rStyle w:val="Hyperlink"/>
-          </w:rPr>
-          <w:t xml:space="preserve">[app:exp]</w:t>
-        </w:r>
-      </w:hyperlink>
+        <w:t xml:space="preserve">The three case studies use the code in Appendix B (Online Resource 2); their numerical values are collected in Appendix C.</w:t>
+      </w:r>
+    </w:p>
+    <w:bookmarkStart w:id="202" w:name="sec:case-fusion"/>
+    <w:p>
+      <w:pPr>
+        <w:pStyle w:val="Heading2"/>
+      </w:pPr>
+      <w:r>
+        <w:rPr>
+          <w:rStyle w:val="SectionNumber"/>
+        </w:rPr>
+        <w:t xml:space="preserve">16.1</w:t>
+      </w:r>
+      <w:r>
+        <w:tab/>
+      </w:r>
+      <w:r>
+        <w:t xml:space="preserve">Case Study 1: Pose Estimation from Noisy Multimodal Sensors</w:t>
+      </w:r>
+    </w:p>
+    <w:bookmarkStart w:id="198" w:name="problem-setup"/>
+    <w:p>
+      <w:pPr>
+        <w:pStyle w:val="Heading3"/>
+      </w:pPr>
+      <w:r>
+        <w:rPr>
+          <w:rStyle w:val="SectionNumber"/>
+        </w:rPr>
+        <w:t xml:space="preserve">16.1.1</w:t>
+      </w:r>
+      <w:r>
+        <w:tab/>
+      </w:r>
+      <w:r>
+        <w:t xml:space="preserve">Problem Setup</w:t>
+      </w:r>
+    </w:p>
+    <w:p>
+      <w:pPr>
+        <w:pStyle w:val="FirstParagraph"/>
+      </w:pPr>
+      <w:r>
+        <w:t xml:space="preserve">A robot estimates its position along a corridor from two sensors, a lidar reading z₁ = 2.10 m (variance 0.04) and a camera estimate z₂ = 1.90 m (variance 0.09). A human operator also reports whether the robot has</w:t>
+      </w:r>
+      <w:r>
+        <w:t xml:space="preserve"> </w:t>
+      </w:r>
+      <w:r>
+        <w:t xml:space="preserve">“</w:t>
+      </w:r>
+      <w:r>
+        <w:t xml:space="preserve">passed the doorway</w:t>
+      </w:r>
+      <w:r>
+        <w:t xml:space="preserve">”</w:t>
+      </w:r>
+      <w:r>
+        <w:t xml:space="preserve">, and a vision classifier gives its own judgement.</w:t>
+      </w:r>
+    </w:p>
+    <w:bookmarkEnd w:id="198"/>
+    <w:bookmarkStart w:id="199" w:name="classical-approach-kalman-filter"/>
+    <w:p>
+      <w:pPr>
+        <w:pStyle w:val="Heading3"/>
+      </w:pPr>
+      <w:r>
+        <w:rPr>
+          <w:rStyle w:val="SectionNumber"/>
+        </w:rPr>
+        <w:t xml:space="preserve">16.1.2</w:t>
+      </w:r>
+      <w:r>
+        <w:tab/>
+      </w:r>
+      <w:r>
+        <w:t xml:space="preserve">Classical Approach (Kalman Filter)</w:t>
+      </w:r>
+    </w:p>
+    <w:p>
+      <w:pPr>
+        <w:pStyle w:val="FirstParagraph"/>
+      </w:pPr>
+      <w:r>
+        <w:t xml:space="preserve">The Kalman update gives x̂ = 2.038 m with variance 0.028 m², and the result is identical whichever sensor is processed first </w:t>
+      </w:r>
+      <w:r>
+        <w:rPr>
+          <w:highlight w:val="yellow"/>
+        </w:rPr>
+        <w:t xml:space="preserve">(Kalman 1960)</w:t>
+      </w:r>
+      <w:r>
+        <w:t xml:space="preserve">. For this physical sub-problem, the Kalman filter is optimal and a QP model cannot improve on it.</w:t>
+      </w:r>
+    </w:p>
+    <w:bookmarkEnd w:id="199"/>
+    <w:bookmarkStart w:id="200" w:name="quantum-cognition-approach"/>
+    <w:p>
+      <w:pPr>
+        <w:pStyle w:val="Heading3"/>
+      </w:pPr>
+      <w:r>
+        <w:rPr>
+          <w:rStyle w:val="SectionNumber"/>
+        </w:rPr>
+        <w:t xml:space="preserve">16.1.3</w:t>
+      </w:r>
+      <w:r>
+        <w:tab/>
+      </w:r>
+      <w:r>
+        <w:t xml:space="preserve">Quantum Cognition Approach</w:t>
+      </w:r>
+    </w:p>
+    <w:p>
+      <w:pPr>
+        <w:pStyle w:val="FirstParagraph"/>
+      </w:pPr>
+      <w:r>
+        <w:t xml:space="preserve">The QP model is applied only to the semantic judgement</w:t>
+      </w:r>
+      <w:r>
+        <w:t xml:space="preserve"> </w:t>
+      </w:r>
+      <w:r>
+        <w:t xml:space="preserve">“</w:t>
+      </w:r>
+      <w:r>
+        <w:t xml:space="preserve">has the robot passed the doorway?</w:t>
+      </w:r>
+      <w:r>
+        <w:t xml:space="preserve">”</w:t>
+      </w:r>
+      <w:r>
+        <w:t xml:space="preserve">, which combines two context-dependent cues: the operator’s report (p = 0.80 of</w:t>
+      </w:r>
+      <w:r>
+        <w:t xml:space="preserve"> </w:t>
+      </w:r>
+      <w:r>
+        <w:t xml:space="preserve">“</w:t>
+      </w:r>
+      <w:r>
+        <w:t xml:space="preserve">passed</w:t>
+      </w:r>
+      <w:r>
+        <w:t xml:space="preserve">”</w:t>
+      </w:r>
+      <w:r>
+        <w:t xml:space="preserve"> </w:t>
+      </w:r>
+      <w:r>
+        <w:t xml:space="preserve">when that cue is attended) and the classifier’s judgement (p = 0.30). With equal weights the classical mixture is 0.55. A QLBN adds an interference term 2√(0.5 · 0.80 · 0.5 · 0.30) cosθ = 0.49cosθ, giving 0.55 at θ = 90 (the classical case), 0.795 at θ = 60 and 0.305 at θ = 120; at θ = 0 the unnormalised value exceeds 1, which is why QLBNs must renormalise </w:t>
+      </w:r>
+      <w:r>
+        <w:rPr>
+          <w:highlight w:val="yellow"/>
+        </w:rPr>
+        <w:t xml:space="preserve">(Moreira and Wichert 2016; Wichert, Moreira, and Bruza 2020)</w:t>
+      </w:r>
+      <w:r>
+        <w:t xml:space="preserve">. The phase encodes how the two cues interact in the human’s judgement, and it must be estimated from, or better predicted for, human data.</w:t>
+      </w:r>
+    </w:p>
+    <w:bookmarkEnd w:id="200"/>
+    <w:bookmarkStart w:id="201" w:name="results-and-comparison"/>
+    <w:p>
+      <w:pPr>
+        <w:pStyle w:val="Heading3"/>
+      </w:pPr>
+      <w:r>
+        <w:rPr>
+          <w:rStyle w:val="SectionNumber"/>
+        </w:rPr>
+        <w:t xml:space="preserve">16.1.4</w:t>
+      </w:r>
+      <w:r>
+        <w:tab/>
+      </w:r>
+      <w:r>
+        <w:t xml:space="preserve">Results and Comparison</w:t>
+      </w:r>
+    </w:p>
+    <w:p>
+      <w:pPr>
+        <w:pStyle w:val="FirstParagraph"/>
+      </w:pPr>
+      <w:r>
+        <w:t xml:space="preserve">The worked example shows the correct division of labour: physical fusion stays classical, and QP models the human-facing judgement. We found no published study that compares QP and classical fusion on robot pose estimation, and we do not expect QP to help there.</w:t>
+      </w:r>
+    </w:p>
+    <w:bookmarkEnd w:id="201"/>
+    <w:bookmarkEnd w:id="202"/>
+    <w:bookmarkStart w:id="207" w:name="sec:case-label"/>
+    <w:p>
+      <w:pPr>
+        <w:pStyle w:val="Heading2"/>
+      </w:pPr>
+      <w:r>
+        <w:rPr>
+          <w:rStyle w:val="SectionNumber"/>
+        </w:rPr>
+        <w:t xml:space="preserve">16.2</w:t>
+      </w:r>
+      <w:r>
+        <w:tab/>
+      </w:r>
+      <w:r>
+        <w:t xml:space="preserve">Case Study 2: Image Classification Under Label Ambiguity (ML/DL)</w:t>
+      </w:r>
+    </w:p>
+    <w:bookmarkStart w:id="203" w:name="X21e1f7c3dbb522bd252e3373aa101259a1a5cdd"/>
+    <w:p>
+      <w:pPr>
+        <w:pStyle w:val="Heading3"/>
+      </w:pPr>
+      <w:r>
+        <w:rPr>
+          <w:rStyle w:val="SectionNumber"/>
+        </w:rPr>
+        <w:t xml:space="preserve">16.2.1</w:t>
+      </w:r>
+      <w:r>
+        <w:tab/>
+      </w:r>
+      <w:r>
+        <w:t xml:space="preserve">Problem Setup: Objects with Multiple Valid Labels</w:t>
+      </w:r>
+    </w:p>
+    <w:p>
+      <w:pPr>
+        <w:pStyle w:val="FirstParagraph"/>
+      </w:pPr>
+      <w:r>
+        <w:t xml:space="preserve">An image of a large domestic-looking cat is judged by annotators on two questions:</w:t>
+      </w:r>
+      <w:r>
+        <w:t xml:space="preserve"> </w:t>
+      </w:r>
+      <w:r>
+        <w:t xml:space="preserve">“</w:t>
+      </w:r>
+      <w:r>
+        <w:t xml:space="preserve">cat?</w:t>
+      </w:r>
+      <w:r>
+        <w:t xml:space="preserve">”</w:t>
+      </w:r>
+      <w:r>
+        <w:t xml:space="preserve"> </w:t>
+      </w:r>
+      <w:r>
+        <w:t xml:space="preserve">and</w:t>
+      </w:r>
+      <w:r>
+        <w:t xml:space="preserve"> </w:t>
+      </w:r>
+      <w:r>
+        <w:t xml:space="preserve">“</w:t>
+      </w:r>
+      <w:r>
+        <w:t xml:space="preserve">wild animal?</w:t>
+      </w:r>
+      <w:r>
+        <w:t xml:space="preserve">”</w:t>
+      </w:r>
+      <w:r>
+        <w:t xml:space="preserve">. Human answers to such overlapping categories are order-dependent </w:t>
+      </w:r>
+      <w:r>
+        <w:rPr>
+          <w:highlight w:val="yellow"/>
+        </w:rPr>
+        <w:t xml:space="preserve">(Wang and Busemeyer 2016)</w:t>
+      </w:r>
       <w:r>
         <w:t xml:space="preserve">.</w:t>
       </w:r>
     </w:p>
-    <w:bookmarkStart w:id="200" w:name="sec:case-fusion"/>
+    <w:bookmarkEnd w:id="203"/>
+    <w:bookmarkStart w:id="204" w:name="classical-approach-cnn-softmax"/>
+    <w:p>
+      <w:pPr>
+        <w:pStyle w:val="Heading3"/>
+      </w:pPr>
+      <w:r>
+        <w:rPr>
+          <w:rStyle w:val="SectionNumber"/>
+        </w:rPr>
+        <w:t xml:space="preserve">16.2.2</w:t>
+      </w:r>
+      <w:r>
+        <w:tab/>
+      </w:r>
+      <w:r>
+        <w:t xml:space="preserve">Classical Approach (CNN + Softmax)</w:t>
+      </w:r>
+    </w:p>
+    <w:p>
+      <w:pPr>
+        <w:pStyle w:val="FirstParagraph"/>
+      </w:pPr>
+      <w:r>
+        <w:t xml:space="preserve">A CNN with independent sigmoid outputs </w:t>
+      </w:r>
+      <w:r>
+        <w:rPr>
+          <w:highlight w:val="yellow"/>
+        </w:rPr>
+        <w:t xml:space="preserve">(Krizhevsky, Sutskever, and Hinton 2012)</w:t>
+      </w:r>
+      <w:r>
+        <w:t xml:space="preserve"> </w:t>
+      </w:r>
+      <w:r>
+        <w:t xml:space="preserve">predicts p(cat) and p(wild) and, if a joint is needed, assumes conditional independence. The joint probability is the same whichever question is asked first.</w:t>
+      </w:r>
+    </w:p>
+    <w:bookmarkEnd w:id="204"/>
+    <w:bookmarkStart w:id="205" w:name="quantum-cognition-approach-1"/>
+    <w:p>
+      <w:pPr>
+        <w:pStyle w:val="Heading3"/>
+      </w:pPr>
+      <w:r>
+        <w:rPr>
+          <w:rStyle w:val="SectionNumber"/>
+        </w:rPr>
+        <w:t xml:space="preserve">16.2.3</w:t>
+      </w:r>
+      <w:r>
+        <w:tab/>
+      </w:r>
+      <w:r>
+        <w:t xml:space="preserve">Quantum Cognition Approach</w:t>
+      </w:r>
+    </w:p>
+    <w:p>
+      <w:pPr>
+        <w:pStyle w:val="FirstParagraph"/>
+      </w:pPr>
+      <w:r>
+        <w:t xml:space="preserve">Represent the image as a state at 35 in a two-dimensional judgement space, with</w:t>
+      </w:r>
+      <w:r>
+        <w:t xml:space="preserve"> </w:t>
+      </w:r>
+      <w:r>
+        <w:t xml:space="preserve">“</w:t>
+      </w:r>
+      <w:r>
+        <w:t xml:space="preserve">cat</w:t>
+      </w:r>
+      <w:r>
+        <w:t xml:space="preserve">”</w:t>
+      </w:r>
+      <w:r>
+        <w:t xml:space="preserve"> </w:t>
+      </w:r>
+      <w:r>
+        <w:t xml:space="preserve">at 0 and</w:t>
+      </w:r>
+      <w:r>
+        <w:t xml:space="preserve"> </w:t>
+      </w:r>
+      <w:r>
+        <w:t xml:space="preserve">“</w:t>
+      </w:r>
+      <w:r>
+        <w:t xml:space="preserve">wild</w:t>
+      </w:r>
+      <w:r>
+        <w:t xml:space="preserve">”</w:t>
+      </w:r>
+      <w:r>
+        <w:t xml:space="preserve"> </w:t>
+      </w:r>
+      <w:r>
+        <w:t xml:space="preserve">at 60. Then p(cat) = 0.671 and p(wild) = 0.821; p(cat, then wild) = 0.168 but p(wild, then cat) = 0.205. The model predicts a specific order effect and, through the QQ equality, a constraint on the four sequential answer patterns that can be tested on annotation data.</w:t>
+      </w:r>
+    </w:p>
+    <w:bookmarkEnd w:id="205"/>
+    <w:bookmarkStart w:id="206" w:name="X1ef30e4ec0fd169689bda51053a0462b8253587"/>
+    <w:p>
+      <w:pPr>
+        <w:pStyle w:val="Heading3"/>
+      </w:pPr>
+      <w:r>
+        <w:rPr>
+          <w:rStyle w:val="SectionNumber"/>
+        </w:rPr>
+        <w:t xml:space="preserve">16.2.4</w:t>
+      </w:r>
+      <w:r>
+        <w:tab/>
+      </w:r>
+      <w:r>
+        <w:t xml:space="preserve">Results: Predicted Order Effects Rather than Accuracy Gains</w:t>
+      </w:r>
+    </w:p>
+    <w:p>
+      <w:pPr>
+        <w:pStyle w:val="FirstParagraph"/>
+      </w:pPr>
+      <w:r>
+        <w:t xml:space="preserve">No accuracy gains are claimed. The value of the QP model is that it predicts the order-dependence of human labels, which a softmax classifier cannot represent; whether modelling this improves learning from human labels is untested and is the purpose of Benchmark 3 (Section 22).</w:t>
+      </w:r>
+    </w:p>
+    <w:bookmarkEnd w:id="206"/>
+    <w:bookmarkEnd w:id="207"/>
+    <w:bookmarkStart w:id="215" w:name="sec:rl-exp"/>
     <w:p>
       <w:pPr>
         <w:pStyle w:val="Heading2"/>
@@ -14418,16 +14808,16 @@
         <w:rPr>
           <w:rStyle w:val="SectionNumber"/>
         </w:rPr>
-        <w:t xml:space="preserve">16.1</w:t>
+        <w:t xml:space="preserve">16.3</w:t>
       </w:r>
       <w:r>
         <w:tab/>
       </w:r>
       <w:r>
-        <w:t xml:space="preserve">Case Study 1: Pose Estimation from Noisy Multimodal Sensors</w:t>
-      </w:r>
-    </w:p>
-    <w:bookmarkStart w:id="196" w:name="problem-setup"/>
+        <w:t xml:space="preserve">Case Study 3: RL Policy Learning Under Reward Uncertainty</w:t>
+      </w:r>
+    </w:p>
+    <w:bookmarkStart w:id="208" w:name="problem-setup-ambiguous-reward-signals"/>
     <w:p>
       <w:pPr>
         <w:pStyle w:val="Heading3"/>
@@ -14436,13 +14826,13 @@
         <w:rPr>
           <w:rStyle w:val="SectionNumber"/>
         </w:rPr>
-        <w:t xml:space="preserve">16.1.1</w:t>
+        <w:t xml:space="preserve">16.3.1</w:t>
       </w:r>
       <w:r>
         <w:tab/>
       </w:r>
       <w:r>
-        <w:t xml:space="preserve">Problem Setup</w:t>
+        <w:t xml:space="preserve">Problem Setup: Ambiguous Reward Signals</w:t>
       </w:r>
     </w:p>
     <w:p>
@@ -14450,7 +14840,70 @@
         <w:pStyle w:val="FirstParagraph"/>
       </w:pPr>
       <w:r>
-        <w:t xml:space="preserve">A robot estimates its position along a corridor from two sensors, a lidar reading z₁ = 2.10 m (variance 0.04) and a camera estimate z₂ = 1.90 m (variance 0.09). A human operator also reports whether the robot has</w:t>
+        <w:t xml:space="preserve">A tabular agent must reach the goal of a 6 × 6 grid with four internal walls (shortest path: 10 steps). Reaching the goal gives reward + 1 and each step -0.01. In the noisy condition, Gaussian noise (σ = 0.5) is added to every reward. Each agent is trained for 300 episodes (maximum 200 steps each) with 30 random seeds.</w:t>
+      </w:r>
+    </w:p>
+    <w:bookmarkEnd w:id="208"/>
+    <w:bookmarkStart w:id="209" w:name="classical-approach-q-learning"/>
+    <w:p>
+      <w:pPr>
+        <w:pStyle w:val="Heading3"/>
+      </w:pPr>
+      <w:r>
+        <w:rPr>
+          <w:rStyle w:val="SectionNumber"/>
+        </w:rPr>
+        <w:t xml:space="preserve">16.3.2</w:t>
+      </w:r>
+      <w:r>
+        <w:tab/>
+      </w:r>
+      <w:r>
+        <w:t xml:space="preserve">Classical Approach (Q-Learning)</w:t>
+      </w:r>
+    </w:p>
+    <w:p>
+      <w:pPr>
+        <w:pStyle w:val="FirstParagraph"/>
+      </w:pPr>
+      <w:r>
+        <w:t xml:space="preserve">Because the state space is small, we use tabular Q-learning (learning rate 0.1, discount 0.95) with either ε-greedy exploration (ε decaying from 0.3 to 0.01) or softmax exploration (temperature decaying from 0.2 to 0.01). Deep Q-learning would behave similarly on this task at much higher cost.</w:t>
+      </w:r>
+    </w:p>
+    <w:bookmarkEnd w:id="209"/>
+    <w:bookmarkStart w:id="210" w:name="quantum-rl-approach"/>
+    <w:p>
+      <w:pPr>
+        <w:pStyle w:val="Heading3"/>
+      </w:pPr>
+      <w:r>
+        <w:rPr>
+          <w:rStyle w:val="SectionNumber"/>
+        </w:rPr>
+        <w:t xml:space="preserve">16.3.3</w:t>
+      </w:r>
+      <w:r>
+        <w:tab/>
+      </w:r>
+      <w:r>
+        <w:t xml:space="preserve">Quantum RL Approach</w:t>
+      </w:r>
+    </w:p>
+    <w:p>
+      <w:pPr>
+        <w:pStyle w:val="FirstParagraph"/>
+      </w:pPr>
+      <w:r>
+        <w:t xml:space="preserve">The quantum-inspired agent follows Dong et al.’s QRL </w:t>
+      </w:r>
+      <w:r>
+        <w:rPr>
+          <w:highlight w:val="yellow"/>
+        </w:rPr>
+        <w:t xml:space="preserve">(Dong et al. 2008)</w:t>
+      </w:r>
+      <w:r>
+        <w:t xml:space="preserve">: each state holds four action amplitudes (initially equal), actions are chosen by</w:t>
       </w:r>
       <w:r>
         <w:t xml:space="preserve"> </w:t>
@@ -14459,516 +14912,29 @@
         <w:t xml:space="preserve">“</w:t>
       </w:r>
       <w:r>
-        <w:t xml:space="preserve">passed the doorway</w:t>
+        <w:t xml:space="preserve">measurement</w:t>
       </w:r>
       <w:r>
         <w:t xml:space="preserve">”</w:t>
       </w:r>
       <w:r>
-        <w:t xml:space="preserve">, and a vision classifier gives its own judgement.</w:t>
-      </w:r>
-    </w:p>
-    <w:bookmarkEnd w:id="196"/>
-    <w:bookmarkStart w:id="197" w:name="classical-approach-kalman-filter"/>
-    <w:p>
-      <w:pPr>
-        <w:pStyle w:val="Heading3"/>
-      </w:pPr>
-      <w:r>
-        <w:rPr>
-          <w:rStyle w:val="SectionNumber"/>
-        </w:rPr>
-        <w:t xml:space="preserve">16.1.2</w:t>
-      </w:r>
-      <w:r>
-        <w:tab/>
-      </w:r>
-      <w:r>
-        <w:t xml:space="preserve">Classical Approach (Kalman Filter)</w:t>
-      </w:r>
-    </w:p>
-    <w:p>
-      <w:pPr>
-        <w:pStyle w:val="FirstParagraph"/>
-      </w:pPr>
-      <w:r>
-        <w:t xml:space="preserve">The Kalman update gives x̂ = 2.038 m with variance 0.028 m², and the result is identical whichever sensor is processed first </w:t>
-      </w:r>
-      <w:r>
-        <w:rPr>
-          <w:highlight w:val="yellow"/>
-        </w:rPr>
-        <w:t xml:space="preserve">(Kalman 1960)</w:t>
-      </w:r>
-      <w:r>
-        <w:t xml:space="preserve">. For this physical sub-problem, the Kalman filter is optimal and a QP model cannot improve on it.</w:t>
-      </w:r>
-    </w:p>
-    <w:bookmarkEnd w:id="197"/>
-    <w:bookmarkStart w:id="198" w:name="quantum-cognition-approach"/>
-    <w:p>
-      <w:pPr>
-        <w:pStyle w:val="Heading3"/>
-      </w:pPr>
-      <w:r>
-        <w:rPr>
-          <w:rStyle w:val="SectionNumber"/>
-        </w:rPr>
-        <w:t xml:space="preserve">16.1.3</w:t>
-      </w:r>
-      <w:r>
-        <w:tab/>
-      </w:r>
-      <w:r>
-        <w:t xml:space="preserve">Quantum Cognition Approach</w:t>
-      </w:r>
-    </w:p>
-    <w:p>
-      <w:pPr>
-        <w:pStyle w:val="FirstParagraph"/>
-      </w:pPr>
-      <w:r>
-        <w:t xml:space="preserve">The QP model is applied only to the semantic judgement</w:t>
-      </w:r>
-      <w:r>
-        <w:t xml:space="preserve"> </w:t>
-      </w:r>
-      <w:r>
-        <w:t xml:space="preserve">“</w:t>
-      </w:r>
-      <w:r>
-        <w:t xml:space="preserve">has the robot passed the doorway?</w:t>
-      </w:r>
-      <w:r>
-        <w:t xml:space="preserve">”</w:t>
-      </w:r>
-      <w:r>
-        <w:t xml:space="preserve">, which combines two context-dependent cues: the operator’s report (p = 0.80 of</w:t>
-      </w:r>
-      <w:r>
-        <w:t xml:space="preserve"> </w:t>
-      </w:r>
-      <w:r>
-        <w:t xml:space="preserve">“</w:t>
-      </w:r>
-      <w:r>
-        <w:t xml:space="preserve">passed</w:t>
-      </w:r>
-      <w:r>
-        <w:t xml:space="preserve">”</w:t>
-      </w:r>
-      <w:r>
-        <w:t xml:space="preserve"> </w:t>
-      </w:r>
-      <w:r>
-        <w:t xml:space="preserve">when that cue is attended) and the classifier’s judgement (p = 0.30). With equal weights the classical mixture is 0.55. A QLBN adds an interference term 2√(0.5 · 0.80 · 0.5 · 0.30) cosθ = 0.49cosθ, giving 0.55 at θ = 90 (the classical case), 0.795 at θ = 60 and 0.305 at θ = 120; at θ = 0 the unnormalised value exceeds 1, which is why QLBNs must renormalise </w:t>
-      </w:r>
-      <w:r>
-        <w:rPr>
-          <w:highlight w:val="yellow"/>
-        </w:rPr>
-        <w:t xml:space="preserve">(Moreira and Wichert 2016; Wichert, Moreira, and Bruza 2020)</w:t>
-      </w:r>
-      <w:r>
-        <w:t xml:space="preserve">. The phase encodes how the two cues interact in the human’s judgement, and it must be estimated from, or better predicted for, human data.</w:t>
-      </w:r>
-    </w:p>
-    <w:bookmarkEnd w:id="198"/>
-    <w:bookmarkStart w:id="199" w:name="results-and-comparison"/>
-    <w:p>
-      <w:pPr>
-        <w:pStyle w:val="Heading3"/>
-      </w:pPr>
-      <w:r>
-        <w:rPr>
-          <w:rStyle w:val="SectionNumber"/>
-        </w:rPr>
-        <w:t xml:space="preserve">16.1.4</w:t>
-      </w:r>
-      <w:r>
-        <w:tab/>
-      </w:r>
-      <w:r>
-        <w:t xml:space="preserve">Results and Comparison</w:t>
-      </w:r>
-    </w:p>
-    <w:p>
-      <w:pPr>
-        <w:pStyle w:val="FirstParagraph"/>
-      </w:pPr>
-      <w:r>
-        <w:t xml:space="preserve">The worked example shows the correct division of labour: physical fusion stays classical, and QP models the human-facing judgement. We found no published study that compares QP and classical fusion on robot pose estimation, and we do not expect QP to help there.</w:t>
-      </w:r>
-    </w:p>
-    <w:bookmarkEnd w:id="199"/>
-    <w:bookmarkEnd w:id="200"/>
-    <w:bookmarkStart w:id="205" w:name="sec:case-label"/>
-    <w:p>
-      <w:pPr>
-        <w:pStyle w:val="Heading2"/>
-      </w:pPr>
-      <w:r>
-        <w:rPr>
-          <w:rStyle w:val="SectionNumber"/>
-        </w:rPr>
-        <w:t xml:space="preserve">16.2</w:t>
-      </w:r>
-      <w:r>
-        <w:tab/>
-      </w:r>
-      <w:r>
-        <w:t xml:space="preserve">Case Study 2: Image Classification Under Label Ambiguity (ML/DL)</w:t>
-      </w:r>
-    </w:p>
-    <w:bookmarkStart w:id="201" w:name="X21e1f7c3dbb522bd252e3373aa101259a1a5cdd"/>
-    <w:p>
-      <w:pPr>
-        <w:pStyle w:val="Heading3"/>
-      </w:pPr>
-      <w:r>
-        <w:rPr>
-          <w:rStyle w:val="SectionNumber"/>
-        </w:rPr>
-        <w:t xml:space="preserve">16.2.1</w:t>
-      </w:r>
-      <w:r>
-        <w:tab/>
-      </w:r>
-      <w:r>
-        <w:t xml:space="preserve">Problem Setup: Objects with Multiple Valid Labels</w:t>
-      </w:r>
-    </w:p>
-    <w:p>
-      <w:pPr>
-        <w:pStyle w:val="FirstParagraph"/>
-      </w:pPr>
-      <w:r>
-        <w:t xml:space="preserve">An image of a large domestic-looking cat is judged by annotators on two questions:</w:t>
-      </w:r>
-      <w:r>
-        <w:t xml:space="preserve"> </w:t>
-      </w:r>
-      <w:r>
-        <w:t xml:space="preserve">“</w:t>
-      </w:r>
-      <w:r>
-        <w:t xml:space="preserve">cat?</w:t>
-      </w:r>
-      <w:r>
-        <w:t xml:space="preserve">”</w:t>
-      </w:r>
-      <w:r>
-        <w:t xml:space="preserve"> </w:t>
-      </w:r>
-      <w:r>
-        <w:t xml:space="preserve">and</w:t>
-      </w:r>
-      <w:r>
-        <w:t xml:space="preserve"> </w:t>
-      </w:r>
-      <w:r>
-        <w:t xml:space="preserve">“</w:t>
-      </w:r>
-      <w:r>
-        <w:t xml:space="preserve">wild animal?</w:t>
-      </w:r>
-      <w:r>
-        <w:t xml:space="preserve">”</w:t>
-      </w:r>
-      <w:r>
-        <w:t xml:space="preserve">. Human answers to such overlapping categories are order-dependent </w:t>
-      </w:r>
-      <w:r>
-        <w:rPr>
-          <w:highlight w:val="yellow"/>
-        </w:rPr>
-        <w:t xml:space="preserve">(Wang and Busemeyer 2016)</w:t>
+        <w:t xml:space="preserve"> </w:t>
+      </w:r>
+      <w:r>
+        <w:t xml:space="preserve">with probability |amplitude|², state values are learned by TD(0), and the chosen action’s amplitude is amplified by L = ⌊ k(r + V(s’)) ⌋ Grover iterations, capped at three, with k = 30 selected from</w:t>
+      </w:r>
+      <w:r>
+        <w:t xml:space="preserve"> </w:t>
+      </w:r>
+      <w:r>
+        <w:t xml:space="preserve">10, 30, 100</w:t>
       </w:r>
       <w:r>
         <w:t xml:space="preserve">.</w:t>
       </w:r>
     </w:p>
-    <w:bookmarkEnd w:id="201"/>
-    <w:bookmarkStart w:id="202" w:name="classical-approach-cnn-softmax"/>
-    <w:p>
-      <w:pPr>
-        <w:pStyle w:val="Heading3"/>
-      </w:pPr>
-      <w:r>
-        <w:rPr>
-          <w:rStyle w:val="SectionNumber"/>
-        </w:rPr>
-        <w:t xml:space="preserve">16.2.2</w:t>
-      </w:r>
-      <w:r>
-        <w:tab/>
-      </w:r>
-      <w:r>
-        <w:t xml:space="preserve">Classical Approach (CNN + Softmax)</w:t>
-      </w:r>
-    </w:p>
-    <w:p>
-      <w:pPr>
-        <w:pStyle w:val="FirstParagraph"/>
-      </w:pPr>
-      <w:r>
-        <w:t xml:space="preserve">A CNN with independent sigmoid outputs </w:t>
-      </w:r>
-      <w:r>
-        <w:rPr>
-          <w:highlight w:val="yellow"/>
-        </w:rPr>
-        <w:t xml:space="preserve">(Krizhevsky, Sutskever, and Hinton 2012)</w:t>
-      </w:r>
-      <w:r>
-        <w:t xml:space="preserve"> </w:t>
-      </w:r>
-      <w:r>
-        <w:t xml:space="preserve">predicts p(cat) and p(wild) and, if a joint is needed, assumes conditional independence. The joint probability is the same whichever question is asked first.</w:t>
-      </w:r>
-    </w:p>
-    <w:bookmarkEnd w:id="202"/>
-    <w:bookmarkStart w:id="203" w:name="quantum-cognition-approach-1"/>
-    <w:p>
-      <w:pPr>
-        <w:pStyle w:val="Heading3"/>
-      </w:pPr>
-      <w:r>
-        <w:rPr>
-          <w:rStyle w:val="SectionNumber"/>
-        </w:rPr>
-        <w:t xml:space="preserve">16.2.3</w:t>
-      </w:r>
-      <w:r>
-        <w:tab/>
-      </w:r>
-      <w:r>
-        <w:t xml:space="preserve">Quantum Cognition Approach</w:t>
-      </w:r>
-    </w:p>
-    <w:p>
-      <w:pPr>
-        <w:pStyle w:val="FirstParagraph"/>
-      </w:pPr>
-      <w:r>
-        <w:t xml:space="preserve">Represent the image as a state at 35 in a two-dimensional judgement space, with</w:t>
-      </w:r>
-      <w:r>
-        <w:t xml:space="preserve"> </w:t>
-      </w:r>
-      <w:r>
-        <w:t xml:space="preserve">“</w:t>
-      </w:r>
-      <w:r>
-        <w:t xml:space="preserve">cat</w:t>
-      </w:r>
-      <w:r>
-        <w:t xml:space="preserve">”</w:t>
-      </w:r>
-      <w:r>
-        <w:t xml:space="preserve"> </w:t>
-      </w:r>
-      <w:r>
-        <w:t xml:space="preserve">at 0 and</w:t>
-      </w:r>
-      <w:r>
-        <w:t xml:space="preserve"> </w:t>
-      </w:r>
-      <w:r>
-        <w:t xml:space="preserve">“</w:t>
-      </w:r>
-      <w:r>
-        <w:t xml:space="preserve">wild</w:t>
-      </w:r>
-      <w:r>
-        <w:t xml:space="preserve">”</w:t>
-      </w:r>
-      <w:r>
-        <w:t xml:space="preserve"> </w:t>
-      </w:r>
-      <w:r>
-        <w:t xml:space="preserve">at 60. Then p(cat) = 0.671 and p(wild) = 0.821; p(cat, then wild) = 0.168 but p(wild, then cat) = 0.205. The model predicts a specific order effect and, through the QQ equality, a constraint on the four sequential answer patterns that can be tested on annotation data.</w:t>
-      </w:r>
-    </w:p>
-    <w:bookmarkEnd w:id="203"/>
-    <w:bookmarkStart w:id="204" w:name="results-and-accuracy-gains"/>
-    <w:p>
-      <w:pPr>
-        <w:pStyle w:val="Heading3"/>
-      </w:pPr>
-      <w:r>
-        <w:rPr>
-          <w:rStyle w:val="SectionNumber"/>
-        </w:rPr>
-        <w:t xml:space="preserve">16.2.4</w:t>
-      </w:r>
-      <w:r>
-        <w:tab/>
-      </w:r>
-      <w:r>
-        <w:t xml:space="preserve">Results and Accuracy Gains</w:t>
-      </w:r>
-    </w:p>
-    <w:p>
-      <w:pPr>
-        <w:pStyle w:val="FirstParagraph"/>
-      </w:pPr>
-      <w:r>
-        <w:t xml:space="preserve">No accuracy gains are claimed. The value of the QP model is that it predicts the order-dependence of human labels, which a softmax classifier cannot represent; whether modelling this improves learning from human labels is untested and is the purpose of Benchmark 3 (Section</w:t>
-      </w:r>
-      <w:r>
-        <w:t xml:space="preserve"> </w:t>
-      </w:r>
-      <w:hyperlink w:anchor="sec:bench">
-        <w:r>
-          <w:rPr>
-            <w:rStyle w:val="Hyperlink"/>
-          </w:rPr>
-          <w:t xml:space="preserve">22</w:t>
-        </w:r>
-      </w:hyperlink>
-      <w:r>
-        <w:t xml:space="preserve">).</w:t>
-      </w:r>
-    </w:p>
-    <w:bookmarkEnd w:id="204"/>
-    <w:bookmarkEnd w:id="205"/>
-    <w:bookmarkStart w:id="213" w:name="sec:rl-exp"/>
-    <w:p>
-      <w:pPr>
-        <w:pStyle w:val="Heading2"/>
-      </w:pPr>
-      <w:r>
-        <w:rPr>
-          <w:rStyle w:val="SectionNumber"/>
-        </w:rPr>
-        <w:t xml:space="preserve">16.3</w:t>
-      </w:r>
-      <w:r>
-        <w:tab/>
-      </w:r>
-      <w:r>
-        <w:t xml:space="preserve">Case Study 3: RL Policy Learning Under Reward Uncertainty</w:t>
-      </w:r>
-    </w:p>
-    <w:bookmarkStart w:id="206" w:name="problem-setup-ambiguous-reward-signals"/>
-    <w:p>
-      <w:pPr>
-        <w:pStyle w:val="Heading3"/>
-      </w:pPr>
-      <w:r>
-        <w:rPr>
-          <w:rStyle w:val="SectionNumber"/>
-        </w:rPr>
-        <w:t xml:space="preserve">16.3.1</w:t>
-      </w:r>
-      <w:r>
-        <w:tab/>
-      </w:r>
-      <w:r>
-        <w:t xml:space="preserve">Problem Setup: Ambiguous Reward Signals</w:t>
-      </w:r>
-    </w:p>
-    <w:p>
-      <w:pPr>
-        <w:pStyle w:val="FirstParagraph"/>
-      </w:pPr>
-      <w:r>
-        <w:t xml:space="preserve">A tabular agent must reach the goal of a 6 × 6 grid with four internal walls (shortest path: 10 steps). Reaching the goal gives reward + 1 and each step -0.01. In the noisy condition, Gaussian noise (σ = 0.5) is added to every reward. Each agent is trained for 300 episodes (maximum 200 steps each) with 30 random seeds.</w:t>
-      </w:r>
-    </w:p>
-    <w:bookmarkEnd w:id="206"/>
-    <w:bookmarkStart w:id="207" w:name="classical-approach-q-learning"/>
-    <w:p>
-      <w:pPr>
-        <w:pStyle w:val="Heading3"/>
-      </w:pPr>
-      <w:r>
-        <w:rPr>
-          <w:rStyle w:val="SectionNumber"/>
-        </w:rPr>
-        <w:t xml:space="preserve">16.3.2</w:t>
-      </w:r>
-      <w:r>
-        <w:tab/>
-      </w:r>
-      <w:r>
-        <w:t xml:space="preserve">Classical Approach (Q-Learning)</w:t>
-      </w:r>
-    </w:p>
-    <w:p>
-      <w:pPr>
-        <w:pStyle w:val="FirstParagraph"/>
-      </w:pPr>
-      <w:r>
-        <w:t xml:space="preserve">Because the state space is small, we use tabular Q-learning (learning rate 0.1, discount 0.95) with either ε-greedy exploration (ε decaying from 0.3 to 0.01) or softmax exploration (temperature decaying from 0.2 to 0.01). Deep Q-learning would behave similarly on this task at much higher cost.</w:t>
-      </w:r>
-    </w:p>
-    <w:bookmarkEnd w:id="207"/>
-    <w:bookmarkStart w:id="208" w:name="quantum-rl-approach"/>
-    <w:p>
-      <w:pPr>
-        <w:pStyle w:val="Heading3"/>
-      </w:pPr>
-      <w:r>
-        <w:rPr>
-          <w:rStyle w:val="SectionNumber"/>
-        </w:rPr>
-        <w:t xml:space="preserve">16.3.3</w:t>
-      </w:r>
-      <w:r>
-        <w:tab/>
-      </w:r>
-      <w:r>
-        <w:t xml:space="preserve">Quantum RL Approach</w:t>
-      </w:r>
-    </w:p>
-    <w:p>
-      <w:pPr>
-        <w:pStyle w:val="FirstParagraph"/>
-      </w:pPr>
-      <w:r>
-        <w:t xml:space="preserve">The quantum-inspired agent follows Dong et al.’s QRL </w:t>
-      </w:r>
-      <w:r>
-        <w:rPr>
-          <w:highlight w:val="yellow"/>
-        </w:rPr>
-        <w:t xml:space="preserve">(Dong et al. 2008)</w:t>
-      </w:r>
-      <w:r>
-        <w:t xml:space="preserve">: each state holds four action amplitudes (initially equal), actions are chosen by</w:t>
-      </w:r>
-      <w:r>
-        <w:t xml:space="preserve"> </w:t>
-      </w:r>
-      <w:r>
-        <w:t xml:space="preserve">“</w:t>
-      </w:r>
-      <w:r>
-        <w:t xml:space="preserve">measurement</w:t>
-      </w:r>
-      <w:r>
-        <w:t xml:space="preserve">”</w:t>
-      </w:r>
-      <w:r>
-        <w:t xml:space="preserve"> </w:t>
-      </w:r>
-      <w:r>
-        <w:t xml:space="preserve">with probability |amplitude|², state values are learned by TD(0), and the chosen action’s amplitude is amplified by L = ⌊ k(r + V(s’)) ⌋ Grover iterations, capped at three, with k = 30 selected from</w:t>
-      </w:r>
-      <w:r>
-        <w:t xml:space="preserve"> </w:t>
-      </w:r>
-      <w:r>
-        <w:t xml:space="preserve">10, 30, 100</w:t>
-      </w:r>
-      <w:r>
-        <w:t xml:space="preserve">.</w:t>
-      </w:r>
-    </w:p>
-    <w:bookmarkEnd w:id="208"/>
-    <w:bookmarkStart w:id="212" w:name="results-and-convergence-analysis"/>
+    <w:bookmarkEnd w:id="210"/>
+    <w:bookmarkStart w:id="214" w:name="results-and-convergence-analysis"/>
     <w:p>
       <w:pPr>
         <w:pStyle w:val="Heading3"/>
@@ -15005,35 +14971,7 @@
         </w:r>
       </w:hyperlink>
       <w:r>
-        <w:t xml:space="preserve">). The ε-greedy agent converged fastest (first episode at which the 10-episode moving average fell to 15 steps or fewer: 60 ± 6), while QRL (134 ± 20) and softmax (128 ± 10) were similar. With noisy rewards, QRL learned fastest at first: its median path length was 70 steps at episode 100, against 153 for ε-greedy and 200 (no progress) for softmax. However, it did not stabilise. Over the last 50 episodes its mean path length was 67 ± 40 steps, against 14 ± 13 for ε-greedy and 16 ± 17 for softmax, and 5 of 30 seeds never met the convergence criterion. Varying k did not remove the instability (final means of 78, 67 and 74 steps for k = 10, 30 and 100). The reason is structural: amplitude amplification only increases the probability of rewarded actions, so an action amplified by a noisy positive reward is never de-amplified. The experiment is small and illustrative, but it shows why quantum-inspired RL must be compared with tuned classical baselines under realistic noise, and it points to a concrete design fix: amplitude updates that can also decrease (Appendix</w:t>
-      </w:r>
-      <w:r>
-        <w:t xml:space="preserve"> </w:t>
-      </w:r>
-      <w:hyperlink w:anchor="app:ext">
-        <w:r>
-          <w:rPr>
-            <w:rStyle w:val="Hyperlink"/>
-          </w:rPr>
-          <w:t xml:space="preserve">[app:ext]</w:t>
-        </w:r>
-      </w:hyperlink>
-      <w:r>
-        <w:t xml:space="preserve">). Full results are in Appendix</w:t>
-      </w:r>
-      <w:r>
-        <w:t xml:space="preserve"> </w:t>
-      </w:r>
-      <w:hyperlink w:anchor="app:exp">
-        <w:r>
-          <w:rPr>
-            <w:rStyle w:val="Hyperlink"/>
-          </w:rPr>
-          <w:t xml:space="preserve">[app:exp]</w:t>
-        </w:r>
-      </w:hyperlink>
-      <w:r>
-        <w:t xml:space="preserve">.</w:t>
+        <w:t xml:space="preserve">). The ε-greedy agent converged fastest (first episode at which the 10-episode moving average fell to 15 steps or fewer: 60 ± 6), while QRL (134 ± 20) and softmax (128 ± 10) were similar. With noisy rewards, QRL learned fastest at first: its median path length was 70 steps at episode 100, against 153 for ε-greedy and 200 (no progress) for softmax. However, it did not stabilise. Over the last 50 episodes its mean path length was 67 ± 40 steps, against 14 ± 13 for ε-greedy and 16 ± 17 for softmax, and 5 of 30 seeds never met the convergence criterion. Varying k did not remove the instability (final means of 78, 67 and 74 steps for k = 10, 30 and 100). The reason is structural: amplitude amplification only increases the probability of rewarded actions, so an action amplified by a noisy positive reward is never de-amplified. The experiment is small and illustrative, but it shows why quantum-inspired RL must be compared with tuned classical baselines under realistic noise, and it points to a concrete design fix: amplitude updates that can also decrease (Appendix E). Full results are in Appendix C.</w:t>
       </w:r>
     </w:p>
     <w:p>
@@ -15045,18 +14983,18 @@
           <wp:inline>
             <wp:extent cx="5334000" cy="2846885"/>
             <wp:effectExtent b="0" l="0" r="0" t="0"/>
-            <wp:docPr descr="" title="" id="210" name="Picture"/>
+            <wp:docPr descr="" title="" id="212" name="Picture"/>
             <a:graphic>
               <a:graphicData uri="http://schemas.openxmlformats.org/drawingml/2006/picture">
                 <pic:pic>
                   <pic:nvPicPr>
-                    <pic:cNvPr descr="figures/Fig9_rl.png" id="211" name="Picture"/>
+                    <pic:cNvPr descr="figures/Fig9_rl.png" id="213" name="Picture"/>
                     <pic:cNvPicPr>
                       <a:picLocks noChangeArrowheads="1" noChangeAspect="1"/>
                     </pic:cNvPicPr>
                   </pic:nvPicPr>
                   <pic:blipFill>
-                    <a:blip r:embed="rId209"/>
+                    <a:blip r:embed="rId211"/>
                     <a:stretch>
                       <a:fillRect/>
                     </a:stretch>
@@ -15101,10 +15039,10 @@
         <w:t xml:space="preserve">Case Study 3: steps to reach the goal in a 6 × 6 grid for ε-greedy Q-learning, softmax Q-learning and quantum-inspired RL (Dong et al. 2008), with deterministic (left) and noisy (right) rewards. Lines show the median of 30 seeds of the 10-episode moving average; shading shows the interquartile range; the dotted line is the optimal path length. Experiment run for this review (code in Online Resource 2)</w:t>
       </w:r>
     </w:p>
-    <w:bookmarkEnd w:id="212"/>
-    <w:bookmarkEnd w:id="213"/>
     <w:bookmarkEnd w:id="214"/>
-    <w:bookmarkStart w:id="215" w:name="X92a61684f17046c86ac418bb7482336e763910e"/>
+    <w:bookmarkEnd w:id="215"/>
+    <w:bookmarkEnd w:id="216"/>
+    <w:bookmarkStart w:id="217" w:name="X92a61684f17046c86ac418bb7482336e763910e"/>
     <w:p>
       <w:pPr>
         <w:pStyle w:val="Heading1"/>
@@ -15113,8 +15051,8 @@
         <w:t xml:space="preserve">Part D — Grounding and Implications (Sections 17–20)</w:t>
       </w:r>
     </w:p>
-    <w:bookmarkEnd w:id="215"/>
-    <w:bookmarkStart w:id="220" w:name="sec:limits"/>
+    <w:bookmarkEnd w:id="217"/>
+    <w:bookmarkStart w:id="222" w:name="sec:limits"/>
     <w:p>
       <w:pPr>
         <w:pStyle w:val="Heading1"/>
@@ -15132,7 +15070,7 @@
         <w:t xml:space="preserve">Limitations and Failure Modes</w:t>
       </w:r>
     </w:p>
-    <w:bookmarkStart w:id="216" w:name="sec:nohelp"/>
+    <w:bookmarkStart w:id="218" w:name="sec:nohelp"/>
     <w:p>
       <w:pPr>
         <w:pStyle w:val="Heading2"/>
@@ -15203,8 +15141,8 @@
         <w:t xml:space="preserve">.</w:t>
       </w:r>
     </w:p>
-    <w:bookmarkEnd w:id="216"/>
-    <w:bookmarkStart w:id="217" w:name="sec:interp"/>
+    <w:bookmarkEnd w:id="218"/>
+    <w:bookmarkStart w:id="219" w:name="sec:interp"/>
     <w:p>
       <w:pPr>
         <w:pStyle w:val="Heading2"/>
@@ -15266,8 +15204,8 @@
         <w:t xml:space="preserve">.</w:t>
       </w:r>
     </w:p>
-    <w:bookmarkEnd w:id="217"/>
-    <w:bookmarkStart w:id="218" w:name="sec:compute"/>
+    <w:bookmarkEnd w:id="219"/>
+    <w:bookmarkStart w:id="220" w:name="sec:compute"/>
     <w:p>
       <w:pPr>
         <w:pStyle w:val="Heading2"/>
@@ -15290,21 +15228,7 @@
         <w:pStyle w:val="FirstParagraph"/>
       </w:pPr>
       <w:r>
-        <w:t xml:space="preserve">Quantum-like models are cheap at the scale of psychological experiments but scale exponentially if every binary variable becomes a qubit (Section</w:t>
-      </w:r>
-      <w:r>
-        <w:t xml:space="preserve"> </w:t>
-      </w:r>
-      <w:hyperlink w:anchor="sec:hw">
-        <w:r>
-          <w:rPr>
-            <w:rStyle w:val="Hyperlink"/>
-          </w:rPr>
-          <w:t xml:space="preserve">20</w:t>
-        </w:r>
-      </w:hyperlink>
-      <w:r>
-        <w:t xml:space="preserve">). Quantum-hardware versions add queueing, noise and barren plateaus </w:t>
+        <w:t xml:space="preserve">Quantum-like models are cheap at the scale of psychological experiments but scale exponentially if every binary variable becomes a qubit (Section 20). Quantum-hardware versions add queueing, noise and barren plateaus </w:t>
       </w:r>
       <w:r>
         <w:rPr>
@@ -15322,36 +15246,11 @@
         <w:t xml:space="preserve">(Tang 2019; Aaronson 2015)</w:t>
       </w:r>
       <w:r>
-        <w:t xml:space="preserve">. Where accuracy gains have been measured, they are typically parity or small improvements on benchmarks (Sections</w:t>
-      </w:r>
-      <w:r>
-        <w:t xml:space="preserve"> </w:t>
-      </w:r>
-      <w:hyperlink w:anchor="sec:ml">
-        <w:r>
-          <w:rPr>
-            <w:rStyle w:val="Hyperlink"/>
-          </w:rPr>
-          <w:t xml:space="preserve">8</w:t>
-        </w:r>
-      </w:hyperlink>
-      <w:r>
-        <w:t xml:space="preserve">–</w:t>
-      </w:r>
-      <w:hyperlink w:anchor="sec:rl">
-        <w:r>
-          <w:rPr>
-            <w:rStyle w:val="Hyperlink"/>
-          </w:rPr>
-          <w:t xml:space="preserve">10</w:t>
-        </w:r>
-      </w:hyperlink>
-      <w:r>
-        <w:t xml:space="preserve">).</w:t>
-      </w:r>
-    </w:p>
-    <w:bookmarkEnd w:id="218"/>
-    <w:bookmarkStart w:id="219" w:name="sec:realtime"/>
+        <w:t xml:space="preserve">. Where accuracy gains have been measured, they are typically parity or small improvements on benchmarks (Sections 8–10).</w:t>
+      </w:r>
+    </w:p>
+    <w:bookmarkEnd w:id="220"/>
+    <w:bookmarkStart w:id="221" w:name="sec:realtime"/>
     <w:p>
       <w:pPr>
         <w:pStyle w:val="Heading2"/>
@@ -15377,9 +15276,9 @@
         <w:t xml:space="preserve">A two- to eight-dimensional QP model can be evaluated in microseconds on an embedded CPU, so quantum-like decision modules are compatible with real-time control. Circuit-based implementations on cloud quantum processors are not: queueing and communication latencies are orders of magnitude larger than control cycles. Real-time use therefore implies classical simulation of the QP model.</w:t>
       </w:r>
     </w:p>
-    <w:bookmarkEnd w:id="219"/>
-    <w:bookmarkEnd w:id="220"/>
-    <w:bookmarkStart w:id="224" w:name="sec:assumptions"/>
+    <w:bookmarkEnd w:id="221"/>
+    <w:bookmarkEnd w:id="222"/>
+    <w:bookmarkStart w:id="226" w:name="sec:assumptions"/>
     <w:p>
       <w:pPr>
         <w:pStyle w:val="Heading1"/>
@@ -15397,7 +15296,7 @@
         <w:t xml:space="preserve">Assumptions and Caveats</w:t>
       </w:r>
     </w:p>
-    <w:bookmarkStart w:id="221" w:name="Xdf611a609a8b2eb408f0e77262b3d328aa74f2e"/>
+    <w:bookmarkStart w:id="223" w:name="Xdf611a609a8b2eb408f0e77262b3d328aa74f2e"/>
     <w:p>
       <w:pPr>
         <w:pStyle w:val="Heading2"/>
@@ -15432,8 +15331,8 @@
         <w:t xml:space="preserve">.</w:t>
       </w:r>
     </w:p>
-    <w:bookmarkEnd w:id="221"/>
-    <w:bookmarkStart w:id="222" w:name="where-these-assumptions-may-break-down"/>
+    <w:bookmarkEnd w:id="223"/>
+    <w:bookmarkStart w:id="224" w:name="where-these-assumptions-may-break-down"/>
     <w:p>
       <w:pPr>
         <w:pStyle w:val="Heading2"/>
@@ -15504,8 +15403,8 @@
         <w:t xml:space="preserve">.</w:t>
       </w:r>
     </w:p>
-    <w:bookmarkEnd w:id="222"/>
-    <w:bookmarkStart w:id="223" w:name="uncertainty-and-knowledge-gaps"/>
+    <w:bookmarkEnd w:id="224"/>
+    <w:bookmarkStart w:id="225" w:name="uncertainty-and-knowledge-gaps"/>
     <w:p>
       <w:pPr>
         <w:pStyle w:val="Heading2"/>
@@ -15537,26 +15436,12 @@
         <w:t xml:space="preserve">(Wichert, Moreira, and Bruza 2020)</w:t>
       </w:r>
       <w:r>
-        <w:t xml:space="preserve">; how QP models should be learned from data at scale; and whether modelling human QP effects improves joint human–agent performance. A further source of uncertainty for this review is that 51 of the 67 application studies were extracted from their abstracts, and several recent preprints have not yet been peer-reviewed (Section</w:t>
-      </w:r>
-      <w:r>
-        <w:t xml:space="preserve"> </w:t>
-      </w:r>
-      <w:hyperlink w:anchor="sec:classification">
-        <w:r>
-          <w:rPr>
-            <w:rStyle w:val="Hyperlink"/>
-          </w:rPr>
-          <w:t xml:space="preserve">1.5.6</w:t>
-        </w:r>
-      </w:hyperlink>
-      <w:r>
-        <w:t xml:space="preserve">).</w:t>
-      </w:r>
-    </w:p>
-    <w:bookmarkEnd w:id="223"/>
-    <w:bookmarkEnd w:id="224"/>
-    <w:bookmarkStart w:id="229" w:name="sec:ethics"/>
+        <w:t xml:space="preserve">; how QP models should be learned from data at scale; and whether modelling human QP effects improves joint human–agent performance. A further source of uncertainty for this review is that 51 of the 67 application studies were extracted from their abstracts, and several recent preprints have not yet been peer-reviewed (Section 1.5.6).</w:t>
+      </w:r>
+    </w:p>
+    <w:bookmarkEnd w:id="225"/>
+    <w:bookmarkEnd w:id="226"/>
+    <w:bookmarkStart w:id="231" w:name="sec:ethics"/>
     <w:p>
       <w:pPr>
         <w:pStyle w:val="Heading1"/>
@@ -15574,7 +15459,7 @@
         <w:t xml:space="preserve">Ethical, Safety and Transparency Implications</w:t>
       </w:r>
     </w:p>
-    <w:bookmarkStart w:id="225" w:name="sec:transparency"/>
+    <w:bookmarkStart w:id="227" w:name="sec:transparency"/>
     <w:p>
       <w:pPr>
         <w:pStyle w:val="Heading2"/>
@@ -15600,8 +15485,8 @@
         <w:t xml:space="preserve">A QP decision module can be explained in terms of its elements: which questions were asked, in which order, and how each answer changed the state. This is a potential transparency advantage over opaque neural policies, but it must be demonstrated with users. Designers should document the ordering of queries, because under QP the ordering is part of the decision.</w:t>
       </w:r>
     </w:p>
-    <w:bookmarkEnd w:id="225"/>
-    <w:bookmarkStart w:id="226" w:name="sec:safety"/>
+    <w:bookmarkEnd w:id="227"/>
+    <w:bookmarkStart w:id="228" w:name="sec:safety"/>
     <w:p>
       <w:pPr>
         <w:pStyle w:val="Heading2"/>
@@ -15645,8 +15530,8 @@
         <w:t xml:space="preserve">; a QP module inside a verified system should be bounded by classical safety envelopes, so that its context-dependence cannot drive the system outside certified behaviour.</w:t>
       </w:r>
     </w:p>
-    <w:bookmarkEnd w:id="226"/>
-    <w:bookmarkStart w:id="227" w:name="sec:accountability"/>
+    <w:bookmarkEnd w:id="228"/>
+    <w:bookmarkStart w:id="229" w:name="sec:accountability"/>
     <w:p>
       <w:pPr>
         <w:pStyle w:val="Heading2"/>
@@ -15672,8 +15557,8 @@
         <w:t xml:space="preserve">Because QP models make outcomes depend on the sequence of interactions, logs must record the order and framing of queries to allow audit. An order-dependent model that is not logged is effectively unaccountable, and responsibility for its failures then cannot be traced to a design decision.</w:t>
       </w:r>
     </w:p>
-    <w:bookmarkEnd w:id="227"/>
-    <w:bookmarkStart w:id="228" w:name="sec:bias"/>
+    <w:bookmarkEnd w:id="229"/>
+    <w:bookmarkStart w:id="230" w:name="sec:bias"/>
     <w:p>
       <w:pPr>
         <w:pStyle w:val="Heading2"/>
@@ -15708,9 +15593,9 @@
         <w:t xml:space="preserve">.</w:t>
       </w:r>
     </w:p>
-    <w:bookmarkEnd w:id="228"/>
-    <w:bookmarkEnd w:id="229"/>
-    <w:bookmarkStart w:id="237" w:name="sec:hw"/>
+    <w:bookmarkEnd w:id="230"/>
+    <w:bookmarkEnd w:id="231"/>
+    <w:bookmarkStart w:id="239" w:name="sec:hw"/>
     <w:p>
       <w:pPr>
         <w:pStyle w:val="Heading1"/>
@@ -15728,7 +15613,7 @@
         <w:t xml:space="preserve">Hardware and Implementation Requirements</w:t>
       </w:r>
     </w:p>
-    <w:bookmarkStart w:id="232" w:name="classical-simulation-requirements"/>
+    <w:bookmarkStart w:id="234" w:name="classical-simulation-requirements"/>
     <w:p>
       <w:pPr>
         <w:pStyle w:val="Heading2"/>
@@ -15746,7 +15631,7 @@
         <w:t xml:space="preserve">Classical Simulation Requirements</w:t>
       </w:r>
     </w:p>
-    <w:bookmarkStart w:id="230" w:name="memory-footprint-exponential-in-qubits"/>
+    <w:bookmarkStart w:id="232" w:name="memory-footprint-exponential-in-qubits"/>
     <w:p>
       <w:pPr>
         <w:pStyle w:val="Heading3"/>
@@ -15793,8 +15678,8 @@
         <w:t xml:space="preserve">.</w:t>
       </w:r>
     </w:p>
-    <w:bookmarkEnd w:id="230"/>
-    <w:bookmarkStart w:id="231" w:name="computational-complexity-and-scaling"/>
+    <w:bookmarkEnd w:id="232"/>
+    <w:bookmarkStart w:id="233" w:name="computational-complexity-and-scaling"/>
     <w:p>
       <w:pPr>
         <w:pStyle w:val="Heading3"/>
@@ -15829,9 +15714,9 @@
         <w:t xml:space="preserve">.</w:t>
       </w:r>
     </w:p>
-    <w:bookmarkEnd w:id="231"/>
-    <w:bookmarkEnd w:id="232"/>
-    <w:bookmarkStart w:id="235" w:name="real-quantum-hardware-future"/>
+    <w:bookmarkEnd w:id="233"/>
+    <w:bookmarkEnd w:id="234"/>
+    <w:bookmarkStart w:id="237" w:name="real-quantum-hardware-future"/>
     <w:p>
       <w:pPr>
         <w:pStyle w:val="Heading2"/>
@@ -15849,7 +15734,7 @@
         <w:t xml:space="preserve">Real Quantum Hardware (Future)</w:t>
       </w:r>
     </w:p>
-    <w:bookmarkStart w:id="233" w:name="error-rates-and-coherence-times"/>
+    <w:bookmarkStart w:id="235" w:name="error-rates-and-coherence-times"/>
     <w:p>
       <w:pPr>
         <w:pStyle w:val="Heading3"/>
@@ -15905,8 +15790,8 @@
         <w:t xml:space="preserve">.</w:t>
       </w:r>
     </w:p>
-    <w:bookmarkEnd w:id="233"/>
-    <w:bookmarkStart w:id="234" w:name="qubit-connectivity-and-topology"/>
+    <w:bookmarkEnd w:id="235"/>
+    <w:bookmarkStart w:id="236" w:name="qubit-connectivity-and-topology"/>
     <w:p>
       <w:pPr>
         <w:pStyle w:val="Heading3"/>
@@ -15939,77 +15824,63 @@
       </w:r>
       <w:r>
         <w:t xml:space="preserve">.</w:t>
-      </w:r>
-    </w:p>
-    <w:bookmarkEnd w:id="234"/>
-    <w:bookmarkEnd w:id="235"/>
-    <w:bookmarkStart w:id="236" w:name="sec:software"/>
-    <w:p>
-      <w:pPr>
-        <w:pStyle w:val="Heading2"/>
-      </w:pPr>
-      <w:r>
-        <w:rPr>
-          <w:rStyle w:val="SectionNumber"/>
-        </w:rPr>
-        <w:t xml:space="preserve">20.3</w:t>
-      </w:r>
-      <w:r>
-        <w:tab/>
-      </w:r>
-      <w:r>
-        <w:t xml:space="preserve">Practical Implementation: Software Stack and Frameworks (PyQuante, Qiskit, PennyLane)</w:t>
-      </w:r>
-    </w:p>
-    <w:p>
-      <w:pPr>
-        <w:pStyle w:val="FirstParagraph"/>
-      </w:pPr>
-      <w:r>
-        <w:t xml:space="preserve">For quantum-like models, NumPy or SciPy suffices (Appendix</w:t>
-      </w:r>
-      <w:r>
-        <w:t xml:space="preserve"> </w:t>
-      </w:r>
-      <w:hyperlink w:anchor="app:code">
-        <w:r>
-          <w:rPr>
-            <w:rStyle w:val="Hyperlink"/>
-          </w:rPr>
-          <w:t xml:space="preserve">[app:code]</w:t>
-        </w:r>
-      </w:hyperlink>
-      <w:r>
-        <w:t xml:space="preserve">), with QuTiP for open-system dynamics. For circuit implementations, Qiskit, PennyLane </w:t>
-      </w:r>
-      <w:r>
-        <w:rPr>
-          <w:highlight w:val="yellow"/>
-        </w:rPr>
-        <w:t xml:space="preserve">(Bergholm et al. 2018)</w:t>
-      </w:r>
-      <w:r>
-        <w:t xml:space="preserve"> </w:t>
-      </w:r>
-      <w:r>
-        <w:t xml:space="preserve">and TensorFlow Quantum </w:t>
-      </w:r>
-      <w:r>
-        <w:rPr>
-          <w:highlight w:val="yellow"/>
-        </w:rPr>
-        <w:t xml:space="preserve">(Broughton et al. 2020)</w:t>
-      </w:r>
-      <w:r>
-        <w:t xml:space="preserve"> </w:t>
-      </w:r>
-      <w:r>
-        <w:t xml:space="preserve">integrate with PyTorch and TensorFlow. PyQuante, named in some roadmaps, is a quantum-chemistry package and is not suited to cognitive modelling; we list it here only to prevent that mistake.</w:t>
       </w:r>
     </w:p>
     <w:bookmarkEnd w:id="236"/>
     <w:bookmarkEnd w:id="237"/>
-    <w:bookmarkStart w:id="238" w:name="Xd1270d4ea1409ea144d13b3274fd3d392a11c81"/>
+    <w:bookmarkStart w:id="238" w:name="sec:software"/>
+    <w:p>
+      <w:pPr>
+        <w:pStyle w:val="Heading2"/>
+      </w:pPr>
+      <w:r>
+        <w:rPr>
+          <w:rStyle w:val="SectionNumber"/>
+        </w:rPr>
+        <w:t xml:space="preserve">20.3</w:t>
+      </w:r>
+      <w:r>
+        <w:tab/>
+      </w:r>
+      <w:r>
+        <w:t xml:space="preserve">Practical Implementation: Software Stack and Frameworks (PyQuante, Qiskit, PennyLane)</w:t>
+      </w:r>
+    </w:p>
+    <w:p>
+      <w:pPr>
+        <w:pStyle w:val="FirstParagraph"/>
+      </w:pPr>
+      <w:r>
+        <w:t xml:space="preserve">For quantum-like models, NumPy or SciPy suffices (Appendix B), with QuTiP for open-system dynamics. For circuit implementations, Qiskit, PennyLane </w:t>
+      </w:r>
+      <w:r>
+        <w:rPr>
+          <w:highlight w:val="yellow"/>
+        </w:rPr>
+        <w:t xml:space="preserve">(Bergholm et al. 2018)</w:t>
+      </w:r>
+      <w:r>
+        <w:t xml:space="preserve"> </w:t>
+      </w:r>
+      <w:r>
+        <w:t xml:space="preserve">and TensorFlow Quantum </w:t>
+      </w:r>
+      <w:r>
+        <w:rPr>
+          <w:highlight w:val="yellow"/>
+        </w:rPr>
+        <w:t xml:space="preserve">(Broughton et al. 2020)</w:t>
+      </w:r>
+      <w:r>
+        <w:t xml:space="preserve"> </w:t>
+      </w:r>
+      <w:r>
+        <w:t xml:space="preserve">integrate with PyTorch and TensorFlow. PyQuante, named in some roadmaps, is a quantum-chemistry package and is not suited to cognitive modelling; we list it here only to prevent that mistake.</w:t>
+      </w:r>
+    </w:p>
+    <w:bookmarkEnd w:id="238"/>
+    <w:bookmarkEnd w:id="239"/>
+    <w:bookmarkStart w:id="240" w:name="Xd1270d4ea1409ea144d13b3274fd3d392a11c81"/>
     <w:p>
       <w:pPr>
         <w:pStyle w:val="Heading1"/>
@@ -16018,8 +15889,8 @@
         <w:t xml:space="preserve">Part E — Integration and Future (Sections 21–25)</w:t>
       </w:r>
     </w:p>
-    <w:bookmarkEnd w:id="238"/>
-    <w:bookmarkStart w:id="243" w:name="sec:neuro"/>
+    <w:bookmarkEnd w:id="240"/>
+    <w:bookmarkStart w:id="245" w:name="sec:neuro"/>
     <w:p>
       <w:pPr>
         <w:pStyle w:val="Heading1"/>
@@ -16037,7 +15908,7 @@
         <w:t xml:space="preserve">Connection to Neuroscience — Is Quantum Cognition Biologically Grounded?</w:t>
       </w:r>
     </w:p>
-    <w:bookmarkStart w:id="239" w:name="do-brains-actually-use-quantum-mechanics"/>
+    <w:bookmarkStart w:id="241" w:name="do-brains-actually-use-quantum-mechanics"/>
     <w:p>
       <w:pPr>
         <w:pStyle w:val="Heading2"/>
@@ -16090,8 +15961,8 @@
         <w:t xml:space="preserve">. These hypotheses are contested and are not required by quantum cognition.</w:t>
       </w:r>
     </w:p>
-    <w:bookmarkEnd w:id="239"/>
-    <w:bookmarkStart w:id="240" w:name="predictive-processing-as-a-bridge"/>
+    <w:bookmarkEnd w:id="241"/>
+    <w:bookmarkStart w:id="242" w:name="predictive-processing-as-a-bridge"/>
     <w:p>
       <w:pPr>
         <w:pStyle w:val="Heading2"/>
@@ -16126,8 +15997,8 @@
         <w:t xml:space="preserve">. They provide a classical framework in which the constructive, context-dependent judgements that QP models describe could arise from hierarchical inference in which each query changes the prior for the next.</w:t>
       </w:r>
     </w:p>
-    <w:bookmarkEnd w:id="240"/>
-    <w:bookmarkStart w:id="241" w:name="X44eb2df2cda12805f956b3ea8e0012e7dad53dc"/>
+    <w:bookmarkEnd w:id="242"/>
+    <w:bookmarkStart w:id="243" w:name="X44eb2df2cda12805f956b3ea8e0012e7dad53dc"/>
     <w:p>
       <w:pPr>
         <w:pStyle w:val="Heading2"/>
@@ -16180,8 +16051,8 @@
         <w:t xml:space="preserve">. These are existence proofs rather than empirical findings, but they remove the need for a quantum brain.</w:t>
       </w:r>
     </w:p>
-    <w:bookmarkEnd w:id="241"/>
-    <w:bookmarkStart w:id="242" w:name="X010d49d31fc125294cde5acbc28671b28c4abf1"/>
+    <w:bookmarkEnd w:id="243"/>
+    <w:bookmarkStart w:id="244" w:name="X010d49d31fc125294cde5acbc28671b28c4abf1"/>
     <w:p>
       <w:pPr>
         <w:pStyle w:val="Heading2"/>
@@ -16207,9 +16078,35 @@
         <w:t xml:space="preserve">If QP structure arises from classical mechanisms such as context-dependent sampling, oscillatory coding and constructive inference, artificial agents can reproduce it with classical computation. The design question is therefore not whether to use quantum hardware but whether an agent should represent incompatible perspectives explicitly, as QP models do.</w:t>
       </w:r>
     </w:p>
-    <w:bookmarkEnd w:id="242"/>
-    <w:bookmarkEnd w:id="243"/>
-    <w:bookmarkStart w:id="253" w:name="sec:bench"/>
+    <w:p>
+      <w:pPr>
+        <w:pStyle w:val="BodyText"/>
+      </w:pPr>
+      <w:r>
+        <w:t xml:space="preserve">Three design principles follow from the neural-implementation proposals. First, a judgement should be represented as a state relative to a basis chosen by the question, not as a fixed number stored for later retrieval; the oscillator account realises exactly this through the phase relation between populations </w:t>
+      </w:r>
+      <w:r>
+        <w:rPr>
+          <w:highlight w:val="yellow"/>
+        </w:rPr>
+        <w:t xml:space="preserve">(Busemeyer, Fakhari, and Kvam 2017)</w:t>
+      </w:r>
+      <w:r>
+        <w:t xml:space="preserve">. Second, a decision should be modelled as a process that converges to a state, not as an instantaneous lookup; in the open-system account, decision-making is decoherence towards a steady state, with a convergence rate that the model makes explicit </w:t>
+      </w:r>
+      <w:r>
+        <w:rPr>
+          <w:highlight w:val="yellow"/>
+        </w:rPr>
+        <w:t xml:space="preserve">(Khrennikov et al. 2018)</w:t>
+      </w:r>
+      <w:r>
+        <w:t xml:space="preserve">. Third, measurement should change the state: an agent that queries its own beliefs, or a person’s, should update the queried state, which is the mechanism behind order effects. Each principle can be implemented in a classical neural network, and each yields a testable prediction about agent behaviour rather than about brains. Neuroscientific evidence would strengthen the case for QP models of people, but the case for using them in artificial agents rests on behavioural prediction alone.</w:t>
+      </w:r>
+    </w:p>
+    <w:bookmarkEnd w:id="244"/>
+    <w:bookmarkEnd w:id="245"/>
+    <w:bookmarkStart w:id="255" w:name="sec:bench"/>
     <w:p>
       <w:pPr>
         <w:pStyle w:val="Heading1"/>
@@ -16227,7 +16124,7 @@
         <w:t xml:space="preserve">Standardised Benchmarks and Reproducibility</w:t>
       </w:r>
     </w:p>
-    <w:bookmarkStart w:id="249" w:name="X9591901ed7fa018ab017612de713820550c42d8"/>
+    <w:bookmarkStart w:id="251" w:name="X9591901ed7fa018ab017612de713820550c42d8"/>
     <w:p>
       <w:pPr>
         <w:pStyle w:val="Heading2"/>
@@ -16260,45 +16157,17 @@
           <w:rPr>
             <w:rStyle w:val="Hyperlink"/>
           </w:rPr>
-          <w:t xml:space="preserve">6</w:t>
+          <w:t xml:space="preserve">7</w:t>
         </w:r>
       </w:hyperlink>
       <w:r>
         <w:t xml:space="preserve"> </w:t>
       </w:r>
       <w:r>
-        <w:t xml:space="preserve">specifies four benchmarks that operationalise the validation roadmap (Section</w:t>
-      </w:r>
-      <w:r>
-        <w:t xml:space="preserve"> </w:t>
-      </w:r>
-      <w:hyperlink w:anchor="sec:validation">
-        <w:r>
-          <w:rPr>
-            <w:rStyle w:val="Hyperlink"/>
-          </w:rPr>
-          <w:t xml:space="preserve">15</w:t>
-        </w:r>
-      </w:hyperlink>
-      <w:r>
-        <w:t xml:space="preserve">). Each pairs a classical baseline with an a priori QP test, so that a benchmark can falsify the QP model as well as support it. The full protocol is in Appendix</w:t>
-      </w:r>
-      <w:r>
-        <w:t xml:space="preserve"> </w:t>
-      </w:r>
-      <w:hyperlink w:anchor="app:protocols">
-        <w:r>
-          <w:rPr>
-            <w:rStyle w:val="Hyperlink"/>
-          </w:rPr>
-          <w:t xml:space="preserve">[app:protocols]</w:t>
-        </w:r>
-      </w:hyperlink>
-      <w:r>
-        <w:t xml:space="preserve">.</w:t>
-      </w:r>
-    </w:p>
-    <w:bookmarkStart w:id="244" w:name="tab:bench"/>
+        <w:t xml:space="preserve">specifies four benchmarks that operationalise the validation roadmap (Section 15). Each pairs a classical baseline with an a priori QP test, so that a benchmark can falsify the QP model as well as support it. The full protocol is in Appendix D.</w:t>
+      </w:r>
+    </w:p>
+    <w:bookmarkStart w:id="246" w:name="tab:bench"/>
     <w:p>
       <w:pPr>
         <w:pStyle w:val="TableCaption"/>
@@ -16308,7 +16177,7 @@
           <w:bCs/>
           <w:b/>
         </w:rPr>
-        <w:t xml:space="preserve">Table 6.</w:t>
+        <w:t xml:space="preserve">Table 7.</w:t>
       </w:r>
       <w:r>
         <w:t xml:space="preserve"> </w:t>
@@ -16323,7 +16192,7 @@
         <w:tblW w:type="pct" w:w="5000"/>
         <w:tblLook w:firstRow="1" w:lastRow="0" w:firstColumn="0" w:lastColumn="0" w:noHBand="0" w:noVBand="0" w:val="0020"/>
         <w:jc w:val="start"/>
-        <w:tblCaption w:val="Table 6. Proposed benchmark suite"/>
+        <w:tblCaption w:val="Table 7. Proposed benchmark suite"/>
       </w:tblPr>
       <w:tblGrid>
         <w:gridCol w:w="1267"/>
@@ -16666,8 +16535,8 @@
         </w:tc>
       </w:tr>
     </w:tbl>
-    <w:bookmarkEnd w:id="244"/>
-    <w:bookmarkStart w:id="245" w:name="X6b8246a449f8c3a56b24d160326c159036950a6"/>
+    <w:bookmarkEnd w:id="246"/>
+    <w:bookmarkStart w:id="247" w:name="X6b8246a449f8c3a56b24d160326c159036950a6"/>
     <w:p>
       <w:pPr>
         <w:pStyle w:val="Heading3"/>
@@ -16690,25 +16559,11 @@
         <w:pStyle w:val="FirstParagraph"/>
       </w:pPr>
       <w:r>
-        <w:t xml:space="preserve">Simulated robot faults with order-randomised evidence presented to human operators, later repeated on a real platform; metrics are diagnosis accuracy, the predictive log-likelihood of operator judgements and a QQ test on paired questions (Task 1, Section</w:t>
-      </w:r>
-      <w:r>
-        <w:t xml:space="preserve"> </w:t>
-      </w:r>
-      <w:hyperlink w:anchor="sec:validation">
-        <w:r>
-          <w:rPr>
-            <w:rStyle w:val="Hyperlink"/>
-          </w:rPr>
-          <w:t xml:space="preserve">15</w:t>
-        </w:r>
-      </w:hyperlink>
-      <w:r>
-        <w:t xml:space="preserve">).</w:t>
-      </w:r>
-    </w:p>
-    <w:bookmarkEnd w:id="245"/>
-    <w:bookmarkStart w:id="246" w:name="benchmark-2-multi-modal-sensor-fusion"/>
+        <w:t xml:space="preserve">Simulated robot faults with order-randomised evidence presented to human operators, later repeated on a real platform; metrics are diagnosis accuracy, the predictive log-likelihood of operator judgements and a QQ test on paired questions (Task 1, Section 15).</w:t>
+      </w:r>
+    </w:p>
+    <w:bookmarkEnd w:id="247"/>
+    <w:bookmarkStart w:id="248" w:name="benchmark-2-multi-modal-sensor-fusion"/>
     <w:p>
       <w:pPr>
         <w:pStyle w:val="Heading3"/>
@@ -16734,8 +16589,8 @@
         <w:t xml:space="preserve">Physical sensors plus semantic cues (Case Study 1); metrics are the estimation error on physical channels, where parity with the Kalman filter is expected, and the prediction of human acceptance on semantic channels.</w:t>
       </w:r>
     </w:p>
-    <w:bookmarkEnd w:id="246"/>
-    <w:bookmarkStart w:id="247" w:name="X58aa4d1ec23b2a5a945499b8c485dc0a18e3142"/>
+    <w:bookmarkEnd w:id="248"/>
+    <w:bookmarkStart w:id="249" w:name="X58aa4d1ec23b2a5a945499b8c485dc0a18e3142"/>
     <w:p>
       <w:pPr>
         <w:pStyle w:val="Heading3"/>
@@ -16761,8 +16616,8 @@
         <w:t xml:space="preserve">Ambiguous images labelled under counterbalanced question orders (Case Study 2); metrics are the prediction of order effects, the QQ statistic and calibration against a softmax classifier with an annotator model.</w:t>
       </w:r>
     </w:p>
-    <w:bookmarkEnd w:id="247"/>
-    <w:bookmarkStart w:id="248" w:name="X926629e73051f635c465b60071d2415819f9442"/>
+    <w:bookmarkEnd w:id="249"/>
+    <w:bookmarkStart w:id="250" w:name="X926629e73051f635c465b60071d2415819f9442"/>
     <w:p>
       <w:pPr>
         <w:pStyle w:val="Heading3"/>
@@ -16800,9 +16655,9 @@
         <w:t xml:space="preserve">and robustness to reward noise.</w:t>
       </w:r>
     </w:p>
-    <w:bookmarkEnd w:id="248"/>
-    <w:bookmarkEnd w:id="249"/>
-    <w:bookmarkStart w:id="250" w:name="X810473798f66bdb56d2f29e3ac803e2374e967b"/>
+    <w:bookmarkEnd w:id="250"/>
+    <w:bookmarkEnd w:id="251"/>
+    <w:bookmarkStart w:id="252" w:name="X810473798f66bdb56d2f29e3ac803e2374e967b"/>
     <w:p>
       <w:pPr>
         <w:pStyle w:val="Heading2"/>
@@ -16825,25 +16680,11 @@
         <w:pStyle w:val="FirstParagraph"/>
       </w:pPr>
       <w:r>
-        <w:t xml:space="preserve">All code for the worked examples and the illustrative experiment is described in Appendix</w:t>
-      </w:r>
-      <w:r>
-        <w:t xml:space="preserve"> </w:t>
-      </w:r>
-      <w:hyperlink w:anchor="app:code">
-        <w:r>
-          <w:rPr>
-            <w:rStyle w:val="Hyperlink"/>
-          </w:rPr>
-          <w:t xml:space="preserve">[app:code]</w:t>
-        </w:r>
-      </w:hyperlink>
-      <w:r>
-        <w:t xml:space="preserve">, provided as Online Resource 2, and will be released at [FILL: repository URL] under [FILL: licence].</w:t>
-      </w:r>
-    </w:p>
-    <w:bookmarkEnd w:id="250"/>
-    <w:bookmarkStart w:id="252" w:name="replication-checklist"/>
+        <w:t xml:space="preserve">All code for the worked examples and the illustrative experiment is described in Appendix B, provided as Online Resource 2, and will be released at [FILL: repository URL] under [FILL: licence].</w:t>
+      </w:r>
+    </w:p>
+    <w:bookmarkEnd w:id="252"/>
+    <w:bookmarkStart w:id="254" w:name="replication-checklist"/>
     <w:p>
       <w:pPr>
         <w:pStyle w:val="Heading2"/>
@@ -16876,7 +16717,7 @@
           <w:rPr>
             <w:rStyle w:val="Hyperlink"/>
           </w:rPr>
-          <w:t xml:space="preserve">7</w:t>
+          <w:t xml:space="preserve">8</w:t>
         </w:r>
       </w:hyperlink>
       <w:r>
@@ -16886,7 +16727,7 @@
         <w:t xml:space="preserve">applies to every benchmark and, we suggest, to every new quantum-cognition study of an autonomous system.</w:t>
       </w:r>
     </w:p>
-    <w:bookmarkStart w:id="251" w:name="tab:checklist"/>
+    <w:bookmarkStart w:id="253" w:name="tab:checklist"/>
     <w:p>
       <w:pPr>
         <w:pStyle w:val="TableCaption"/>
@@ -16896,7 +16737,7 @@
           <w:bCs/>
           <w:b/>
         </w:rPr>
-        <w:t xml:space="preserve">Table 7.</w:t>
+        <w:t xml:space="preserve">Table 8.</w:t>
       </w:r>
       <w:r>
         <w:t xml:space="preserve"> </w:t>
@@ -16911,7 +16752,7 @@
         <w:tblW w:type="pct" w:w="5000"/>
         <w:tblLook w:firstRow="1" w:lastRow="0" w:firstColumn="0" w:lastColumn="0" w:noHBand="0" w:noVBand="0" w:val="0020"/>
         <w:jc w:val="start"/>
-        <w:tblCaption w:val="Table 7. Replication checklist for quantum-cognition studies in autonomous systems"/>
+        <w:tblCaption w:val="Table 8. Replication checklist for quantum-cognition studies in autonomous systems"/>
       </w:tblPr>
       <w:tblGrid>
         <w:gridCol w:w="475"/>
@@ -17189,10 +17030,10 @@
         </w:tc>
       </w:tr>
     </w:tbl>
-    <w:bookmarkEnd w:id="251"/>
-    <w:bookmarkEnd w:id="252"/>
     <w:bookmarkEnd w:id="253"/>
-    <w:bookmarkStart w:id="259" w:name="sec:related"/>
+    <w:bookmarkEnd w:id="254"/>
+    <w:bookmarkEnd w:id="255"/>
+    <w:bookmarkStart w:id="261" w:name="sec:related"/>
     <w:p>
       <w:pPr>
         <w:pStyle w:val="Heading1"/>
@@ -17225,14 +17066,14 @@
           <w:rPr>
             <w:rStyle w:val="Hyperlink"/>
           </w:rPr>
-          <w:t xml:space="preserve">8</w:t>
+          <w:t xml:space="preserve">9</w:t>
         </w:r>
       </w:hyperlink>
       <w:r>
         <w:t xml:space="preserve">). None of them is systematic in the PRISMA sense.</w:t>
       </w:r>
     </w:p>
-    <w:bookmarkStart w:id="254" w:name="quantum-cognition-surveys-psychology"/>
+    <w:bookmarkStart w:id="256" w:name="quantum-cognition-surveys-psychology"/>
     <w:p>
       <w:pPr>
         <w:pStyle w:val="Heading2"/>
@@ -17318,8 +17159,8 @@
         <w:t xml:space="preserve">are earlier reviews. They summarise the evidence from human judgement and decision-making but do not discuss robots, reinforcement learning or other autonomous agents.</w:t>
       </w:r>
     </w:p>
-    <w:bookmarkEnd w:id="254"/>
-    <w:bookmarkStart w:id="255" w:name="X9a85843f1017896938ea7e6c75a1ed7a31097e3"/>
+    <w:bookmarkEnd w:id="256"/>
+    <w:bookmarkStart w:id="257" w:name="X9a85843f1017896938ea7e6c75a1ed7a31097e3"/>
     <w:p>
       <w:pPr>
         <w:pStyle w:val="Heading2"/>
@@ -17366,25 +17207,11 @@
         <w:t xml:space="preserve"> </w:t>
       </w:r>
       <w:r>
-        <w:t xml:space="preserve">focus on quantum computing, sensing and communication and treat cognition briefly or not at all (Section</w:t>
-      </w:r>
-      <w:r>
-        <w:t xml:space="preserve"> </w:t>
-      </w:r>
-      <w:hyperlink w:anchor="sec:era5-s1">
-        <w:r>
-          <w:rPr>
-            <w:rStyle w:val="Hyperlink"/>
-          </w:rPr>
-          <w:t xml:space="preserve">2.5.4</w:t>
-        </w:r>
-      </w:hyperlink>
-      <w:r>
-        <w:t xml:space="preserve">).</w:t>
-      </w:r>
-    </w:p>
-    <w:bookmarkEnd w:id="255"/>
-    <w:bookmarkStart w:id="256" w:name="quantum-ml-and-quantum-ai-surveys"/>
+        <w:t xml:space="preserve">focus on quantum computing, sensing and communication and treat cognition briefly or not at all (Section 2.5.4).</w:t>
+      </w:r>
+    </w:p>
+    <w:bookmarkEnd w:id="257"/>
+    <w:bookmarkStart w:id="258" w:name="quantum-ml-and-quantum-ai-surveys"/>
     <w:p>
       <w:pPr>
         <w:pStyle w:val="Heading2"/>
@@ -17464,7 +17291,7 @@
         <w:rPr>
           <w:highlight w:val="yellow"/>
         </w:rPr>
-        <w:t xml:space="preserve">(Maksymov 2025)</w:t>
+        <w:t xml:space="preserve">(Maksymov 2026)</w:t>
       </w:r>
       <w:r>
         <w:t xml:space="preserve">, and position papers argue for a convergence of quantum-like cognition and AI </w:t>
@@ -17479,8 +17306,8 @@
         <w:t xml:space="preserve">.</w:t>
       </w:r>
     </w:p>
-    <w:bookmarkEnd w:id="256"/>
-    <w:bookmarkStart w:id="258" w:name="how-this-survey-differs-and-adds-value"/>
+    <w:bookmarkEnd w:id="258"/>
+    <w:bookmarkStart w:id="260" w:name="how-this-survey-differs-and-adds-value"/>
     <w:p>
       <w:pPr>
         <w:pStyle w:val="Heading2"/>
@@ -17503,24 +17330,10 @@
         <w:pStyle w:val="FirstParagraph"/>
       </w:pPr>
       <w:r>
-        <w:t xml:space="preserve">This review bridges the psychological evidence and the autonomous-systems applications and grades both; it separates quantum-like, quantum-inspired and quantum-circuit work; it appraises every application study against explicit quality criteria; and it adds reproducible case studies, an experiment, a validation roadmap and benchmarks (Section</w:t>
-      </w:r>
-      <w:r>
-        <w:t xml:space="preserve"> </w:t>
-      </w:r>
-      <w:hyperlink w:anchor="sec:contrib">
-        <w:r>
-          <w:rPr>
-            <w:rStyle w:val="Hyperlink"/>
-          </w:rPr>
-          <w:t xml:space="preserve">13.4</w:t>
-        </w:r>
-      </w:hyperlink>
-      <w:r>
-        <w:t xml:space="preserve">).</w:t>
-      </w:r>
-    </w:p>
-    <w:bookmarkStart w:id="257" w:name="tab:surveys"/>
+        <w:t xml:space="preserve">This review bridges the psychological evidence and the autonomous-systems applications and grades both; it separates quantum-like, quantum-inspired and quantum-circuit work; it appraises every application study against explicit quality criteria; and it adds reproducible case studies, an experiment, a validation roadmap and benchmarks (Section 13.4).</w:t>
+      </w:r>
+    </w:p>
+    <w:bookmarkStart w:id="259" w:name="tab:surveys"/>
     <w:p>
       <w:pPr>
         <w:pStyle w:val="TableCaption"/>
@@ -17530,7 +17343,7 @@
           <w:bCs/>
           <w:b/>
         </w:rPr>
-        <w:t xml:space="preserve">Table 8.</w:t>
+        <w:t xml:space="preserve">Table 9.</w:t>
       </w:r>
       <w:r>
         <w:t xml:space="preserve"> </w:t>
@@ -17545,7 +17358,7 @@
         <w:tblW w:type="pct" w:w="5000"/>
         <w:tblLook w:firstRow="1" w:lastRow="0" w:firstColumn="0" w:lastColumn="0" w:noHBand="0" w:noVBand="0" w:val="0020"/>
         <w:jc w:val="start"/>
-        <w:tblCaption w:val="Table 8. Coverage of this review compared with earlier reviews. ✓ = covered systematically; (✓) = covered partially; – = not covered. QC = quantum cognition; RL = reinforcement learning (quantum or quantum-inspired). The assessment is ours"/>
+        <w:tblCaption w:val="Table 9. Coverage of this review compared with earlier reviews. ✓ = covered systematically; (✓) = covered partially; – = not covered. QC = quantum cognition; RL = reinforcement learning (quantum or quantum-inspired). The assessment is ours"/>
       </w:tblPr>
       <w:tblGrid>
         <w:gridCol w:w="1346"/>
@@ -18564,7 +18377,7 @@
               <w:rPr>
                 <w:highlight w:val="yellow"/>
               </w:rPr>
-              <w:t xml:space="preserve">(2025)</w:t>
+              <w:t xml:space="preserve">(2026)</w:t>
             </w:r>
           </w:p>
         </w:tc>
@@ -18859,10 +18672,10 @@
         </w:tc>
       </w:tr>
     </w:tbl>
-    <w:bookmarkEnd w:id="257"/>
-    <w:bookmarkEnd w:id="258"/>
     <w:bookmarkEnd w:id="259"/>
-    <w:bookmarkStart w:id="268" w:name="sec:directions"/>
+    <w:bookmarkEnd w:id="260"/>
+    <w:bookmarkEnd w:id="261"/>
+    <w:bookmarkStart w:id="271" w:name="sec:directions"/>
     <w:p>
       <w:pPr>
         <w:pStyle w:val="Heading1"/>
@@ -18880,7 +18693,7 @@
         <w:t xml:space="preserve">Open Problems and Future Research Directions</w:t>
       </w:r>
     </w:p>
-    <w:bookmarkStart w:id="261" w:name="X6dcbb80b9ca361c0045c5f7edcf006301e0e0a7"/>
+    <w:bookmarkStart w:id="264" w:name="X6dcbb80b9ca361c0045c5f7edcf006301e0e0a7"/>
     <w:p>
       <w:pPr>
         <w:pStyle w:val="Heading2"/>
@@ -18898,7 +18711,7 @@
         <w:t xml:space="preserve">Near Term (1–3 Years): Validation on Real Systems</w:t>
       </w:r>
     </w:p>
-    <w:bookmarkStart w:id="260" w:name="X011277574fbb949a31d780a23cf1b7d57b9f927"/>
+    <w:bookmarkStart w:id="263" w:name="X011277574fbb949a31d780a23cf1b7d57b9f927"/>
     <w:p>
       <w:pPr>
         <w:pStyle w:val="Heading3"/>
@@ -18930,150 +18743,464 @@
         <w:t xml:space="preserve">(Wichert, Moreira, and Bruza 2020)</w:t>
       </w:r>
       <w:r>
-        <w:t xml:space="preserve">; quantum-like models of human reward-givers for RL from human feedback (Section</w:t>
-      </w:r>
-      <w:r>
-        <w:t xml:space="preserve"> </w:t>
-      </w:r>
-      <w:hyperlink w:anchor="sec:mdp">
+        <w:t xml:space="preserve">; quantum-like models of human reward-givers for RL from human feedback (Section 10.1); quantum trust models that adapt in real time from physiological signals </w:t>
+      </w:r>
+      <w:r>
+        <w:rPr>
+          <w:highlight w:val="yellow"/>
+        </w:rPr>
+        <w:t xml:space="preserve">(Roeder et al. 2023)</w:t>
+      </w:r>
+      <w:r>
+        <w:t xml:space="preserve">; and QP audits of LLM components used in robots </w:t>
+      </w:r>
+      <w:r>
+        <w:rPr>
+          <w:highlight w:val="yellow"/>
+        </w:rPr>
+        <w:t xml:space="preserve">(Lo, Sadrzadeh, and Mansfield 2025)</w:t>
+      </w:r>
+      <w:r>
+        <w:t xml:space="preserve">.</w:t>
+      </w:r>
+    </w:p>
+    <w:p>
+      <w:pPr>
+        <w:pStyle w:val="BodyText"/>
+      </w:pPr>
+      <w:r>
+        <w:t xml:space="preserve">Table</w:t>
+      </w:r>
+      <w:r>
+        <w:t xml:space="preserve"> </w:t>
+      </w:r>
+      <w:hyperlink w:anchor="tab:openproblems">
         <w:r>
           <w:rPr>
             <w:rStyle w:val="Hyperlink"/>
           </w:rPr>
-          <w:t xml:space="preserve">10.1</w:t>
+          <w:t xml:space="preserve">10</w:t>
         </w:r>
       </w:hyperlink>
       <w:r>
-        <w:t xml:space="preserve">); quantum trust models that adapt in real time from physiological signals </w:t>
-      </w:r>
-      <w:r>
-        <w:rPr>
-          <w:highlight w:val="yellow"/>
-        </w:rPr>
-        <w:t xml:space="preserve">(Roeder et al. 2023)</w:t>
-      </w:r>
-      <w:r>
-        <w:t xml:space="preserve">; and QP audits of LLM components used in robots </w:t>
-      </w:r>
-      <w:r>
-        <w:rPr>
-          <w:highlight w:val="yellow"/>
-        </w:rPr>
-        <w:t xml:space="preserve">(Lo, Sadrzadeh, and Mansfield 2025)</w:t>
-      </w:r>
-      <w:r>
-        <w:t xml:space="preserve">.</w:t>
-      </w:r>
-    </w:p>
-    <w:bookmarkEnd w:id="260"/>
-    <w:bookmarkEnd w:id="261"/>
-    <w:bookmarkStart w:id="264" w:name="X509bf5b6f2eb4745b01cfdc0fad53ed4577df0c"/>
-    <w:p>
-      <w:pPr>
-        <w:pStyle w:val="Heading2"/>
-      </w:pPr>
-      <w:r>
-        <w:rPr>
-          <w:rStyle w:val="SectionNumber"/>
-        </w:rPr>
-        <w:t xml:space="preserve">24.2</w:t>
-      </w:r>
-      <w:r>
-        <w:tab/>
-      </w:r>
-      <w:r>
-        <w:t xml:space="preserve">Medium Term (3–7 Years): Scaling and Optimisation</w:t>
-      </w:r>
-    </w:p>
-    <w:bookmarkStart w:id="262" w:name="Xbc20a91da207e88be8d79ed2e8fecdfafddff0c"/>
-    <w:p>
-      <w:pPr>
-        <w:pStyle w:val="Heading3"/>
-      </w:pPr>
-      <w:r>
-        <w:rPr>
-          <w:rStyle w:val="SectionNumber"/>
-        </w:rPr>
-        <w:t xml:space="preserve">24.2.1</w:t>
-      </w:r>
-      <w:r>
-        <w:tab/>
-      </w:r>
-      <w:r>
-        <w:t xml:space="preserve">Efficient Classical Simulation Beyond 20 Qubits</w:t>
-      </w:r>
-    </w:p>
-    <w:p>
-      <w:pPr>
-        <w:pStyle w:val="FirstParagraph"/>
-      </w:pPr>
-      <w:r>
-        <w:t xml:space="preserve">Scaling QP models to many interacting variables requires low-rank, tensor-network or sampling-based representations </w:t>
-      </w:r>
-      <w:r>
-        <w:rPr>
-          <w:highlight w:val="yellow"/>
-        </w:rPr>
-        <w:t xml:space="preserve">(Stoudenmire and Schwab 2016)</w:t>
-      </w:r>
-      <w:r>
-        <w:t xml:space="preserve">, and learning algorithms that preserve the a priori constraints (such as the QQ equality) that make QP models testable.</w:t>
-      </w:r>
-    </w:p>
+        <w:t xml:space="preserve"> </w:t>
+      </w:r>
+      <w:r>
+        <w:t xml:space="preserve">turns the gaps identified in Sections 6–12 into concrete open problems, each with the first experiment that would address it.</w:t>
+      </w:r>
+    </w:p>
+    <w:bookmarkStart w:id="262" w:name="tab:openproblems"/>
+    <w:p>
+      <w:pPr>
+        <w:pStyle w:val="TableCaption"/>
+      </w:pPr>
+      <w:r>
+        <w:rPr>
+          <w:bCs/>
+          <w:b/>
+        </w:rPr>
+        <w:t xml:space="preserve">Table 10.</w:t>
+      </w:r>
+      <w:r>
+        <w:t xml:space="preserve"> </w:t>
+      </w:r>
+      <w:r>
+        <w:t xml:space="preserve">Open problems for quantum cognition in autonomous agents, with the gap each addresses and a first experiment</w:t>
+      </w:r>
+    </w:p>
+    <w:tbl>
+      <w:tblPr>
+        <w:tblStyle w:val="Table"/>
+        <w:tblW w:type="pct" w:w="5000"/>
+        <w:tblLook w:firstRow="1" w:lastRow="0" w:firstColumn="0" w:lastColumn="0" w:noHBand="0" w:noVBand="0" w:val="0020"/>
+        <w:jc w:val="start"/>
+        <w:tblCaption w:val="Table 10. Open problems for quantum cognition in autonomous agents, with the gap each addresses and a first experiment"/>
+      </w:tblPr>
+      <w:tblGrid>
+        <w:gridCol w:w="1900"/>
+        <w:gridCol w:w="2613"/>
+        <w:gridCol w:w="3405"/>
+      </w:tblGrid>
+      <w:tr>
+        <w:trPr>
+          <w:tblHeader w:val="true"/>
+        </w:trPr>
+        <w:tc>
+          <w:tcPr/>
+          <w:p>
+            <w:pPr>
+              <w:pStyle w:val="Compact"/>
+              <w:jc w:val="left"/>
+            </w:pPr>
+            <w:r>
+              <w:rPr>
+                <w:bCs/>
+                <w:b/>
+              </w:rPr>
+              <w:t xml:space="preserve">Open problem</w:t>
+            </w:r>
+          </w:p>
+        </w:tc>
+        <w:tc>
+          <w:tcPr/>
+          <w:p>
+            <w:pPr>
+              <w:pStyle w:val="Compact"/>
+              <w:jc w:val="left"/>
+            </w:pPr>
+            <w:r>
+              <w:rPr>
+                <w:bCs/>
+                <w:b/>
+              </w:rPr>
+              <w:t xml:space="preserve">Gap in the evidence</w:t>
+            </w:r>
+          </w:p>
+        </w:tc>
+        <w:tc>
+          <w:tcPr/>
+          <w:p>
+            <w:pPr>
+              <w:pStyle w:val="Compact"/>
+              <w:jc w:val="left"/>
+            </w:pPr>
+            <w:r>
+              <w:rPr>
+                <w:bCs/>
+                <w:b/>
+              </w:rPr>
+              <w:t xml:space="preserve">First experiment</w:t>
+            </w:r>
+          </w:p>
+        </w:tc>
+      </w:tr>
+      <w:tr>
+        <w:tc>
+          <w:tcPr/>
+          <w:p>
+            <w:pPr>
+              <w:pStyle w:val="Compact"/>
+              <w:jc w:val="left"/>
+            </w:pPr>
+            <w:r>
+              <w:t xml:space="preserve">Closed-loop QP decision module</w:t>
+            </w:r>
+          </w:p>
+        </w:tc>
+        <w:tc>
+          <w:tcPr/>
+          <w:p>
+            <w:pPr>
+              <w:pStyle w:val="Compact"/>
+              <w:jc w:val="left"/>
+            </w:pPr>
+            <w:r>
+              <w:t xml:space="preserve">No study tests a QP module on a robot against a classical module (Section 13.3)</w:t>
+            </w:r>
+          </w:p>
+        </w:tc>
+        <w:tc>
+          <w:tcPr/>
+          <w:p>
+            <w:pPr>
+              <w:pStyle w:val="Compact"/>
+              <w:jc w:val="left"/>
+            </w:pPr>
+            <w:r>
+              <w:t xml:space="preserve">A robot asks two questions in counterbalanced orders; QP and Bayesian models fitted to the same participants predict held-out answers</w:t>
+            </w:r>
+          </w:p>
+        </w:tc>
+      </w:tr>
+      <w:tr>
+        <w:tc>
+          <w:tcPr/>
+          <w:p>
+            <w:pPr>
+              <w:pStyle w:val="Compact"/>
+              <w:jc w:val="left"/>
+            </w:pPr>
+            <w:r>
+              <w:t xml:space="preserve">Learning interference phases</w:t>
+            </w:r>
+          </w:p>
+        </w:tc>
+        <w:tc>
+          <w:tcPr/>
+          <w:p>
+            <w:pPr>
+              <w:pStyle w:val="Compact"/>
+              <w:jc w:val="left"/>
+            </w:pPr>
+            <w:r>
+              <w:t xml:space="preserve">Phases are set by heuristics or fitted to the data predicted </w:t>
+            </w:r>
+            <w:r>
+              <w:rPr>
+                <w:highlight w:val="yellow"/>
+              </w:rPr>
+              <w:t xml:space="preserve">(Moreira and Wichert 2016; Wichert, Moreira, and Bruza 2020)</w:t>
+            </w:r>
+          </w:p>
+        </w:tc>
+        <w:tc>
+          <w:tcPr/>
+          <w:p>
+            <w:pPr>
+              <w:pStyle w:val="Compact"/>
+              <w:jc w:val="left"/>
+            </w:pPr>
+            <w:r>
+              <w:t xml:space="preserve">Learn phases on one paradigm and predict a second paradigm without refitting</w:t>
+            </w:r>
+          </w:p>
+        </w:tc>
+      </w:tr>
+      <w:tr>
+        <w:tc>
+          <w:tcPr/>
+          <w:p>
+            <w:pPr>
+              <w:pStyle w:val="Compact"/>
+              <w:jc w:val="left"/>
+            </w:pPr>
+            <w:r>
+              <w:t xml:space="preserve">QP model of the human reward-giver</w:t>
+            </w:r>
+          </w:p>
+        </w:tc>
+        <w:tc>
+          <w:tcPr/>
+          <w:p>
+            <w:pPr>
+              <w:pStyle w:val="Compact"/>
+              <w:jc w:val="left"/>
+            </w:pPr>
+            <w:r>
+              <w:t xml:space="preserve">No RL agent models its evaluator’s order effects (Section 10.1)</w:t>
+            </w:r>
+          </w:p>
+        </w:tc>
+        <w:tc>
+          <w:tcPr/>
+          <w:p>
+            <w:pPr>
+              <w:pStyle w:val="Compact"/>
+              <w:jc w:val="left"/>
+            </w:pPr>
+            <w:r>
+              <w:t xml:space="preserve">Train the same agent on rewards corrected by an open-system model and by a Markov model</w:t>
+            </w:r>
+          </w:p>
+        </w:tc>
+      </w:tr>
+      <w:tr>
+        <w:tc>
+          <w:tcPr/>
+          <w:p>
+            <w:pPr>
+              <w:pStyle w:val="Compact"/>
+              <w:jc w:val="left"/>
+            </w:pPr>
+            <w:r>
+              <w:t xml:space="preserve">Real-time trust models</w:t>
+            </w:r>
+          </w:p>
+        </w:tc>
+        <w:tc>
+          <w:tcPr/>
+          <w:p>
+            <w:pPr>
+              <w:pStyle w:val="Compact"/>
+              <w:jc w:val="left"/>
+            </w:pPr>
+            <w:r>
+              <w:t xml:space="preserve">Trust models are fitted offline </w:t>
+            </w:r>
+            <w:r>
+              <w:rPr>
+                <w:highlight w:val="yellow"/>
+              </w:rPr>
+              <w:t xml:space="preserve">(Roeder et al. 2023; Meer et al. 2025)</w:t>
+            </w:r>
+          </w:p>
+        </w:tc>
+        <w:tc>
+          <w:tcPr/>
+          <w:p>
+            <w:pPr>
+              <w:pStyle w:val="Compact"/>
+              <w:jc w:val="left"/>
+            </w:pPr>
+            <w:r>
+              <w:t xml:space="preserve">Update a quantum trust model online during a human–robot task and trigger escalation from it</w:t>
+            </w:r>
+          </w:p>
+        </w:tc>
+      </w:tr>
+      <w:tr>
+        <w:tc>
+          <w:tcPr/>
+          <w:p>
+            <w:pPr>
+              <w:pStyle w:val="Compact"/>
+              <w:jc w:val="left"/>
+            </w:pPr>
+            <w:r>
+              <w:t xml:space="preserve">QP audits of LLM components</w:t>
+            </w:r>
+          </w:p>
+        </w:tc>
+        <w:tc>
+          <w:tcPr/>
+          <w:p>
+            <w:pPr>
+              <w:pStyle w:val="Compact"/>
+              <w:jc w:val="left"/>
+            </w:pPr>
+            <w:r>
+              <w:t xml:space="preserve">LLM order and context effects are measured but not yet used in design </w:t>
+            </w:r>
+            <w:r>
+              <w:rPr>
+                <w:highlight w:val="yellow"/>
+              </w:rPr>
+              <w:t xml:space="preserve">(Lo, Sadrzadeh, and Mansfield 2025; Kang 2026)</w:t>
+            </w:r>
+          </w:p>
+        </w:tc>
+        <w:tc>
+          <w:tcPr/>
+          <w:p>
+            <w:pPr>
+              <w:pStyle w:val="Compact"/>
+              <w:jc w:val="left"/>
+            </w:pPr>
+            <w:r>
+              <w:t xml:space="preserve">Audit the LLM planner of a robot with the QQ equality before and after prompt-order randomisation</w:t>
+            </w:r>
+          </w:p>
+        </w:tc>
+      </w:tr>
+      <w:tr>
+        <w:tc>
+          <w:tcPr/>
+          <w:p>
+            <w:pPr>
+              <w:pStyle w:val="Compact"/>
+              <w:jc w:val="left"/>
+            </w:pPr>
+            <w:r>
+              <w:t xml:space="preserve">Human testimony and memory</w:t>
+            </w:r>
+          </w:p>
+        </w:tc>
+        <w:tc>
+          <w:tcPr/>
+          <w:p>
+            <w:pPr>
+              <w:pStyle w:val="Compact"/>
+              <w:jc w:val="left"/>
+            </w:pPr>
+            <w:r>
+              <w:t xml:space="preserve">No agent uses a QP memory model (Section 6.2)</w:t>
+            </w:r>
+          </w:p>
+        </w:tc>
+        <w:tc>
+          <w:tcPr/>
+          <w:p>
+            <w:pPr>
+              <w:pStyle w:val="Compact"/>
+              <w:jc w:val="left"/>
+            </w:pPr>
+            <w:r>
+              <w:t xml:space="preserve">Predict over-distribution in incident reports collected by a decision aid</w:t>
+            </w:r>
+          </w:p>
+        </w:tc>
+      </w:tr>
+      <w:tr>
+        <w:tc>
+          <w:tcPr/>
+          <w:p>
+            <w:pPr>
+              <w:pStyle w:val="Compact"/>
+              <w:jc w:val="left"/>
+            </w:pPr>
+            <w:r>
+              <w:t xml:space="preserve">Amplitude-based RL under noise</w:t>
+            </w:r>
+          </w:p>
+        </w:tc>
+        <w:tc>
+          <w:tcPr/>
+          <w:p>
+            <w:pPr>
+              <w:pStyle w:val="Compact"/>
+              <w:jc w:val="left"/>
+            </w:pPr>
+            <w:r>
+              <w:t xml:space="preserve">Amplitudes are never de-amplified (Section 16.3)</w:t>
+            </w:r>
+          </w:p>
+        </w:tc>
+        <w:tc>
+          <w:tcPr/>
+          <w:p>
+            <w:pPr>
+              <w:pStyle w:val="Compact"/>
+              <w:jc w:val="left"/>
+            </w:pPr>
+            <w:r>
+              <w:t xml:space="preserve">Add decreasing amplitude updates and repeat Case Study 3 with tuned baselines</w:t>
+            </w:r>
+          </w:p>
+        </w:tc>
+      </w:tr>
+      <w:tr>
+        <w:tc>
+          <w:tcPr/>
+          <w:p>
+            <w:pPr>
+              <w:pStyle w:val="Compact"/>
+              <w:jc w:val="left"/>
+            </w:pPr>
+            <w:r>
+              <w:t xml:space="preserve">Team and swarm models</w:t>
+            </w:r>
+          </w:p>
+        </w:tc>
+        <w:tc>
+          <w:tcPr/>
+          <w:p>
+            <w:pPr>
+              <w:pStyle w:val="Compact"/>
+              <w:jc w:val="left"/>
+            </w:pPr>
+            <w:r>
+              <w:t xml:space="preserve">Multi-agent QP models are untested against classical team models (Section 12)</w:t>
+            </w:r>
+          </w:p>
+        </w:tc>
+        <w:tc>
+          <w:tcPr/>
+          <w:p>
+            <w:pPr>
+              <w:pStyle w:val="Compact"/>
+              <w:jc w:val="left"/>
+            </w:pPr>
+            <w:r>
+              <w:t xml:space="preserve">Compare quantum-like and opinion-dynamics models on logged human–robot team decisions</w:t>
+            </w:r>
+          </w:p>
+        </w:tc>
+      </w:tr>
+    </w:tbl>
     <w:bookmarkEnd w:id="262"/>
-    <w:bookmarkStart w:id="263" w:name="X1f454bae2a24bb627524eb32c48d1ee9c117e32"/>
-    <w:p>
-      <w:pPr>
-        <w:pStyle w:val="Heading3"/>
-      </w:pPr>
-      <w:r>
-        <w:rPr>
-          <w:rStyle w:val="SectionNumber"/>
-        </w:rPr>
-        <w:t xml:space="preserve">24.2.2</w:t>
-      </w:r>
-      <w:r>
-        <w:tab/>
-      </w:r>
-      <w:r>
-        <w:t xml:space="preserve">Multi-Agent Coordination Using Quantum Principles</w:t>
-      </w:r>
-    </w:p>
-    <w:p>
-      <w:pPr>
-        <w:pStyle w:val="FirstParagraph"/>
-      </w:pPr>
-      <w:r>
-        <w:t xml:space="preserve">Quantum-like models of human–machine team interdependence </w:t>
-      </w:r>
-      <w:r>
-        <w:rPr>
-          <w:highlight w:val="yellow"/>
-        </w:rPr>
-        <w:t xml:space="preserve">(Lawless, Moskowitz, and Doctor 2023)</w:t>
-      </w:r>
-      <w:r>
-        <w:t xml:space="preserve"> </w:t>
-      </w:r>
-      <w:r>
-        <w:t xml:space="preserve">and networks of quantum decision-makers </w:t>
-      </w:r>
-      <w:r>
-        <w:rPr>
-          <w:highlight w:val="yellow"/>
-        </w:rPr>
-        <w:t xml:space="preserve">(Yukalov, Yukalova, and Sornette 2022)</w:t>
-      </w:r>
-      <w:r>
-        <w:t xml:space="preserve"> </w:t>
-      </w:r>
-      <w:r>
-        <w:t xml:space="preserve">should be tested against classical team and opinion-dynamics models in real human–robot teams.</w:t>
-      </w:r>
-    </w:p>
     <w:bookmarkEnd w:id="263"/>
     <w:bookmarkEnd w:id="264"/>
-    <w:bookmarkStart w:id="267" w:name="X674698c1d9a2db0a83a54cfaccbf11d4e908cfd"/>
+    <w:bookmarkStart w:id="267" w:name="X509bf5b6f2eb4745b01cfdc0fad53ed4577df0c"/>
     <w:p>
       <w:pPr>
         <w:pStyle w:val="Heading2"/>
@@ -19082,6 +19209,112 @@
         <w:rPr>
           <w:rStyle w:val="SectionNumber"/>
         </w:rPr>
+        <w:t xml:space="preserve">24.2</w:t>
+      </w:r>
+      <w:r>
+        <w:tab/>
+      </w:r>
+      <w:r>
+        <w:t xml:space="preserve">Medium Term (3–7 Years): Scaling and Optimisation</w:t>
+      </w:r>
+    </w:p>
+    <w:bookmarkStart w:id="265" w:name="Xbc20a91da207e88be8d79ed2e8fecdfafddff0c"/>
+    <w:p>
+      <w:pPr>
+        <w:pStyle w:val="Heading3"/>
+      </w:pPr>
+      <w:r>
+        <w:rPr>
+          <w:rStyle w:val="SectionNumber"/>
+        </w:rPr>
+        <w:t xml:space="preserve">24.2.1</w:t>
+      </w:r>
+      <w:r>
+        <w:tab/>
+      </w:r>
+      <w:r>
+        <w:t xml:space="preserve">Efficient Classical Simulation Beyond 20 Qubits</w:t>
+      </w:r>
+    </w:p>
+    <w:p>
+      <w:pPr>
+        <w:pStyle w:val="FirstParagraph"/>
+      </w:pPr>
+      <w:r>
+        <w:t xml:space="preserve">Scaling QP models to many interacting variables requires low-rank, tensor-network or sampling-based representations </w:t>
+      </w:r>
+      <w:r>
+        <w:rPr>
+          <w:highlight w:val="yellow"/>
+        </w:rPr>
+        <w:t xml:space="preserve">(Stoudenmire and Schwab 2016)</w:t>
+      </w:r>
+      <w:r>
+        <w:t xml:space="preserve">, and learning algorithms that preserve the a priori constraints (such as the QQ equality) that make QP models testable.</w:t>
+      </w:r>
+    </w:p>
+    <w:bookmarkEnd w:id="265"/>
+    <w:bookmarkStart w:id="266" w:name="X1f454bae2a24bb627524eb32c48d1ee9c117e32"/>
+    <w:p>
+      <w:pPr>
+        <w:pStyle w:val="Heading3"/>
+      </w:pPr>
+      <w:r>
+        <w:rPr>
+          <w:rStyle w:val="SectionNumber"/>
+        </w:rPr>
+        <w:t xml:space="preserve">24.2.2</w:t>
+      </w:r>
+      <w:r>
+        <w:tab/>
+      </w:r>
+      <w:r>
+        <w:t xml:space="preserve">Multi-Agent Coordination Using Quantum Principles</w:t>
+      </w:r>
+    </w:p>
+    <w:p>
+      <w:pPr>
+        <w:pStyle w:val="FirstParagraph"/>
+      </w:pPr>
+      <w:r>
+        <w:t xml:space="preserve">Quantum-like models of human–machine team interdependence </w:t>
+      </w:r>
+      <w:r>
+        <w:rPr>
+          <w:highlight w:val="yellow"/>
+        </w:rPr>
+        <w:t xml:space="preserve">(Lawless, Moskowitz, and Doctor 2023)</w:t>
+      </w:r>
+      <w:r>
+        <w:t xml:space="preserve"> </w:t>
+      </w:r>
+      <w:r>
+        <w:t xml:space="preserve">and networks of quantum decision-makers </w:t>
+      </w:r>
+      <w:r>
+        <w:rPr>
+          <w:highlight w:val="yellow"/>
+        </w:rPr>
+        <w:t xml:space="preserve">(Yukalov, Yukalova, and Sornette 2022)</w:t>
+      </w:r>
+      <w:r>
+        <w:t xml:space="preserve"> </w:t>
+      </w:r>
+      <w:r>
+        <w:t xml:space="preserve">should be tested against classical team and opinion-dynamics models in real human–robot teams.</w:t>
+      </w:r>
+    </w:p>
+    <w:bookmarkEnd w:id="266"/>
+    <w:bookmarkEnd w:id="267"/>
+    <w:bookmarkStart w:id="270" w:name="X674698c1d9a2db0a83a54cfaccbf11d4e908cfd"/>
+    <w:p>
+      <w:pPr>
+        <w:pStyle w:val="Heading2"/>
+      </w:pPr>
+      <w:r>
+        <w:rPr>
+          <w:rStyle w:val="SectionNumber"/>
+        </w:rPr>
         <w:t xml:space="preserve">24.3</w:t>
       </w:r>
       <w:r>
@@ -19091,7 +19324,7 @@
         <w:t xml:space="preserve">Long Term (7+ Years): Quantum Hardware Deployment</w:t>
       </w:r>
     </w:p>
-    <w:bookmarkStart w:id="265" w:name="Xd37a4fa6db31cef9e7279b546c5e751f1cd8bb1"/>
+    <w:bookmarkStart w:id="268" w:name="Xd37a4fa6db31cef9e7279b546c5e751f1cd8bb1"/>
     <w:p>
       <w:pPr>
         <w:pStyle w:val="Heading3"/>
@@ -19129,8 +19362,8 @@
         <w:t xml:space="preserve">can be embedded in robots, or if QP models grow beyond classical simulation. Neither is imminent.</w:t>
       </w:r>
     </w:p>
-    <w:bookmarkEnd w:id="265"/>
-    <w:bookmarkStart w:id="266" w:name="X67ed7ae6e0519add428f88a24cc09b91f137f24"/>
+    <w:bookmarkEnd w:id="268"/>
+    <w:bookmarkStart w:id="269" w:name="X67ed7ae6e0519add428f88a24cc09b91f137f24"/>
     <w:p>
       <w:pPr>
         <w:pStyle w:val="Heading3"/>
@@ -19179,10 +19412,10 @@
         <w:t xml:space="preserve">.</w:t>
       </w:r>
     </w:p>
-    <w:bookmarkEnd w:id="266"/>
-    <w:bookmarkEnd w:id="267"/>
-    <w:bookmarkEnd w:id="268"/>
-    <w:bookmarkStart w:id="273" w:name="sec:conclusion"/>
+    <w:bookmarkEnd w:id="269"/>
+    <w:bookmarkEnd w:id="270"/>
+    <w:bookmarkEnd w:id="271"/>
+    <w:bookmarkStart w:id="276" w:name="sec:conclusion"/>
     <w:p>
       <w:pPr>
         <w:pStyle w:val="Heading1"/>
@@ -19200,7 +19433,7 @@
         <w:t xml:space="preserve">Conclusion and Vision Statement</w:t>
       </w:r>
     </w:p>
-    <w:bookmarkStart w:id="269" w:name="X11b539cfa2c7164a2204baa10030d35441e651e"/>
+    <w:bookmarkStart w:id="272" w:name="X11b539cfa2c7164a2204baa10030d35441e651e"/>
     <w:p>
       <w:pPr>
         <w:pStyle w:val="Heading2"/>
@@ -19226,8 +19459,81 @@
         <w:t xml:space="preserve">Quantum cognition offers autonomous systems a mathematically precise way to represent judgements that are sequential, ambiguous and context-dependent. The psychological evidence for such effects is substantial for order effects and interference, weaker and contested for the conjunction fallacy and contextuality, and increasingly nuanced as open-system and instrument-based models mature. This systematic review of 67 application studies finds the transfer to robots and AI promising but early: 24 are proposals or formal models, 5 reach physical systems, fewer than half compare against a classical model on the same task, and none demonstrates improved task performance in a controlled comparison.</w:t>
       </w:r>
     </w:p>
-    <w:bookmarkEnd w:id="269"/>
-    <w:bookmarkStart w:id="270" w:name="Xb4039f0b5335a3cebf24d61f1c46f6c96745b89"/>
+    <w:p>
+      <w:pPr>
+        <w:pStyle w:val="BodyText"/>
+      </w:pPr>
+      <w:r>
+        <w:t xml:space="preserve">The answers to the five research questions can be stated briefly.</w:t>
+      </w:r>
+      <w:r>
+        <w:t xml:space="preserve"> </w:t>
+      </w:r>
+      <w:r>
+        <w:rPr>
+          <w:iCs/>
+          <w:i/>
+        </w:rPr>
+        <w:t xml:space="preserve">RQ1</w:t>
+      </w:r>
+      <w:r>
+        <w:t xml:space="preserve">: the 67 application studies span robots and embodied agents (17), deep learning and LLMs (14), multi-agent systems and teams (11), decision models and networks (9), human–AI trust (7), reinforcement learning (5) and ML, NLP and information retrieval (4); 31 are quantum-like, 24 quantum-inspired and 12 quantum-circuit models, of which 2 ran on a QPU.</w:t>
+      </w:r>
+      <w:r>
+        <w:t xml:space="preserve"> </w:t>
+      </w:r>
+      <w:r>
+        <w:rPr>
+          <w:iCs/>
+          <w:i/>
+        </w:rPr>
+        <w:t xml:space="preserve">RQ2</w:t>
+      </w:r>
+      <w:r>
+        <w:t xml:space="preserve">: the psychological evidence is strong for question-order effects that obey the QQ equality and for interference in sequential decisions, and contested for the conjunction fallacy and for contextuality, where classical models remain credible rivals; 37 of the 71 theory and evidence studies test their models on human data.</w:t>
+      </w:r>
+      <w:r>
+        <w:t xml:space="preserve"> </w:t>
+      </w:r>
+      <w:r>
+        <w:rPr>
+          <w:iCs/>
+          <w:i/>
+        </w:rPr>
+        <w:t xml:space="preserve">RQ3</w:t>
+      </w:r>
+      <w:r>
+        <w:t xml:space="preserve">: the applications are early, with 24 proposals or formal models, 9 tested on human data, 29 on simulations or benchmarks, 5 on physical systems and none deployed, and only 24 of the 61 appraised studies compare fully against a classical model on the same task.</w:t>
+      </w:r>
+      <w:r>
+        <w:t xml:space="preserve"> </w:t>
+      </w:r>
+      <w:r>
+        <w:rPr>
+          <w:iCs/>
+          <w:i/>
+        </w:rPr>
+        <w:t xml:space="preserve">RQ4</w:t>
+      </w:r>
+      <w:r>
+        <w:t xml:space="preserve">: QP models outperform standard classical models on incompatible, sequential or context-dependent judgements, add nothing to physical estimation, and in our illustrative experiment quantum-inspired exploration was faster early but unstable under reward noise.</w:t>
+      </w:r>
+      <w:r>
+        <w:t xml:space="preserve"> </w:t>
+      </w:r>
+      <w:r>
+        <w:rPr>
+          <w:iCs/>
+          <w:i/>
+        </w:rPr>
+        <w:t xml:space="preserve">RQ5</w:t>
+      </w:r>
+      <w:r>
+        <w:t xml:space="preserve">: progress now needs counterbalanced human data, parameter-matched classical baselines, a priori QP predictions, open code and the benchmarks of Section 22.</w:t>
+      </w:r>
+    </w:p>
+    <w:bookmarkEnd w:id="272"/>
+    <w:bookmarkStart w:id="273" w:name="Xb4039f0b5335a3cebf24d61f1c46f6c96745b89"/>
     <w:p>
       <w:pPr>
         <w:pStyle w:val="Heading2"/>
@@ -19277,11 +19583,11 @@
         <w:t xml:space="preserve">(Guru and Chauhan 2026)</w:t>
       </w:r>
       <w:r>
-        <w:t xml:space="preserve">.</w:t>
-      </w:r>
-    </w:p>
-    <w:bookmarkEnd w:id="270"/>
-    <w:bookmarkStart w:id="271" w:name="X1bfca41294bcf5696205eac63cf2782c9514fd3"/>
+        <w:t xml:space="preserve">. Their contribution is a representation, not a speed-up: an agent gains the ability to represent incompatible perspectives and order-dependent judgements, and the open question is where that representation improves what the agent does.</w:t>
+      </w:r>
+    </w:p>
+    <w:bookmarkEnd w:id="273"/>
+    <w:bookmarkStart w:id="274" w:name="X1bfca41294bcf5696205eac63cf2782c9514fd3"/>
     <w:p>
       <w:pPr>
         <w:pStyle w:val="Heading2"/>
@@ -19307,8 +19613,8 @@
         <w:t xml:space="preserve">We call for (i) controlled comparisons against strong classical baselines; (ii) a priori, falsifiable QP predictions in every study; (iii) open benchmarks with human data collected under counterbalanced orders; (iv) clear labelling of quantum-like, quantum-inspired and quantum-hardware work; (v) released code and data; and (vi) HRI experiments that measure joint human–robot outcomes.</w:t>
       </w:r>
     </w:p>
-    <w:bookmarkEnd w:id="271"/>
-    <w:bookmarkStart w:id="272" w:name="Xa6e566fad0acaaeeb8575d86f29e66c199d5b6e"/>
+    <w:bookmarkEnd w:id="274"/>
+    <w:bookmarkStart w:id="275" w:name="Xa6e566fad0acaaeeb8575d86f29e66c199d5b6e"/>
     <w:p>
       <w:pPr>
         <w:pStyle w:val="Heading2"/>
@@ -19334,9 +19640,9 @@
         <w:t xml:space="preserve">We envisage autonomous agents that keep a classical core for perception and control but reason about people with models that respect how people actually judge. Such agents would ask questions in the right order, anticipate how their explanations change human trust, and escalate to human oversight when a person’s constructed preferences diverge from the agent’s plan. Reaching this vision depends less on quantum hardware than on careful experiments.</w:t>
       </w:r>
     </w:p>
-    <w:bookmarkEnd w:id="272"/>
-    <w:bookmarkEnd w:id="273"/>
-    <w:bookmarkStart w:id="274" w:name="declarations"/>
+    <w:bookmarkEnd w:id="275"/>
+    <w:bookmarkEnd w:id="276"/>
+    <w:bookmarkStart w:id="277" w:name="declarations"/>
     <w:p>
       <w:pPr>
         <w:pStyle w:val="Heading1"/>
@@ -19468,24 +19774,7 @@
         <w:t xml:space="preserve">Code availability</w:t>
       </w:r>
       <w:r>
-        <w:t xml:space="preserve">: The Python code that reproduces the worked examples and the illustrative reinforcement-learning experiment is provided as Online Resource 2 and described in Appendix</w:t>
-      </w:r>
-      <w:r>
-        <w:t xml:space="preserve"> </w:t>
-      </w:r>
-      <w:hyperlink w:anchor="app:code">
-        <w:r>
-          <w:rPr>
-            <w:rStyle w:val="Hyperlink"/>
-          </w:rPr>
-          <w:t xml:space="preserve">[app:code]</w:t>
-        </w:r>
-      </w:hyperlink>
-      <w:r>
-        <w:t xml:space="preserve"> </w:t>
-      </w:r>
-      <w:r>
-        <w:t xml:space="preserve">[FILL: and at a public repository URL].</w:t>
+        <w:t xml:space="preserve">: The Python code that reproduces the worked examples and the illustrative reinforcement-learning experiment is provided as Online Resource 2 and described in Appendix B [FILL: and at a public repository URL].</w:t>
       </w:r>
     </w:p>
     <w:p>
@@ -19524,8 +19813,8 @@
         <w:t xml:space="preserve">Online Resource 1 (PDF): data-extraction table of the application studies (Table S1), PRISMA 2020 checklist (Table S2), flow of records (Table S3 and Figure S1), appraisal criteria and judgements (Tables S4 and S5), search strategy and record of the targeted search (Table S6), studies excluded under criterion E5 (Table S7), the classification of the theory and evidence studies (Table S8) and a summary of every graded study (Section S9). Online Resource 2 (Python): code for the worked examples and the illustrative experiment. Online Resource 3 (CSV): data-extraction table. Online Resource 4 (CSV): quality appraisal.</w:t>
       </w:r>
     </w:p>
-    <w:bookmarkEnd w:id="274"/>
-    <w:bookmarkStart w:id="282" w:name="app:math"/>
+    <w:bookmarkEnd w:id="277"/>
+    <w:bookmarkStart w:id="285" w:name="app:math"/>
     <w:p>
       <w:pPr>
         <w:pStyle w:val="Heading1"/>
@@ -19534,7 +19823,7 @@
         <w:t xml:space="preserve">Appendix A. Mathematical Formalism (Proofs and Derivations)</w:t>
       </w:r>
     </w:p>
-    <w:bookmarkStart w:id="275" w:name="app:born"/>
+    <w:bookmarkStart w:id="278" w:name="app:born"/>
     <w:p>
       <w:pPr>
         <w:pStyle w:val="Heading2"/>
@@ -19551,8 +19840,8 @@
         <w:t xml:space="preserve">For a pure state |ψ⟩ and projector P, p = ‖ P|ψ⟩‖² = ⟨ψ|P|ψ⟩, and the post-measurement state is P|ψ⟩/‖ P|ψ⟩‖. For a density matrix ρ, p = tr(Pρ) and ρ ↦ Pρ P / tr(Pρ).</w:t>
       </w:r>
     </w:p>
-    <w:bookmarkEnd w:id="275"/>
-    <w:bookmarkStart w:id="276" w:name="app:seq"/>
+    <w:bookmarkEnd w:id="278"/>
+    <w:bookmarkStart w:id="279" w:name="app:seq"/>
     <w:p>
       <w:pPr>
         <w:pStyle w:val="Heading2"/>
@@ -19962,8 +20251,8 @@
         <w:t xml:space="preserve">.</w:t>
       </w:r>
     </w:p>
-    <w:bookmarkEnd w:id="276"/>
-    <w:bookmarkStart w:id="277" w:name="app:qq"/>
+    <w:bookmarkEnd w:id="279"/>
+    <w:bookmarkStart w:id="280" w:name="app:qq"/>
     <w:p>
       <w:pPr>
         <w:pStyle w:val="Heading2"/>
@@ -20781,8 +21070,8 @@
         <w:t xml:space="preserve">.</w:t>
       </w:r>
     </w:p>
-    <w:bookmarkEnd w:id="277"/>
-    <w:bookmarkStart w:id="278" w:name="app:interf"/>
+    <w:bookmarkEnd w:id="280"/>
+    <w:bookmarkStart w:id="281" w:name="app:interf"/>
     <w:p>
       <w:pPr>
         <w:pStyle w:val="Heading2"/>
@@ -21123,25 +21412,11 @@
         </m:sSup>
       </m:oMath>
       <w:r>
-        <w:t xml:space="preserve">. Writing the cross term as 2√(|a|² p₁ |b|² p₂)cosθ gives the interference form used in Section</w:t>
-      </w:r>
-      <w:r>
-        <w:t xml:space="preserve"> </w:t>
-      </w:r>
-      <w:hyperlink w:anchor="sec:interference">
-        <w:r>
-          <w:rPr>
-            <w:rStyle w:val="Hyperlink"/>
-          </w:rPr>
-          <w:t xml:space="preserve">5.5</w:t>
-        </w:r>
-      </w:hyperlink>
-      <w:r>
-        <w:t xml:space="preserve">. With p₁ = 0.97, p₂ = 0.84 and |a|² = |b|² = 0.5, the observed 0.63 implies cosθ = -0.305 (θ ≈ 107.7).</w:t>
-      </w:r>
-    </w:p>
-    <w:bookmarkEnd w:id="278"/>
-    <w:bookmarkStart w:id="279" w:name="app:conj"/>
+        <w:t xml:space="preserve">. Writing the cross term as 2√(|a|² p₁ |b|² p₂)cosθ gives the interference form used in Section 5.5. With p₁ = 0.97, p₂ = 0.84 and |a|² = |b|² = 0.5, the observed 0.63 implies cosθ = -0.305 (θ ≈ 107.7).</w:t>
+      </w:r>
+    </w:p>
+    <w:bookmarkEnd w:id="281"/>
+    <w:bookmarkStart w:id="282" w:name="app:conj"/>
     <w:p>
       <w:pPr>
         <w:pStyle w:val="Heading2"/>
@@ -21194,8 +21469,8 @@
         <w:t xml:space="preserve">at β, p(BT) = cos²β and p(F then BT) = cos²α cos²(β - α). The fallacy p(F then BT) &gt; p(BT) occurs whenever cosαcos(β - α) &gt; cosβ, which holds, for example, for α = 40 and β = 80 (0.344 &gt; 0.030).</w:t>
       </w:r>
     </w:p>
-    <w:bookmarkEnd w:id="279"/>
-    <w:bookmarkStart w:id="280" w:name="app:lindblad"/>
+    <w:bookmarkEnd w:id="282"/>
+    <w:bookmarkStart w:id="283" w:name="app:lindblad"/>
     <w:p>
       <w:pPr>
         <w:pStyle w:val="Heading2"/>
@@ -21441,8 +21716,8 @@
         <w:t xml:space="preserve">. Setting γₖ = 0 recovers unitary dynamics; setting H = 0 with suitable Lₖ recovers a Markov process.</w:t>
       </w:r>
     </w:p>
-    <w:bookmarkEnd w:id="280"/>
-    <w:bookmarkStart w:id="281" w:name="app:instr"/>
+    <w:bookmarkEnd w:id="283"/>
+    <w:bookmarkStart w:id="284" w:name="app:instr"/>
     <w:p>
       <w:pPr>
         <w:pStyle w:val="Heading2"/>
@@ -21480,9 +21755,9 @@
         <w:t xml:space="preserve">.</w:t>
       </w:r>
     </w:p>
-    <w:bookmarkEnd w:id="281"/>
-    <w:bookmarkEnd w:id="282"/>
-    <w:bookmarkStart w:id="283" w:name="app:code"/>
+    <w:bookmarkEnd w:id="284"/>
+    <w:bookmarkEnd w:id="285"/>
+    <w:bookmarkStart w:id="286" w:name="app:code"/>
     <w:p>
       <w:pPr>
         <w:pStyle w:val="Heading1"/>
@@ -21656,25 +21931,11 @@
         <w:t xml:space="preserve">(Broughton et al. 2020)</w:t>
       </w:r>
       <w:r>
-        <w:t xml:space="preserve">; for the dimensions used in cognitive models a NumPy implementation is faster than either (Section</w:t>
-      </w:r>
-      <w:r>
-        <w:t xml:space="preserve"> </w:t>
-      </w:r>
-      <w:hyperlink w:anchor="sec:software">
-        <w:r>
-          <w:rPr>
-            <w:rStyle w:val="Hyperlink"/>
-          </w:rPr>
-          <w:t xml:space="preserve">20.3</w:t>
-        </w:r>
-      </w:hyperlink>
-      <w:r>
-        <w:t xml:space="preserve">).</w:t>
-      </w:r>
-    </w:p>
-    <w:bookmarkEnd w:id="283"/>
-    <w:bookmarkStart w:id="286" w:name="app:exp"/>
+        <w:t xml:space="preserve">; for the dimensions used in cognitive models a NumPy implementation is faster than either (Section 20.3).</w:t>
+      </w:r>
+    </w:p>
+    <w:bookmarkEnd w:id="286"/>
+    <w:bookmarkStart w:id="289" w:name="app:exp"/>
     <w:p>
       <w:pPr>
         <w:pStyle w:val="Heading1"/>
@@ -21688,24 +21949,10 @@
         <w:pStyle w:val="FirstParagraph"/>
       </w:pPr>
       <w:r>
-        <w:t xml:space="preserve">Table C1 reports the illustrative reinforcement-learning experiment of Case Study 3 (Section</w:t>
-      </w:r>
-      <w:r>
-        <w:t xml:space="preserve"> </w:t>
-      </w:r>
-      <w:hyperlink w:anchor="sec:rl-exp">
-        <w:r>
-          <w:rPr>
-            <w:rStyle w:val="Hyperlink"/>
-          </w:rPr>
-          <w:t xml:space="preserve">16.3</w:t>
-        </w:r>
-      </w:hyperlink>
-      <w:r>
-        <w:t xml:space="preserve">) and Table C2 the values of the worked examples and case studies. No other experiments were run for this review. All values can be reproduced with the code in Online Resource 2.</w:t>
-      </w:r>
-    </w:p>
-    <w:bookmarkStart w:id="284" w:name="tab:rlres"/>
+        <w:t xml:space="preserve">Table C1 reports the illustrative reinforcement-learning experiment of Case Study 3 (Section 16.3) and Table C2 the values of the worked examples and case studies. No other experiments were run for this review. All values can be reproduced with the code in Online Resource 2.</w:t>
+      </w:r>
+    </w:p>
+    <w:bookmarkStart w:id="287" w:name="tab:rlres"/>
     <w:p>
       <w:pPr>
         <w:pStyle w:val="TableCaption"/>
@@ -21721,21 +21968,7 @@
         <w:t xml:space="preserve"> </w:t>
       </w:r>
       <w:r>
-        <w:t xml:space="preserve">Case Study 3 (Section</w:t>
-      </w:r>
-      <w:r>
-        <w:t xml:space="preserve"> </w:t>
-      </w:r>
-      <w:hyperlink w:anchor="sec:rl-exp">
-        <w:r>
-          <w:rPr>
-            <w:rStyle w:val="Hyperlink"/>
-          </w:rPr>
-          <w:t xml:space="preserve">16.3</w:t>
-        </w:r>
-      </w:hyperlink>
-      <w:r>
-        <w:t xml:space="preserve">): 6 × 6 grid, 300 episodes, 30 seeds. Final = mean steps over the last 50 episodes (optimum 10); convergence = first episode at which the 10-episode moving average is ≤ 15 steps</w:t>
+        <w:t xml:space="preserve">Case Study 3 (Section 16.3): 6 × 6 grid, 300 episodes, 30 seeds. Final = mean steps over the last 50 episodes (optimum 10); convergence = first episode at which the 10-episode moving average is ≤ 15 steps</w:t>
       </w:r>
     </w:p>
     <w:tbl>
@@ -22300,7 +22533,7 @@
         </w:tc>
       </w:tr>
     </w:tbl>
-    <w:bookmarkEnd w:id="284"/>
+    <w:bookmarkEnd w:id="287"/>
     <w:p>
       <w:pPr>
         <w:pStyle w:val="BodyText"/>
@@ -22309,7 +22542,7 @@
         <w:t xml:space="preserve">Sensitivity of quantum-inspired RL to the amplification constant k (30 seeds; mean steps over the last 50 episodes / seeds converged): k = 10: 16.3 / 30 (σ = 0) and 78.1 / 5 (σ = 0.5); k = 30: 10.0 / 30 and 67.1 / 25; k = 100: 10.0 / 30 and 73.5 / 25.</w:t>
       </w:r>
     </w:p>
-    <w:bookmarkStart w:id="285" w:name="tab:worked"/>
+    <w:bookmarkStart w:id="288" w:name="tab:worked"/>
     <w:p>
       <w:pPr>
         <w:pStyle w:val="TableCaption"/>
@@ -22403,21 +22636,7 @@
               <w:jc w:val="left"/>
             </w:pPr>
             <w:r>
-              <w:t xml:space="preserve">1 Order effect (Section</w:t>
-            </w:r>
-            <w:r>
-              <w:t xml:space="preserve"> </w:t>
-            </w:r>
-            <w:hyperlink w:anchor="sec:order">
-              <w:r>
-                <w:rPr>
-                  <w:rStyle w:val="Hyperlink"/>
-                </w:rPr>
-                <w:t xml:space="preserve">5.3</w:t>
-              </w:r>
-            </w:hyperlink>
-            <w:r>
-              <w:t xml:space="preserve">)</w:t>
+              <w:t xml:space="preserve">1 Order effect (Section 5.3)</w:t>
             </w:r>
           </w:p>
         </w:tc>
@@ -22455,21 +22674,7 @@
               <w:jc w:val="left"/>
             </w:pPr>
             <w:r>
-              <w:t xml:space="preserve">2 Conjunction fallacy (Section</w:t>
-            </w:r>
-            <w:r>
-              <w:t xml:space="preserve"> </w:t>
-            </w:r>
-            <w:hyperlink w:anchor="sec:conj">
-              <w:r>
-                <w:rPr>
-                  <w:rStyle w:val="Hyperlink"/>
-                </w:rPr>
-                <w:t xml:space="preserve">5.4</w:t>
-              </w:r>
-            </w:hyperlink>
-            <w:r>
-              <w:t xml:space="preserve">)</w:t>
+              <w:t xml:space="preserve">2 Conjunction fallacy (Section 5.4)</w:t>
             </w:r>
           </w:p>
         </w:tc>
@@ -22507,21 +22712,7 @@
               <w:jc w:val="left"/>
             </w:pPr>
             <w:r>
-              <w:t xml:space="preserve">3 Interference (Section</w:t>
-            </w:r>
-            <w:r>
-              <w:t xml:space="preserve"> </w:t>
-            </w:r>
-            <w:hyperlink w:anchor="sec:interference">
-              <w:r>
-                <w:rPr>
-                  <w:rStyle w:val="Hyperlink"/>
-                </w:rPr>
-                <w:t xml:space="preserve">5.5</w:t>
-              </w:r>
-            </w:hyperlink>
-            <w:r>
-              <w:t xml:space="preserve">)</w:t>
+              <w:t xml:space="preserve">3 Interference (Section 5.5)</w:t>
             </w:r>
           </w:p>
         </w:tc>
@@ -22559,21 +22750,7 @@
               <w:jc w:val="left"/>
             </w:pPr>
             <w:r>
-              <w:t xml:space="preserve">Case Study 1: Kalman fusion (Section</w:t>
-            </w:r>
-            <w:r>
-              <w:t xml:space="preserve"> </w:t>
-            </w:r>
-            <w:hyperlink w:anchor="sec:case-fusion">
-              <w:r>
-                <w:rPr>
-                  <w:rStyle w:val="Hyperlink"/>
-                </w:rPr>
-                <w:t xml:space="preserve">16.1</w:t>
-              </w:r>
-            </w:hyperlink>
-            <w:r>
-              <w:t xml:space="preserve">)</w:t>
+              <w:t xml:space="preserve">Case Study 1: Kalman fusion (Section 16.1)</w:t>
             </w:r>
           </w:p>
         </w:tc>
@@ -22649,21 +22826,7 @@
               <w:jc w:val="left"/>
             </w:pPr>
             <w:r>
-              <w:t xml:space="preserve">Case Study 2: label order (Section</w:t>
-            </w:r>
-            <w:r>
-              <w:t xml:space="preserve"> </w:t>
-            </w:r>
-            <w:hyperlink w:anchor="sec:case-label">
-              <w:r>
-                <w:rPr>
-                  <w:rStyle w:val="Hyperlink"/>
-                </w:rPr>
-                <w:t xml:space="preserve">16.2</w:t>
-              </w:r>
-            </w:hyperlink>
-            <w:r>
-              <w:t xml:space="preserve">)</w:t>
+              <w:t xml:space="preserve">Case Study 2: label order (Section 16.2)</w:t>
             </w:r>
           </w:p>
         </w:tc>
@@ -22693,9 +22856,9 @@
         </w:tc>
       </w:tr>
     </w:tbl>
-    <w:bookmarkEnd w:id="285"/>
-    <w:bookmarkEnd w:id="286"/>
-    <w:bookmarkStart w:id="287" w:name="app:protocols"/>
+    <w:bookmarkEnd w:id="288"/>
+    <w:bookmarkEnd w:id="289"/>
+    <w:bookmarkStart w:id="290" w:name="app:protocols"/>
     <w:p>
       <w:pPr>
         <w:pStyle w:val="Heading1"/>
@@ -22709,24 +22872,7 @@
         <w:pStyle w:val="FirstParagraph"/>
       </w:pPr>
       <w:r>
-        <w:t xml:space="preserve">Each benchmark of Section</w:t>
-      </w:r>
-      <w:r>
-        <w:t xml:space="preserve"> </w:t>
-      </w:r>
-      <w:hyperlink w:anchor="sec:bench">
-        <w:r>
-          <w:rPr>
-            <w:rStyle w:val="Hyperlink"/>
-          </w:rPr>
-          <w:t xml:space="preserve">22</w:t>
-        </w:r>
-      </w:hyperlink>
-      <w:r>
-        <w:t xml:space="preserve"> </w:t>
-      </w:r>
-      <w:r>
-        <w:t xml:space="preserve">should be run with a pre-registered protocol: (1) state the QP model and its a priori prediction (for example the QQ equality or a total-probability violation) before collecting data; (2) collect human judgements under counterbalanced question orders, with a sample size set by a power analysis; (3) fit the QP model, a parameter-matched classical model and a noise-augmented classical model on training data; (4) compare predictive performance on held-out data with cross-validated log-likelihood and report parameter counts; (5) for agent benchmarks, report task outcomes over 30 or more seeds with confidence intervals </w:t>
+        <w:t xml:space="preserve">Each benchmark of Section 22 should be run with a pre-registered protocol: (1) state the QP model and its a priori prediction (for example the QQ equality or a total-probability violation) before collecting data; (2) collect human judgements under counterbalanced question orders, with a sample size set by a power analysis; (3) fit the QP model, a parameter-matched classical model and a noise-augmented classical model on training data; (4) compare predictive performance on held-out data with cross-validated log-likelihood and report parameter counts; (5) for agent benchmarks, report task outcomes over 30 or more seeds with confidence intervals </w:t>
       </w:r>
       <w:r>
         <w:rPr>
@@ -22745,7 +22891,7 @@
           <w:rPr>
             <w:rStyle w:val="Hyperlink"/>
           </w:rPr>
-          <w:t xml:space="preserve">7</w:t>
+          <w:t xml:space="preserve">8</w:t>
         </w:r>
       </w:hyperlink>
       <w:r>
@@ -22755,8 +22901,8 @@
         <w:t xml:space="preserve">lists the items a report must contain.</w:t>
       </w:r>
     </w:p>
-    <w:bookmarkEnd w:id="287"/>
-    <w:bookmarkStart w:id="291" w:name="app:ext"/>
+    <w:bookmarkEnd w:id="290"/>
+    <w:bookmarkStart w:id="294" w:name="app:ext"/>
     <w:p>
       <w:pPr>
         <w:pStyle w:val="Heading1"/>
@@ -22765,7 +22911,7 @@
         <w:t xml:space="preserve">Appendix E. Extended Case Studies and Worked Examples</w:t>
       </w:r>
     </w:p>
-    <w:bookmarkStart w:id="288" w:name="Xbc5d7705a9589cb94ba6287d6a259348969f963"/>
+    <w:bookmarkStart w:id="291" w:name="Xbc5d7705a9589cb94ba6287d6a259348969f963"/>
     <w:p>
       <w:pPr>
         <w:pStyle w:val="Heading4"/>
@@ -22824,25 +22970,11 @@
         <w:t xml:space="preserve"> </w:t>
       </w:r>
       <w:r>
-        <w:t xml:space="preserve">(B). With the belief geometry of Worked Example 1, the model predicts p(A yes, then B yes) = 0.29 and p(B yes, then A yes) = 0.22, and the QQ equality constrains the four sequential patterns. A counterbalanced study, with a sample size set by a power analysis, can test the prediction; if it holds, the robot can choose the order that minimises misunderstanding, and log the order for accountability (Section</w:t>
-      </w:r>
-      <w:r>
-        <w:t xml:space="preserve"> </w:t>
-      </w:r>
-      <w:hyperlink w:anchor="sec:accountability">
-        <w:r>
-          <w:rPr>
-            <w:rStyle w:val="Hyperlink"/>
-          </w:rPr>
-          <w:t xml:space="preserve">19.3</w:t>
-        </w:r>
-      </w:hyperlink>
-      <w:r>
-        <w:t xml:space="preserve">).</w:t>
-      </w:r>
-    </w:p>
-    <w:bookmarkEnd w:id="288"/>
-    <w:bookmarkStart w:id="289" w:name="X9765891f6123befa89353712b9cd7ba7ffe4736"/>
+        <w:t xml:space="preserve">(B). With the belief geometry of Worked Example 1, the model predicts p(A yes, then B yes) = 0.29 and p(B yes, then A yes) = 0.22, and the QQ equality constrains the four sequential patterns. A counterbalanced study, with a sample size set by a power analysis, can test the prediction; if it holds, the robot can choose the order that minimises misunderstanding, and log the order for accountability (Section 19.3).</w:t>
+      </w:r>
+    </w:p>
+    <w:bookmarkEnd w:id="291"/>
+    <w:bookmarkStart w:id="292" w:name="X9765891f6123befa89353712b9cd7ba7ffe4736"/>
     <w:p>
       <w:pPr>
         <w:pStyle w:val="Heading4"/>
@@ -22877,8 +23009,8 @@
         <w:t xml:space="preserve">. The renormalisation step (dividing by the sum over outcomes) must always be applied, because unnormalised quantum-like probabilities can exceed 1, as θ = 0 in Case Study 1 shows.</w:t>
       </w:r>
     </w:p>
-    <w:bookmarkEnd w:id="289"/>
-    <w:bookmarkStart w:id="290" w:name="X786b1af45453a91a55389b9bc8d62f41cd4d8bb"/>
+    <w:bookmarkEnd w:id="292"/>
+    <w:bookmarkStart w:id="293" w:name="X786b1af45453a91a55389b9bc8d62f41cd4d8bb"/>
     <w:p>
       <w:pPr>
         <w:pStyle w:val="Heading4"/>
@@ -22904,9 +23036,9 @@
         <w:t xml:space="preserve">The instability found in Case Study 3 suggests a simple modification: when the TD error is negative, apply a rotation that moves amplitude away from the chosen action, for example a reflection about the uniform state. Testing this against ε-greedy and softmax under the Benchmark 4 protocol is a natural next experiment.</w:t>
       </w:r>
     </w:p>
-    <w:bookmarkEnd w:id="290"/>
-    <w:bookmarkEnd w:id="291"/>
-    <w:bookmarkStart w:id="292" w:name="bibliography"/>
+    <w:bookmarkEnd w:id="293"/>
+    <w:bookmarkEnd w:id="294"/>
+    <w:bookmarkStart w:id="295" w:name="bibliography"/>
     <w:p>
       <w:pPr>
         <w:pStyle w:val="Heading1"/>
@@ -22926,7 +23058,7 @@
         <w:t xml:space="preserve">[Insert the Mendeley bibliography here: Mendeley Cite &gt; Insert Bibliography]</w:t>
       </w:r>
     </w:p>
-    <w:bookmarkEnd w:id="292"/>
+    <w:bookmarkEnd w:id="295"/>
     <w:sectPr/>
   </w:body>
 </w:document>

--- a/github/m/Survey2_Word_for_Mendeley/Survey2_Manuscript_cite_by_hand.docx
+++ b/github/m/Survey2_Word_for_Mendeley/Survey2_Manuscript_cite_by_hand.docx
@@ -7,7 +7,7 @@
         <w:pStyle w:val="Title"/>
       </w:pPr>
       <w:r>
-        <w:t xml:space="preserve">Quantum-Inspired</w:t>
+        <w:t xml:space="preserve">Quantum-Like</w:t>
       </w:r>
       <w:r>
         <w:t xml:space="preserve"> </w:t>
@@ -2190,7 +2190,33 @@
         <w:t xml:space="preserve"> </w:t>
       </w:r>
       <w:r>
-        <w:t xml:space="preserve">and is not repeated here (Section 2.5.4). Quantum-inspired optimisation heuristics for robots, such as quantum-behaved particle swarm and quantum-inspired evolutionary algorithms for path planning, scheduling and SLAM, are classical optimisers rather than models of cognition, decision or learning; they are outside this review and are summarised among the emerging directions of the companion survey. Claims that the brain is a quantum computer are treated only in Section 21.</w:t>
+        <w:t xml:space="preserve">and is not repeated here (Section 2.5.4). Quantum-inspired optimisation heuristics for robots, such as quantum-behaved particle swarm and quantum-inspired evolutionary algorithms for path planning, scheduling and SLAM, are classical optimisers rather than models of cognition, decision or learning; they are outside this review and are summarised among the emerging directions of the companion survey. Claims that the brain is a quantum computer are treated only in Section 21. The title says</w:t>
+      </w:r>
+      <w:r>
+        <w:t xml:space="preserve"> </w:t>
+      </w:r>
+      <w:r>
+        <w:t xml:space="preserve">“</w:t>
+      </w:r>
+      <w:r>
+        <w:t xml:space="preserve">quantum-like</w:t>
+      </w:r>
+      <w:r>
+        <w:t xml:space="preserve">”</w:t>
+      </w:r>
+      <w:r>
+        <w:t xml:space="preserve"> </w:t>
+      </w:r>
+      <w:r>
+        <w:t xml:space="preserve">because quantum-like models, which use QP to represent beliefs and judgements, are the core of the review and of its psychological evidence; quantum-inspired and quantum-circuit models are reviewed alongside them as related classes and are labelled as such throughout.</w:t>
+      </w:r>
+    </w:p>
+    <w:p>
+      <w:pPr>
+        <w:pStyle w:val="BodyText"/>
+      </w:pPr>
+      <w:r>
+        <w:t xml:space="preserve">Robots are the motivating case, but they are not where most of the evidence lies. Of the 67 application studies, 17 concern robots and embodied agents, and none of these tests a QP decision module on a robot; the stronger evidence comes from human–AI trust, decision support and AI systems. The review therefore moves from robotics outwards to AI and ML systems, and it reports explicitly, function by function, where robot evidence is missing (Sections 6 and 11).</w:t>
       </w:r>
     </w:p>
     <w:p>
@@ -2569,6 +2595,49 @@
       </w:r>
       <w:r>
         <w:t xml:space="preserve">. They are listed with the reason for exclusion in Online Resource 1 (Table S7).</w:t>
+      </w:r>
+    </w:p>
+    <w:p>
+      <w:pPr>
+        <w:pStyle w:val="BodyText"/>
+      </w:pPr>
+      <w:r>
+        <w:t xml:space="preserve">The boundary between I1 and E5 follows one rule: what the quantum states and measurements stand for. If they represent cognitive content, such as beliefs, preferences, percepts, emotions or decisions, the study is in scope even when it runs on a QPU; this is why circuit implementations of cognitive models on quantum hardware are included </w:t>
+      </w:r>
+      <w:r>
+        <w:rPr>
+          <w:highlight w:val="yellow"/>
+        </w:rPr>
+        <w:t xml:space="preserve">(Widdows, Rani, and Pothos 2023)</w:t>
+      </w:r>
+      <w:r>
+        <w:t xml:space="preserve">. If they encode a classical problem to be solved faster, such as a QUBO, a search or a policy approximator, the study falls under E5 even when it is described as cognitive. One included study is borderline: it embeds Grover search and other textbook circuits in a cognitive agent architecture, and it was kept because the circuits are part of the agent’s decision process rather than an external solver </w:t>
+      </w:r>
+      <w:r>
+        <w:rPr>
+          <w:highlight w:val="yellow"/>
+        </w:rPr>
+        <w:t xml:space="preserve">(Daglarli 2025)</w:t>
+      </w:r>
+      <w:r>
+        <w:t xml:space="preserve">; it is flagged as borderline in Online Resource 3.</w:t>
+      </w:r>
+    </w:p>
+    <w:p>
+      <w:pPr>
+        <w:pStyle w:val="BodyText"/>
+      </w:pPr>
+      <w:r>
+        <w:t xml:space="preserve">Eleven application studies are quantum-inspired or quantum-circuit models of representation in ML and language processing (complex-valued embeddings, density-matrix and tensor-network models, a quantum natural-language classifier) that use QP structure without modelling human judgement </w:t>
+      </w:r>
+      <w:r>
+        <w:rPr>
+          <w:highlight w:val="yellow"/>
+        </w:rPr>
+        <w:t xml:space="preserve">(Widdows and Peters 2003; Sordoni, Nie, and Bengio 2013; Stoudenmire and Schwab 2016; P. Zhang et al. 2018; Li, Wang, and Melucci 2019; Li, Gkoumas, Lioma, et al. 2021; Li, Gkoumas, Sordoni, et al. 2021; Svozil 2025; C. Zhang et al. 2025; Nebli, Saadatdoorabi, and Yam 2026; Lorenz et al. 2023)</w:t>
+      </w:r>
+      <w:r>
+        <w:t xml:space="preserve">. They meet I1 because they apply QP models to AI systems, but they are the furthest from cognition. As a sensitivity check, removing them leaves 56 application studies (E1 6, E2 16, E3 9, E4 21, E5 4), of which 18 of the 50 appraised compare fully against a classical model (36%, against 39% with them); none of the conclusions of Section 13.3 changes.</w:t>
       </w:r>
     </w:p>
     <w:bookmarkEnd w:id="27"/>
@@ -2698,7 +2767,7 @@
         <w:t xml:space="preserve">(Guru and Chauhan 2026)</w:t>
       </w:r>
       <w:r>
-        <w:t xml:space="preserve">. That scale has no rung for human data, which is the first test of a cognitive model, so it is not used here.</w:t>
+        <w:t xml:space="preserve">. That scale has no rung for human data, which is the first test of a cognitive model, so it is not used here. The six levels follow the steps a cognitive model must pass before it can be trusted in an autonomous system: it is stated (E1), formalised (E2), tested on the human behaviour it claims to describe (E3), shown to work in an artificial agent or benchmark (E4), run on a physical system (E5) and used in the field (E6). The scale is ordinal and was designed for this review, in the spirit of technology-readiness and evidence hierarchies, so it has not been validated independently; a study is placed at the highest level its own evidence reaches, and ambiguous cases received the lower level. To estimate its reliability, a second rater independently re-graded a random sample of the graded studies [FILL: second rater; sample size (20% = 28 studies); Cohen’s kappa for evidence levels and for criteria Q1–Q7].</w:t>
       </w:r>
     </w:p>
     <w:bookmarkEnd w:id="30"/>
@@ -3467,7 +3536,7 @@
         <w:t xml:space="preserve">Selection and grading</w:t>
       </w:r>
       <w:r>
-        <w:t xml:space="preserve">: a single author screened the records and extracted the data, and the second author reviewed rather than independently repeated the grading, so grading reliability cannot be measured; every judgement is published so that readers can check it.</w:t>
+        <w:t xml:space="preserve">: a single author screened the records and extracted the data, and the second author reviewed rather than independently repeated the grading, so grading reliability rests on the second-rater sample described under Evidence levels; every judgement is published so that readers can check it.</w:t>
       </w:r>
       <w:r>
         <w:t xml:space="preserve"> </w:t>
@@ -11976,6 +12045,30 @@
         <w:t xml:space="preserve">Prior Work and Positioning</w:t>
       </w:r>
     </w:p>
+    <w:p>
+      <w:pPr>
+        <w:pStyle w:val="FirstParagraph"/>
+      </w:pPr>
+      <w:r>
+        <w:t xml:space="preserve">This section positions the primary literature and synthesises the evidence of Sections 5–12; earlier</w:t>
+      </w:r>
+      <w:r>
+        <w:t xml:space="preserve"> </w:t>
+      </w:r>
+      <w:r>
+        <w:rPr>
+          <w:iCs/>
+          <w:i/>
+        </w:rPr>
+        <w:t xml:space="preserve">reviews</w:t>
+      </w:r>
+      <w:r>
+        <w:t xml:space="preserve"> </w:t>
+      </w:r>
+      <w:r>
+        <w:t xml:space="preserve">are compared in Section 23.</w:t>
+      </w:r>
+    </w:p>
     <w:bookmarkStart w:id="163" w:name="quantum-cognition-in-psychology"/>
     <w:p>
       <w:pPr>
@@ -13432,7 +13525,16 @@
         <w:t xml:space="preserve">(Dong et al. 2012)</w:t>
       </w:r>
       <w:r>
-        <w:t xml:space="preserve">, but our illustrative experiment shows instability under reward noise (Section 16.3). Circuit-based RL, reviewed in the companion survey, is parameter-efficient but not yet better or faster in wall-clock terms </w:t>
+        <w:t xml:space="preserve">, but our illustrative experiment shows instability under reward noise (Section 16.3). Circuit-based RL is parameter-efficient on benchmark tasks but not yet better or faster in wall-clock terms </w:t>
+      </w:r>
+      <w:r>
+        <w:rPr>
+          <w:highlight w:val="yellow"/>
+        </w:rPr>
+        <w:t xml:space="preserve">(Skolik, Jerbi, and Dunjko 2022; Jerbi et al. 2021; Meyer et al. 2022)</w:t>
+      </w:r>
+      <w:r>
+        <w:t xml:space="preserve">, as the companion survey also concludes for robots </w:t>
       </w:r>
       <w:r>
         <w:rPr>
@@ -13643,7 +13745,7 @@
         <w:pStyle w:val="FirstParagraph"/>
       </w:pPr>
       <w:r>
-        <w:t xml:space="preserve">Because the literature contains almost no controlled comparisons on autonomous systems, we propose a two-phase validation programme. Each task has a classical baseline, a quantum-like model and an a priori QP prediction that can fail.</w:t>
+        <w:t xml:space="preserve">Sections 15, 22 and 24 have distinct roles: this section states which experiments are needed, Section 22 specifies the benchmarks and reporting standard for running them, and Section 24 lists the open research problems that remain beyond them. Because the literature contains almost no controlled comparisons on autonomous systems, we propose a two-phase validation programme. Each task has a classical baseline, a quantum-like model and an a priori QP prediction that can fail.</w:t>
       </w:r>
     </w:p>
     <w:bookmarkStart w:id="191" w:name="phase-1-simulation-benchmark-tasks"/>
@@ -14386,7 +14488,7 @@
         <w:pStyle w:val="FirstParagraph"/>
       </w:pPr>
       <w:r>
-        <w:t xml:space="preserve">The three case studies use the code in Appendix B (Online Resource 2); their numerical values are collected in Appendix C.</w:t>
+        <w:t xml:space="preserve">Case Studies 1 and 2 are worked numerical examples that show what a QP model computes and predicts; they are not experiments and report no performance results. Case Study 3 is a small illustrative experiment. All three use the code in Appendix B (Online Resource 2); their numerical values are collected in Appendix C.</w:t>
       </w:r>
     </w:p>
     <w:bookmarkStart w:id="202" w:name="sec:case-fusion"/>
@@ -14554,7 +14656,7 @@
       </w:r>
     </w:p>
     <w:bookmarkEnd w:id="200"/>
-    <w:bookmarkStart w:id="201" w:name="results-and-comparison"/>
+    <w:bookmarkStart w:id="201" w:name="X833248bf7b2a2f04fcfd6c65f643b190900748b"/>
     <w:p>
       <w:pPr>
         <w:pStyle w:val="Heading3"/>
@@ -14569,7 +14671,7 @@
         <w:tab/>
       </w:r>
       <w:r>
-        <w:t xml:space="preserve">Results and Comparison</w:t>
+        <w:t xml:space="preserve">Results and Comparison: What the Worked Example Shows</w:t>
       </w:r>
     </w:p>
     <w:p>
@@ -14971,7 +15073,7 @@
         </w:r>
       </w:hyperlink>
       <w:r>
-        <w:t xml:space="preserve">). The ε-greedy agent converged fastest (first episode at which the 10-episode moving average fell to 15 steps or fewer: 60 ± 6), while QRL (134 ± 20) and softmax (128 ± 10) were similar. With noisy rewards, QRL learned fastest at first: its median path length was 70 steps at episode 100, against 153 for ε-greedy and 200 (no progress) for softmax. However, it did not stabilise. Over the last 50 episodes its mean path length was 67 ± 40 steps, against 14 ± 13 for ε-greedy and 16 ± 17 for softmax, and 5 of 30 seeds never met the convergence criterion. Varying k did not remove the instability (final means of 78, 67 and 74 steps for k = 10, 30 and 100). The reason is structural: amplitude amplification only increases the probability of rewarded actions, so an action amplified by a noisy positive reward is never de-amplified. The experiment is small and illustrative, but it shows why quantum-inspired RL must be compared with tuned classical baselines under realistic noise, and it points to a concrete design fix: amplitude updates that can also decrease (Appendix E). Full results are in Appendix C.</w:t>
+        <w:t xml:space="preserve">). The ε-greedy agent converged fastest (first episode at which the 10-episode moving average fell to 15 steps or fewer: 60 ± 6), while QRL (134 ± 20) and softmax (128 ± 10) were similar. With noisy rewards, QRL learned fastest at first: its median path length was 70 steps at episode 100, against 153 for ε-greedy and 200 (no progress) for softmax. However, it did not stabilise. Over the last 50 episodes its mean path length was 67 ± 40 steps, against 14 ± 13 for ε-greedy and 16 ± 17 for softmax, and 5 of 30 seeds never met the convergence criterion. Varying k did not remove the instability (final means of 78, 67 and 74 steps for k = 10, 30 and 100). The reason is structural: amplitude amplification only increases the probability of rewarded actions, so an action amplified by a noisy positive reward is never de-amplified. The experiment is small and illustrative: one tabular task, one quantum-inspired variant and two simple classical baselines, so it is not a benchmark and does not show that quantum-inspired RL is generally worse; a fair evaluation would use the protocol of Benchmark 4. It does show why quantum-inspired RL must be compared with tuned classical baselines under realistic noise, and it points to a concrete design fix: amplitude updates that can also decrease (Appendix E). Full results are in Appendix C.</w:t>
       </w:r>
     </w:p>
     <w:p>
@@ -17056,7 +17158,7 @@
         <w:pStyle w:val="FirstParagraph"/>
       </w:pPr>
       <w:r>
-        <w:t xml:space="preserve">Existing reviews cover neighbouring areas but not their intersection (Table</w:t>
+        <w:t xml:space="preserve">Section 13 positioned the primary studies; this section compares the review with earlier reviews. Existing reviews cover neighbouring areas but not their intersection (Table</w:t>
       </w:r>
       <w:r>
         <w:t xml:space="preserve"> </w:t>
@@ -18450,6 +18552,113 @@
             </w:pPr>
             <w:r>
               <w:t xml:space="preserve">(✓)</w:t>
+            </w:r>
+          </w:p>
+        </w:tc>
+        <w:tc>
+          <w:tcPr/>
+          <w:p>
+            <w:pPr>
+              <w:pStyle w:val="Compact"/>
+              <w:jc w:val="left"/>
+            </w:pPr>
+            <w:r>
+              <w:t xml:space="preserve">–</w:t>
+            </w:r>
+          </w:p>
+        </w:tc>
+      </w:tr>
+      <w:tr>
+        <w:tc>
+          <w:tcPr/>
+          <w:p>
+            <w:pPr>
+              <w:pStyle w:val="Compact"/>
+              <w:jc w:val="left"/>
+            </w:pPr>
+            <w:r>
+              <w:t xml:space="preserve">Khrennikov</w:t>
+            </w:r>
+            <w:r>
+              <w:t xml:space="preserve"> </w:t>
+            </w:r>
+            <w:r>
+              <w:rPr>
+                <w:highlight w:val="yellow"/>
+              </w:rPr>
+              <w:t xml:space="preserve">(2026)</w:t>
+            </w:r>
+          </w:p>
+        </w:tc>
+        <w:tc>
+          <w:tcPr/>
+          <w:p>
+            <w:pPr>
+              <w:pStyle w:val="Compact"/>
+              <w:jc w:val="left"/>
+            </w:pPr>
+            <w:r>
+              <w:t xml:space="preserve">Quantum-like cognition and AI</w:t>
+            </w:r>
+          </w:p>
+        </w:tc>
+        <w:tc>
+          <w:tcPr/>
+          <w:p>
+            <w:pPr>
+              <w:pStyle w:val="Compact"/>
+              <w:jc w:val="left"/>
+            </w:pPr>
+            <w:r>
+              <w:t xml:space="preserve">(✓)</w:t>
+            </w:r>
+          </w:p>
+        </w:tc>
+        <w:tc>
+          <w:tcPr/>
+          <w:p>
+            <w:pPr>
+              <w:pStyle w:val="Compact"/>
+              <w:jc w:val="left"/>
+            </w:pPr>
+            <w:r>
+              <w:t xml:space="preserve">–</w:t>
+            </w:r>
+          </w:p>
+        </w:tc>
+        <w:tc>
+          <w:tcPr/>
+          <w:p>
+            <w:pPr>
+              <w:pStyle w:val="Compact"/>
+              <w:jc w:val="left"/>
+            </w:pPr>
+            <w:r>
+              <w:t xml:space="preserve">(✓)</w:t>
+            </w:r>
+          </w:p>
+        </w:tc>
+        <w:tc>
+          <w:tcPr/>
+          <w:p>
+            <w:pPr>
+              <w:pStyle w:val="Compact"/>
+              <w:jc w:val="left"/>
+            </w:pPr>
+            <w:r>
+              <w:t xml:space="preserve">–</w:t>
+            </w:r>
+          </w:p>
+        </w:tc>
+        <w:tc>
+          <w:tcPr/>
+          <w:p>
+            <w:pPr>
+              <w:pStyle w:val="Compact"/>
+              <w:jc w:val="left"/>
+            </w:pPr>
+            <w:r>
+              <w:t xml:space="preserve">–</w:t>
             </w:r>
           </w:p>
         </w:tc>

--- a/github/m/Survey2_Word_for_Mendeley/Survey2_Manuscript_cite_by_hand.docx
+++ b/github/m/Survey2_Word_for_Mendeley/Survey2_Manuscript_cite_by_hand.docx
@@ -3622,7 +3622,7 @@
       <w:r>
         <w:drawing>
           <wp:inline>
-            <wp:extent cx="5311790" cy="4709849"/>
+            <wp:extent cx="4713968" cy="3801095"/>
             <wp:effectExtent b="0" l="0" r="0" t="0"/>
             <wp:docPr descr="" title="" id="38" name="Picture"/>
             <a:graphic>
@@ -3643,7 +3643,7 @@
                   <pic:spPr bwMode="auto">
                     <a:xfrm>
                       <a:off x="0" y="0"/>
-                      <a:ext cx="5311790" cy="4709849"/>
+                      <a:ext cx="4713968" cy="3801095"/>
                     </a:xfrm>
                     <a:prstGeom prst="rect">
                       <a:avLst/>
@@ -6059,7 +6059,7 @@
       <w:r>
         <w:drawing>
           <wp:inline>
-            <wp:extent cx="3307080" cy="3395101"/>
+            <wp:extent cx="2921805" cy="2688244"/>
             <wp:effectExtent b="0" l="0" r="0" t="0"/>
             <wp:docPr descr="" title="" id="73" name="Picture"/>
             <a:graphic>
@@ -6080,7 +6080,7 @@
                   <pic:spPr bwMode="auto">
                     <a:xfrm>
                       <a:off x="0" y="0"/>
-                      <a:ext cx="3307080" cy="3395101"/>
+                      <a:ext cx="2921805" cy="2688244"/>
                     </a:xfrm>
                     <a:prstGeom prst="rect">
                       <a:avLst/>
@@ -6150,7 +6150,7 @@
         <w:t xml:space="preserve"> </w:t>
       </w:r>
       <w:r>
-        <w:t xml:space="preserve">(blue path) or in the reverse order (orange path). With the angles used in Example 1 (Section 5.3), p(A then B) = 0.29 and p(B then A) = 0.22, while the QQ equality is satisfied exactly</w:t>
+        <w:t xml:space="preserve">(solid path) or in the reverse order (dashed path). With the angles used in Example 1 (Section 5.3), p(A then B) = 0.29 and p(B then A) = 0.22, while the QQ equality is satisfied exactly</w:t>
       </w:r>
     </w:p>
     <w:p>
@@ -6160,7 +6160,7 @@
       <w:r>
         <w:drawing>
           <wp:inline>
-            <wp:extent cx="2933700" cy="2519933"/>
+            <wp:extent cx="2592072" cy="2462315"/>
             <wp:effectExtent b="0" l="0" r="0" t="0"/>
             <wp:docPr descr="" title="" id="76" name="Picture"/>
             <a:graphic>
@@ -6181,7 +6181,7 @@
                   <pic:spPr bwMode="auto">
                     <a:xfrm>
                       <a:off x="0" y="0"/>
-                      <a:ext cx="2933700" cy="2519933"/>
+                      <a:ext cx="2592072" cy="2462315"/>
                     </a:xfrm>
                     <a:prstGeom prst="rect">
                       <a:avLst/>
@@ -7988,7 +7988,7 @@
       <w:r>
         <w:drawing>
           <wp:inline>
-            <wp:extent cx="4000500" cy="2207744"/>
+            <wp:extent cx="3535476" cy="1979927"/>
             <wp:effectExtent b="0" l="0" r="0" t="0"/>
             <wp:docPr descr="" title="" id="88" name="Picture"/>
             <a:graphic>
@@ -8009,7 +8009,7 @@
                   <pic:spPr bwMode="auto">
                     <a:xfrm>
                       <a:off x="0" y="0"/>
-                      <a:ext cx="4000500" cy="2207744"/>
+                      <a:ext cx="3535476" cy="1979927"/>
                     </a:xfrm>
                     <a:prstGeom prst="rect">
                       <a:avLst/>
@@ -8255,7 +8255,7 @@
       <w:r>
         <w:drawing>
           <wp:inline>
-            <wp:extent cx="5334000" cy="3247301"/>
+            <wp:extent cx="4713968" cy="2976761"/>
             <wp:effectExtent b="0" l="0" r="0" t="0"/>
             <wp:docPr descr="" title="" id="94" name="Picture"/>
             <a:graphic>
@@ -8276,7 +8276,7 @@
                   <pic:spPr bwMode="auto">
                     <a:xfrm>
                       <a:off x="0" y="0"/>
-                      <a:ext cx="5334000" cy="3247301"/>
+                      <a:ext cx="4713968" cy="2976761"/>
                     </a:xfrm>
                     <a:prstGeom prst="rect">
                       <a:avLst/>
@@ -11447,7 +11447,7 @@
       <w:r>
         <w:drawing>
           <wp:inline>
-            <wp:extent cx="5334000" cy="2897619"/>
+            <wp:extent cx="4713968" cy="2381409"/>
             <wp:effectExtent b="0" l="0" r="0" t="0"/>
             <wp:docPr descr="" title="" id="148" name="Picture"/>
             <a:graphic>
@@ -11468,7 +11468,7 @@
                   <pic:spPr bwMode="auto">
                     <a:xfrm>
                       <a:off x="0" y="0"/>
-                      <a:ext cx="5334000" cy="2897619"/>
+                      <a:ext cx="4713968" cy="2381409"/>
                     </a:xfrm>
                     <a:prstGeom prst="rect">
                       <a:avLst/>
@@ -12281,7 +12281,7 @@
       <w:r>
         <w:drawing>
           <wp:inline>
-            <wp:extent cx="5067300" cy="2887182"/>
+            <wp:extent cx="4477354" cy="2701983"/>
             <wp:effectExtent b="0" l="0" r="0" t="0"/>
             <wp:docPr descr="" title="" id="166" name="Picture"/>
             <a:graphic>
@@ -12302,7 +12302,7 @@
                   <pic:spPr bwMode="auto">
                     <a:xfrm>
                       <a:off x="0" y="0"/>
-                      <a:ext cx="5067300" cy="2887182"/>
+                      <a:ext cx="4477354" cy="2701983"/>
                     </a:xfrm>
                     <a:prstGeom prst="rect">
                       <a:avLst/>
@@ -13662,7 +13662,7 @@
       <w:r>
         <w:drawing>
           <wp:inline>
-            <wp:extent cx="5067300" cy="2752738"/>
+            <wp:extent cx="4477354" cy="2701983"/>
             <wp:effectExtent b="0" l="0" r="0" t="0"/>
             <wp:docPr descr="" title="" id="183" name="Picture"/>
             <a:graphic>
@@ -13683,7 +13683,7 @@
                   <pic:spPr bwMode="auto">
                     <a:xfrm>
                       <a:off x="0" y="0"/>
-                      <a:ext cx="5067300" cy="2752738"/>
+                      <a:ext cx="4477354" cy="2701983"/>
                     </a:xfrm>
                     <a:prstGeom prst="rect">
                       <a:avLst/>
@@ -15083,7 +15083,7 @@
       <w:r>
         <w:drawing>
           <wp:inline>
-            <wp:extent cx="5334000" cy="2846885"/>
+            <wp:extent cx="4713968" cy="2027250"/>
             <wp:effectExtent b="0" l="0" r="0" t="0"/>
             <wp:docPr descr="" title="" id="212" name="Picture"/>
             <a:graphic>
@@ -15104,7 +15104,7 @@
                   <pic:spPr bwMode="auto">
                     <a:xfrm>
                       <a:off x="0" y="0"/>
-                      <a:ext cx="5334000" cy="2846885"/>
+                      <a:ext cx="4713968" cy="2027250"/>
                     </a:xfrm>
                     <a:prstGeom prst="rect">
                       <a:avLst/>
